--- a/public/templates/ket-qua-thncd/M170. Quyet dinh phan cong ca nhan giup do nguoi chap hanh xong hinh phat tu.docx
+++ b/public/templates/ket-qua-thncd/M170. Quyet dinh phan cong ca nhan giup do nguoi chap hanh xong hinh phat tu.docx
@@ -1,21 +1,21 @@
 
 <file path=word/document.xml><?xml version="1.0" encoding="utf-8"?>
-<w:document xmlns:wpc="http://schemas.microsoft.com/office/word/2010/wordprocessingCanvas" xmlns:cx="http://schemas.microsoft.com/office/drawing/2014/chartex" xmlns:mc="http://schemas.openxmlformats.org/markup-compatibility/2006" xmlns:o="urn:schemas-microsoft-com:office:office" xmlns:r="http://schemas.openxmlformats.org/officeDocument/2006/relationships" xmlns:m="http://schemas.openxmlformats.org/officeDocument/2006/math" xmlns:v="urn:schemas-microsoft-com:vml" xmlns:wp14="http://schemas.microsoft.com/office/word/2010/wordprocessingDrawing" xmlns:wp="http://schemas.openxmlformats.org/drawingml/2006/wordprocessingDrawing" xmlns:w10="urn:schemas-microsoft-com:office:word" xmlns:w="http://schemas.openxmlformats.org/wordprocessingml/2006/main" xmlns:w14="http://schemas.microsoft.com/office/word/2010/wordml" xmlns:w15="http://schemas.microsoft.com/office/word/2012/wordml" xmlns:w16se="http://schemas.microsoft.com/office/word/2015/wordml/symex" xmlns:wpg="http://schemas.microsoft.com/office/word/2010/wordprocessingGroup" xmlns:wpi="http://schemas.microsoft.com/office/word/2010/wordprocessingInk" xmlns:wne="http://schemas.microsoft.com/office/word/2006/wordml" xmlns:wps="http://schemas.microsoft.com/office/word/2010/wordprocessingShape" mc:Ignorable="w14 w15 w16se wp14">
+<w:document xmlns:wpc="http://schemas.microsoft.com/office/word/2010/wordprocessingCanvas" xmlns:cx="http://schemas.microsoft.com/office/drawing/2014/chartex" xmlns:cx1="http://schemas.microsoft.com/office/drawing/2015/9/8/chartex" xmlns:cx2="http://schemas.microsoft.com/office/drawing/2015/10/21/chartex" xmlns:cx3="http://schemas.microsoft.com/office/drawing/2016/5/9/chartex" xmlns:cx4="http://schemas.microsoft.com/office/drawing/2016/5/10/chartex" xmlns:cx5="http://schemas.microsoft.com/office/drawing/2016/5/11/chartex" xmlns:cx6="http://schemas.microsoft.com/office/drawing/2016/5/12/chartex" xmlns:cx7="http://schemas.microsoft.com/office/drawing/2016/5/13/chartex" xmlns:cx8="http://schemas.microsoft.com/office/drawing/2016/5/14/chartex" xmlns:mc="http://schemas.openxmlformats.org/markup-compatibility/2006" xmlns:aink="http://schemas.microsoft.com/office/drawing/2016/ink" xmlns:am3d="http://schemas.microsoft.com/office/drawing/2017/model3d" xmlns:o="urn:schemas-microsoft-com:office:office" xmlns:oel="http://schemas.microsoft.com/office/2019/extlst" xmlns:r="http://schemas.openxmlformats.org/officeDocument/2006/relationships" xmlns:m="http://schemas.openxmlformats.org/officeDocument/2006/math" xmlns:v="urn:schemas-microsoft-com:vml" xmlns:wp14="http://schemas.microsoft.com/office/word/2010/wordprocessingDrawing" xmlns:wp="http://schemas.openxmlformats.org/drawingml/2006/wordprocessingDrawing" xmlns:w10="urn:schemas-microsoft-com:office:word" xmlns:w="http://schemas.openxmlformats.org/wordprocessingml/2006/main" xmlns:w14="http://schemas.microsoft.com/office/word/2010/wordml" xmlns:w15="http://schemas.microsoft.com/office/word/2012/wordml" xmlns:w16cex="http://schemas.microsoft.com/office/word/2018/wordml/cex" xmlns:w16cid="http://schemas.microsoft.com/office/word/2016/wordml/cid" xmlns:w16="http://schemas.microsoft.com/office/word/2018/wordml" xmlns:w16du="http://schemas.microsoft.com/office/word/2023/wordml/word16du" xmlns:w16sdtdh="http://schemas.microsoft.com/office/word/2020/wordml/sdtdatahash" xmlns:w16sdtfl="http://schemas.microsoft.com/office/word/2024/wordml/sdtformatlock" xmlns:w16se="http://schemas.microsoft.com/office/word/2015/wordml/symex" xmlns:wpg="http://schemas.microsoft.com/office/word/2010/wordprocessingGroup" xmlns:wpi="http://schemas.microsoft.com/office/word/2010/wordprocessingInk" xmlns:wne="http://schemas.microsoft.com/office/word/2006/wordml" xmlns:wps="http://schemas.microsoft.com/office/word/2010/wordprocessingShape" mc:Ignorable="w14 w15 w16se w16cid w16 w16cex w16sdtdh w16sdtfl w16du wp14">
   <w:body>
     <w:tbl>
       <w:tblPr>
-        <w:tblW w:w="9072" w:type="dxa"/>
-        <w:tblInd w:w="392" w:type="dxa"/>
+        <w:tblW w:w="9720" w:type="dxa"/>
+        <w:tblInd w:w="-34" w:type="dxa"/>
         <w:tblLook w:val="01E0" w:firstRow="1" w:lastRow="1" w:firstColumn="1" w:lastColumn="1" w:noHBand="0" w:noVBand="0"/>
       </w:tblPr>
       <w:tblGrid>
-        <w:gridCol w:w="2755"/>
+        <w:gridCol w:w="3403"/>
         <w:gridCol w:w="6317"/>
       </w:tblGrid>
       <w:tr>
         <w:tc>
           <w:tcPr>
-            <w:tcW w:w="2755" w:type="dxa"/>
+            <w:tcW w:w="3403" w:type="dxa"/>
           </w:tcPr>
           <w:p>
             <w:pPr>
@@ -46,29 +46,20 @@
             </w:pPr>
             <w:r>
               <w:rPr>
-                <w:bCs/>
                 <w:noProof/>
-                <w:sz w:val="26"/>
-                <w:szCs w:val="26"/>
+                <w:sz w:val="20"/>
               </w:rPr>
-              <w:pict>
-                <v:line id="_x0000_s1048" style="position:absolute;left:0;text-align:left;z-index:251657728" from="35.45pt,16.9pt" to="87.8pt,16.9pt"/>
+              <w:pict w14:anchorId="7E7F4251">
+                <v:line id="_x0000_s2076" style="position:absolute;left:0;text-align:left;z-index:5;mso-position-horizontal-relative:text;mso-position-vertical-relative:text" from="42.45pt,16.35pt" to="100.95pt,16.35pt"/>
               </w:pict>
             </w:r>
             <w:r>
               <w:rPr>
+                <w:b/>
                 <w:sz w:val="26"/>
                 <w:szCs w:val="26"/>
               </w:rPr>
-              <w:t>………………………</w:t>
-            </w:r>
-            <w:r>
-              <w:rPr>
-                <w:sz w:val="26"/>
-                <w:szCs w:val="26"/>
-                <w:vertAlign w:val="superscript"/>
-              </w:rPr>
-              <w:t>(1)</w:t>
+              <w:t>PHƯỜNG HÀNG GÒN</w:t>
             </w:r>
           </w:p>
         </w:tc>
@@ -92,8 +83,8 @@
               </w:rPr>
               <w:t xml:space="preserve">CỘNG HÒA XÃ HỘI CHỦ NGHĨA VIỆT </w:t>
             </w:r>
-            <w:smartTag w:uri="urn:schemas-microsoft-com:office:smarttags" w:element="place">
-              <w:smartTag w:uri="urn:schemas-microsoft-com:office:smarttags" w:element="country-region">
+            <w:smartTag w:uri="urn:schemas-microsoft-com:office:smarttags" w:element="country-region">
+              <w:smartTag w:uri="urn:schemas-microsoft-com:office:smarttags" w:element="place">
                 <w:r>
                   <w:rPr>
                     <w:rFonts w:ascii="Times New Roman" w:hAnsi="Times New Roman"/>
@@ -111,14 +102,15 @@
               <w:ind w:right="74"/>
               <w:rPr>
                 <w:rFonts w:ascii="Times New Roman" w:hAnsi="Times New Roman"/>
-                <w:sz w:val="26"/>
-                <w:szCs w:val="26"/>
+                <w:sz w:val="28"/>
+                <w:szCs w:val="28"/>
               </w:rPr>
             </w:pPr>
             <w:r>
               <w:rPr>
                 <w:rFonts w:ascii="Times New Roman" w:hAnsi="Times New Roman"/>
-                <w:sz w:val="26"/>
+                <w:sz w:val="28"/>
+                <w:szCs w:val="28"/>
               </w:rPr>
               <w:t>Độc lập - Tự do - Hạnh phúc</w:t>
             </w:r>
@@ -128,7 +120,7 @@
       <w:tr>
         <w:tc>
           <w:tcPr>
-            <w:tcW w:w="2755" w:type="dxa"/>
+            <w:tcW w:w="3403" w:type="dxa"/>
           </w:tcPr>
           <w:p>
             <w:pPr>
@@ -136,37 +128,30 @@
               <w:jc w:val="center"/>
               <w:rPr>
                 <w:b/>
-                <w:sz w:val="22"/>
               </w:rPr>
             </w:pPr>
             <w:r>
-              <w:rPr>
-                <w:sz w:val="26"/>
-              </w:rPr>
-              <w:t xml:space="preserve">Số: </w:t>
+              <w:t>Số: ..........</w:t>
+            </w:r>
+            <w:proofErr w:type="gramStart"/>
+            <w:r>
+              <w:t>…</w:t>
             </w:r>
             <w:r>
               <w:rPr>
-                <w:sz w:val="16"/>
+                <w:vertAlign w:val="superscript"/>
               </w:rPr>
-              <w:t>..........…</w:t>
+              <w:t>(</w:t>
+            </w:r>
+            <w:proofErr w:type="gramEnd"/>
+            <w:r>
+              <w:rPr>
+                <w:vertAlign w:val="superscript"/>
+              </w:rPr>
+              <w:t>2)</w:t>
             </w:r>
             <w:r>
-              <w:rPr>
-                <w:sz w:val="26"/>
-                <w:szCs w:val="26"/>
-                <w:vertAlign w:val="superscript"/>
-              </w:rPr>
-              <w:t>(2)</w:t>
-            </w:r>
-            <w:r>
-              <w:rPr>
-                <w:sz w:val="26"/>
-              </w:rPr>
-              <w:t xml:space="preserve">/QĐ-UBND  </w:t>
-            </w:r>
-            <w:r>
-              <w:t xml:space="preserve">    </w:t>
+              <w:t xml:space="preserve">/QĐ-UBND      </w:t>
             </w:r>
           </w:p>
         </w:tc>
@@ -190,11 +175,13 @@
             <w:r>
               <w:rPr>
                 <w:rFonts w:ascii="Times New Roman" w:hAnsi="Times New Roman"/>
-                <w:noProof/>
-                <w:sz w:val="20"/>
+                <w:b w:val="0"/>
+                <w:i/>
+                <w:sz w:val="28"/>
+                <w:szCs w:val="28"/>
               </w:rPr>
-              <w:pict>
-                <v:line id="_x0000_s1047" style="position:absolute;left:0;text-align:left;z-index:251656704;mso-position-horizontal-relative:text;mso-position-vertical-relative:text" from="73.3pt,1.4pt" to="226.3pt,1.4pt"/>
+              <w:pict w14:anchorId="7E7F4251">
+                <v:line id="_x0000_s2071" style="position:absolute;left:0;text-align:left;z-index:2;mso-position-horizontal-relative:text;mso-position-vertical-relative:text" from="65.8pt,.25pt" to="237.55pt,.25pt"/>
               </w:pict>
             </w:r>
             <w:r>
@@ -202,16 +189,29 @@
                 <w:rFonts w:ascii="Times New Roman" w:hAnsi="Times New Roman"/>
                 <w:b w:val="0"/>
                 <w:i/>
-                <w:sz w:val="20"/>
+                <w:sz w:val="28"/>
+                <w:szCs w:val="28"/>
               </w:rPr>
-              <w:t>Hàng Gòn</w:t>
+              <w:t xml:space="preserve">Hàng </w:t>
+            </w:r>
+            <w:proofErr w:type="gramStart"/>
+            <w:r>
+              <w:rPr>
+                <w:rFonts w:ascii="Times New Roman" w:hAnsi="Times New Roman"/>
+                <w:b w:val="0"/>
+                <w:i/>
+                <w:sz w:val="28"/>
+                <w:szCs w:val="28"/>
+              </w:rPr>
+              <w:t>Gòn</w:t>
             </w:r>
             <w:r>
               <w:rPr>
                 <w:rFonts w:ascii="Times New Roman" w:hAnsi="Times New Roman"/>
                 <w:b w:val="0"/>
                 <w:i/>
-                <w:sz w:val="20"/>
+                <w:sz w:val="28"/>
+                <w:szCs w:val="28"/>
               </w:rPr>
               <w:t>,</w:t>
             </w:r>
@@ -220,82 +220,32 @@
                 <w:rFonts w:ascii="Times New Roman" w:hAnsi="Times New Roman"/>
                 <w:b w:val="0"/>
                 <w:i/>
-                <w:sz w:val="18"/>
+                <w:sz w:val="28"/>
+                <w:szCs w:val="28"/>
               </w:rPr>
-              <w:t xml:space="preserve">  </w:t>
+              <w:t xml:space="preserve">  ngày</w:t>
+            </w:r>
+            <w:proofErr w:type="gramEnd"/>
+            <w:r>
+              <w:rPr>
+                <w:rFonts w:ascii="Times New Roman" w:hAnsi="Times New Roman"/>
+                <w:b w:val="0"/>
+                <w:i/>
+                <w:sz w:val="28"/>
+                <w:szCs w:val="28"/>
+              </w:rPr>
+              <w:t xml:space="preserve"> ........tháng ........ năm 20.......</w:t>
             </w:r>
             <w:r>
               <w:rPr>
                 <w:rFonts w:ascii="Times New Roman" w:hAnsi="Times New Roman"/>
                 <w:b w:val="0"/>
                 <w:i/>
-                <w:sz w:val="26"/>
-                <w:szCs w:val="26"/>
+                <w:sz w:val="28"/>
+                <w:szCs w:val="28"/>
+                <w:vertAlign w:val="superscript"/>
               </w:rPr>
-              <w:t>ngày</w:t>
-            </w:r>
-            <w:r>
-              <w:rPr>
-                <w:rFonts w:ascii="Times New Roman" w:hAnsi="Times New Roman"/>
-                <w:b w:val="0"/>
-                <w:i/>
-              </w:rPr>
-              <w:t xml:space="preserve"> </w:t>
-            </w:r>
-            <w:r>
-              <w:rPr>
-                <w:rFonts w:ascii="Times New Roman" w:hAnsi="Times New Roman"/>
-                <w:b w:val="0"/>
-                <w:i/>
-                <w:sz w:val="20"/>
-              </w:rPr>
-              <w:t>........</w:t>
-            </w:r>
-            <w:r>
-              <w:rPr>
-                <w:rFonts w:ascii="Times New Roman" w:hAnsi="Times New Roman"/>
-                <w:b w:val="0"/>
-                <w:i/>
-                <w:sz w:val="26"/>
-                <w:szCs w:val="26"/>
-              </w:rPr>
-              <w:t>tháng</w:t>
-            </w:r>
-            <w:r>
-              <w:rPr>
-                <w:rFonts w:ascii="Times New Roman" w:hAnsi="Times New Roman"/>
-                <w:b w:val="0"/>
-                <w:i/>
-                <w:sz w:val="20"/>
-              </w:rPr>
-              <w:t xml:space="preserve"> ........</w:t>
-            </w:r>
-            <w:r>
-              <w:rPr>
-                <w:rFonts w:ascii="Times New Roman" w:hAnsi="Times New Roman"/>
-                <w:b w:val="0"/>
-                <w:i/>
-              </w:rPr>
-              <w:t xml:space="preserve"> </w:t>
-            </w:r>
-            <w:r>
-              <w:rPr>
-                <w:rFonts w:ascii="Times New Roman" w:hAnsi="Times New Roman"/>
-                <w:b w:val="0"/>
-                <w:i/>
-                <w:sz w:val="26"/>
-                <w:szCs w:val="26"/>
-              </w:rPr>
-              <w:t>năm 20</w:t>
-            </w:r>
-            <w:r>
-              <w:rPr>
-                <w:rFonts w:ascii="Times New Roman" w:hAnsi="Times New Roman"/>
-                <w:b w:val="0"/>
-                <w:i/>
-                <w:sz w:val="20"/>
-              </w:rPr>
-              <w:t>.......</w:t>
+              <w:t>(</w:t>
             </w:r>
             <w:r>
               <w:rPr>
@@ -306,7 +256,7 @@
                 <w:szCs w:val="26"/>
                 <w:vertAlign w:val="superscript"/>
               </w:rPr>
-              <w:t>(3)</w:t>
+              <w:t>3)</w:t>
             </w:r>
           </w:p>
         </w:tc>
@@ -325,13 +275,13 @@
           <w:bCs/>
           <w:noProof/>
         </w:rPr>
-        <w:pict>
+        <w:pict w14:anchorId="7320075F">
           <v:shapetype id="_x0000_t202" coordsize="21600,21600" o:spt="202" path="m,l,21600r21600,l21600,xe">
             <v:stroke joinstyle="miter"/>
             <v:path gradientshapeok="t" o:connecttype="rect"/>
           </v:shapetype>
-          <v:shape id="_x0000_s1049" type="#_x0000_t202" style="position:absolute;left:0;text-align:left;margin-left:322.95pt;margin-top:-89.7pt;width:143.4pt;height:20.55pt;z-index:251658752;mso-position-horizontal-relative:text;mso-position-vertical-relative:text" filled="f" stroked="f">
-            <v:textbox style="mso-next-textbox:#_x0000_s1049" inset="0,.1mm,0,0">
+          <v:shape id="_x0000_s2073" type="#_x0000_t202" style="position:absolute;left:0;text-align:left;margin-left:322.95pt;margin-top:-89.7pt;width:143.4pt;height:20.55pt;z-index:3;mso-position-horizontal-relative:text;mso-position-vertical-relative:text" filled="f" stroked="f">
+            <v:textbox style="mso-next-textbox:#_x0000_s2073" inset="0,.1mm,0,0">
               <w:txbxContent>
                 <w:p>
                   <w:pPr>
@@ -497,6 +447,7 @@
           <w:rFonts w:ascii="Times New Roman" w:hAnsi="Times New Roman"/>
           <w:bCs/>
           <w:sz w:val="28"/>
+          <w:szCs w:val="28"/>
         </w:rPr>
       </w:pPr>
       <w:r>
@@ -504,142 +455,70 @@
           <w:rFonts w:ascii="Times New Roman" w:hAnsi="Times New Roman"/>
           <w:bCs/>
           <w:sz w:val="28"/>
-        </w:rPr>
-        <w:t>V</w:t>
+          <w:szCs w:val="28"/>
+        </w:rPr>
+        <w:t>Về p</w:t>
       </w:r>
       <w:r>
         <w:rPr>
           <w:rFonts w:ascii="Times New Roman" w:hAnsi="Times New Roman"/>
           <w:bCs/>
           <w:sz w:val="28"/>
-        </w:rPr>
-        <w:t>ề</w:t>
+          <w:szCs w:val="28"/>
+        </w:rPr>
+        <w:t xml:space="preserve">hân công </w:t>
       </w:r>
       <w:r>
         <w:rPr>
           <w:rFonts w:ascii="Times New Roman" w:hAnsi="Times New Roman"/>
           <w:bCs/>
           <w:sz w:val="28"/>
-        </w:rPr>
-        <w:t xml:space="preserve"> p</w:t>
+          <w:szCs w:val="28"/>
+        </w:rPr>
+        <w:t xml:space="preserve">người </w:t>
       </w:r>
       <w:r>
         <w:rPr>
           <w:rFonts w:ascii="Times New Roman" w:hAnsi="Times New Roman"/>
           <w:bCs/>
           <w:sz w:val="28"/>
-        </w:rPr>
-        <w:t>h</w:t>
+          <w:szCs w:val="28"/>
+        </w:rPr>
+        <w:t xml:space="preserve">trực tiếp </w:t>
       </w:r>
       <w:r>
         <w:rPr>
           <w:rFonts w:ascii="Times New Roman" w:hAnsi="Times New Roman"/>
           <w:bCs/>
           <w:sz w:val="28"/>
-        </w:rPr>
-        <w:t>â</w:t>
+          <w:szCs w:val="28"/>
+        </w:rPr>
+        <w:t>giúp đỡ</w:t>
       </w:r>
       <w:r>
         <w:rPr>
           <w:rFonts w:ascii="Times New Roman" w:hAnsi="Times New Roman"/>
           <w:bCs/>
           <w:sz w:val="28"/>
-        </w:rPr>
-        <w:t>n c</w:t>
+          <w:szCs w:val="28"/>
+        </w:rPr>
+        <w:t xml:space="preserve"> </w:t>
       </w:r>
       <w:r>
         <w:rPr>
           <w:rFonts w:ascii="Times New Roman" w:hAnsi="Times New Roman"/>
           <w:bCs/>
           <w:sz w:val="28"/>
-        </w:rPr>
-        <w:t>ô</w:t>
+          <w:szCs w:val="28"/>
+        </w:rPr>
+        <w:t xml:space="preserve">người chấp hành xong </w:t>
       </w:r>
       <w:r>
         <w:rPr>
           <w:rFonts w:ascii="Times New Roman" w:hAnsi="Times New Roman"/>
           <w:bCs/>
           <w:sz w:val="28"/>
-        </w:rPr>
-        <w:t xml:space="preserve">ng </w:t>
-      </w:r>
-      <w:r>
-        <w:rPr>
-          <w:rFonts w:ascii="Times New Roman" w:hAnsi="Times New Roman"/>
-          <w:bCs/>
-          <w:sz w:val="28"/>
-        </w:rPr>
-        <w:t xml:space="preserve">người </w:t>
-      </w:r>
-      <w:r>
-        <w:rPr>
-          <w:rFonts w:ascii="Times New Roman" w:hAnsi="Times New Roman"/>
-          <w:bCs/>
-          <w:sz w:val="28"/>
-        </w:rPr>
-        <w:t>tr</w:t>
-      </w:r>
-      <w:r>
-        <w:rPr>
-          <w:rFonts w:ascii="Times New Roman" w:hAnsi="Times New Roman"/>
-          <w:bCs/>
-          <w:sz w:val="28"/>
-        </w:rPr>
-        <w:t>ự</w:t>
-      </w:r>
-      <w:r>
-        <w:rPr>
-          <w:rFonts w:ascii="Times New Roman" w:hAnsi="Times New Roman"/>
-          <w:bCs/>
-          <w:sz w:val="28"/>
-        </w:rPr>
-        <w:t>c ti</w:t>
-      </w:r>
-      <w:r>
-        <w:rPr>
-          <w:rFonts w:ascii="Times New Roman" w:hAnsi="Times New Roman"/>
-          <w:bCs/>
-          <w:sz w:val="28"/>
-        </w:rPr>
-        <w:t>ếp</w:t>
-      </w:r>
-      <w:r>
-        <w:rPr>
-          <w:rFonts w:ascii="Times New Roman" w:hAnsi="Times New Roman"/>
-          <w:bCs/>
-          <w:sz w:val="28"/>
-        </w:rPr>
-        <w:t xml:space="preserve"> </w:t>
-      </w:r>
-      <w:r>
-        <w:rPr>
-          <w:rFonts w:ascii="Times New Roman" w:hAnsi="Times New Roman"/>
-          <w:bCs/>
-          <w:sz w:val="28"/>
-        </w:rPr>
-        <w:t>giúp đỡ</w:t>
-      </w:r>
-      <w:r>
-        <w:rPr>
-          <w:rFonts w:ascii="Times New Roman" w:hAnsi="Times New Roman"/>
-          <w:bCs/>
-          <w:sz w:val="28"/>
-        </w:rPr>
-        <w:t xml:space="preserve"> </w:t>
-      </w:r>
-      <w:r>
-        <w:rPr>
-          <w:rFonts w:ascii="Times New Roman" w:hAnsi="Times New Roman"/>
-          <w:bCs/>
-          <w:sz w:val="28"/>
-        </w:rPr>
-        <w:t xml:space="preserve">người chấp hành xong </w:t>
-      </w:r>
-      <w:r>
-        <w:rPr>
-          <w:rFonts w:ascii="Times New Roman" w:hAnsi="Times New Roman"/>
-          <w:bCs/>
-          <w:sz w:val="28"/>
+          <w:szCs w:val="28"/>
         </w:rPr>
         <w:t>hình phạt tù</w:t>
       </w:r>
@@ -659,10 +538,11 @@
         <w:rPr>
           <w:rFonts w:ascii="Times New Roman" w:hAnsi="Times New Roman"/>
           <w:noProof/>
-          <w:szCs w:val="28"/>
-        </w:rPr>
-        <w:pict>
-          <v:line id="_x0000_s1028" style="position:absolute;z-index:251655680" from="167.25pt,2.7pt" to="293.25pt,2.7pt"/>
+          <w:sz w:val="28"/>
+          <w:szCs w:val="28"/>
+        </w:rPr>
+        <w:pict w14:anchorId="2EC7C1B9">
+          <v:line id="_x0000_s2052" style="position:absolute;z-index:1" from="167.25pt,2.7pt" to="293.25pt,2.7pt"/>
         </w:pict>
       </w:r>
     </w:p>
@@ -672,391 +552,339 @@
         <w:jc w:val="center"/>
         <w:rPr>
           <w:b/>
-          <w:sz w:val="26"/>
         </w:rPr>
       </w:pPr>
       <w:r>
         <w:rPr>
           <w:b/>
-          <w:sz w:val="26"/>
         </w:rPr>
         <w:t>CHỦ TỊCH</w:t>
       </w:r>
-    </w:p>
-    <w:p>
-      <w:pPr>
-        <w:spacing w:line="276" w:lineRule="auto"/>
-        <w:jc w:val="center"/>
-        <w:rPr>
-          <w:b/>
-          <w:sz w:val="26"/>
-          <w:szCs w:val="26"/>
-        </w:rPr>
-      </w:pPr>
-      <w:r>
-        <w:rPr>
-          <w:b/>
-          <w:sz w:val="26"/>
-          <w:szCs w:val="26"/>
+      <w:r>
+        <w:rPr>
+          <w:b/>
         </w:rPr>
         <w:t xml:space="preserve"> </w:t>
       </w:r>
       <w:r>
         <w:rPr>
           <w:b/>
-          <w:sz w:val="26"/>
-          <w:szCs w:val="26"/>
         </w:rPr>
         <w:t>ỦY BAN NHÂN DÂN</w:t>
       </w:r>
       <w:r>
         <w:rPr>
           <w:b/>
-          <w:sz w:val="26"/>
-          <w:szCs w:val="26"/>
         </w:rPr>
         <w:t xml:space="preserve"> PHƯỜNG HÀNG GÒN</w:t>
-      </w:r>
-      <w:r>
-        <w:rPr>
-          <w:sz w:val="26"/>
-          <w:szCs w:val="26"/>
-        </w:rPr>
-        <w:t xml:space="preserve"/>
-      </w:r>
-      <w:r>
-        <w:rPr>
-          <w:sz w:val="26"/>
-          <w:szCs w:val="26"/>
-        </w:rPr>
-        <w:t xml:space="preserve"/>
-      </w:r>
-      <w:r>
-        <w:rPr>
-          <w:sz w:val="26"/>
-          <w:szCs w:val="26"/>
-        </w:rPr>
-        <w:t xml:space="preserve"/>
-      </w:r>
-      <w:r>
-        <w:rPr>
-          <w:sz w:val="26"/>
-          <w:szCs w:val="26"/>
-        </w:rPr>
-        <w:t xml:space="preserve"/>
-      </w:r>
-      <w:r>
-        <w:rPr>
-          <w:sz w:val="26"/>
-          <w:szCs w:val="26"/>
-        </w:rPr>
-        <w:t xml:space="preserve"/>
-      </w:r>
-      <w:r>
-        <w:rPr>
-          <w:sz w:val="26"/>
-          <w:szCs w:val="26"/>
-        </w:rPr>
-        <w:t xml:space="preserve"/>
-      </w:r>
-      <w:r>
-        <w:rPr>
-          <w:sz w:val="26"/>
-          <w:szCs w:val="26"/>
-          <w:vertAlign w:val="superscript"/>
-        </w:rPr>
-        <w:t>(1)</w:t>
       </w:r>
     </w:p>
     <w:p>
       <w:pPr>
         <w:spacing w:line="276" w:lineRule="auto"/>
         <w:jc w:val="both"/>
-        <w:rPr>
-          <w:sz w:val="24"/>
-        </w:rPr>
       </w:pPr>
     </w:p>
     <w:p>
       <w:pPr>
-        <w:pStyle w:val="BodyText"/>
-        <w:spacing w:after="120" w:line="276" w:lineRule="auto"/>
-        <w:ind w:firstLine="567"/>
-        <w:rPr>
-          <w:rFonts w:ascii="Times New Roman" w:hAnsi="Times New Roman"/>
-          <w:sz w:val="26"/>
-          <w:szCs w:val="26"/>
+        <w:shd w:val="clear" w:color="auto" w:fill="FFFFFF"/>
+        <w:spacing w:beforeLines="60" w:before="144" w:line="234" w:lineRule="atLeast"/>
+        <w:ind w:firstLine="709"/>
+        <w:jc w:val="both"/>
+        <w:rPr>
+          <w:i/>
+          <w:iCs/>
+          <w:color w:val="000000"/>
+          <w:shd w:val="clear" w:color="auto" w:fill="FFFFFF"/>
+          <w:lang w:val="vi-VN"/>
         </w:rPr>
       </w:pPr>
-      <w:bookmarkStart w:id="0" w:name="_Hlk232404037"/>
-      <w:r>
-        <w:rPr>
-          <w:rFonts w:ascii="Times New Roman" w:hAnsi="Times New Roman"/>
-          <w:sz w:val="26"/>
-          <w:szCs w:val="26"/>
-        </w:rPr>
-        <w:t xml:space="preserve">Căn cứ Điều </w:t>
-      </w:r>
-      <w:r>
-        <w:rPr>
-          <w:rFonts w:ascii="Times New Roman" w:hAnsi="Times New Roman"/>
-          <w:sz w:val="26"/>
-          <w:szCs w:val="26"/>
-        </w:rPr>
-        <w:t>….</w:t>
-      </w:r>
-      <w:r>
-        <w:rPr>
-          <w:rFonts w:ascii="Times New Roman" w:hAnsi="Times New Roman"/>
-          <w:sz w:val="26"/>
-          <w:szCs w:val="26"/>
-        </w:rPr>
-        <w:t xml:space="preserve"> Nghị định số 247/2026/NĐ-CP ngày 29 tháng 6 năm 2026 của Chính phủ quy định về công tác tài hoà nhập cộng đồng;</w:t>
+      <w:r>
+        <w:rPr>
+          <w:i/>
+          <w:iCs/>
+          <w:color w:val="000000"/>
+          <w:shd w:val="clear" w:color="auto" w:fill="FFFFFF"/>
+          <w:lang w:val="vi-VN"/>
+        </w:rPr>
+        <w:t xml:space="preserve">Căn cứ </w:t>
+      </w:r>
+      <w:bookmarkStart w:id="0" w:name="tvpllink_xkpidutbho_2"/>
+      <w:r>
+        <w:rPr>
+          <w:i/>
+          <w:iCs/>
+          <w:color w:val="000000"/>
+          <w:shd w:val="clear" w:color="auto" w:fill="FFFFFF"/>
+          <w:lang w:val="vi-VN"/>
+        </w:rPr>
+        <w:t>Luật Tổ chức chính quyền địa phương</w:t>
+      </w:r>
+      <w:bookmarkEnd w:id="0"/>
+      <w:r>
+        <w:rPr>
+          <w:i/>
+          <w:iCs/>
+          <w:color w:val="000000"/>
+          <w:shd w:val="clear" w:color="auto" w:fill="FFFFFF"/>
+          <w:lang w:val="vi-VN"/>
+        </w:rPr>
+        <w:t xml:space="preserve"> ngày 16 tháng 6 năm 2025; </w:t>
       </w:r>
     </w:p>
-    <w:bookmarkEnd w:id="0"/>
     <w:p>
       <w:pPr>
-        <w:pStyle w:val="BodyText"/>
-        <w:spacing w:after="120" w:line="276" w:lineRule="auto"/>
-        <w:ind w:firstLine="567"/>
-        <w:rPr>
-          <w:rFonts w:ascii="Times New Roman" w:hAnsi="Times New Roman"/>
-          <w:sz w:val="26"/>
-          <w:szCs w:val="26"/>
+        <w:shd w:val="clear" w:color="auto" w:fill="FFFFFF"/>
+        <w:spacing w:beforeLines="60" w:before="144" w:line="234" w:lineRule="atLeast"/>
+        <w:ind w:firstLine="709"/>
+        <w:jc w:val="both"/>
+        <w:rPr>
+          <w:i/>
+          <w:iCs/>
+          <w:color w:val="000000"/>
+          <w:shd w:val="clear" w:color="auto" w:fill="FFFFFF"/>
+          <w:lang w:val="vi-VN"/>
         </w:rPr>
       </w:pPr>
       <w:r>
         <w:rPr>
-          <w:rFonts w:ascii="Times New Roman" w:hAnsi="Times New Roman"/>
-          <w:sz w:val="26"/>
-          <w:szCs w:val="26"/>
+          <w:i/>
+          <w:iCs/>
+          <w:color w:val="000000"/>
+          <w:shd w:val="clear" w:color="auto" w:fill="FFFFFF"/>
+          <w:lang w:val="vi-VN"/>
+        </w:rPr>
+        <w:t>Căn cứ Nghị quyết số 1662/NQ-UBTVQH15 ngày 16 tháng 06 năm 2025 của Ủy Ban thường vụ Quốc Hội về việc sắp xếp đơn vị hành chính cấp xã của tỉnh Đồng Nai năm 2025;</w:t>
+      </w:r>
+    </w:p>
+    <w:p>
+      <w:pPr>
+        <w:shd w:val="clear" w:color="auto" w:fill="FFFFFF"/>
+        <w:spacing w:beforeLines="60" w:before="144" w:line="234" w:lineRule="atLeast"/>
+        <w:ind w:firstLine="709"/>
+        <w:jc w:val="both"/>
+        <w:rPr>
+          <w:i/>
+          <w:iCs/>
+          <w:color w:val="000000"/>
+          <w:shd w:val="clear" w:color="auto" w:fill="FFFFFF"/>
+          <w:lang w:val="vi-VN"/>
+        </w:rPr>
+      </w:pPr>
+      <w:bookmarkStart w:id="1" w:name="_Hlk232404037"/>
+      <w:r>
+        <w:rPr>
+          <w:i/>
+          <w:iCs/>
+          <w:color w:val="000000"/>
+          <w:shd w:val="clear" w:color="auto" w:fill="FFFFFF"/>
+          <w:lang w:val="vi-VN"/>
+        </w:rPr>
+        <w:t xml:space="preserve">Căn cứ Điều </w:t>
+      </w:r>
+      <w:r>
+        <w:rPr>
+          <w:i/>
+          <w:iCs/>
+          <w:color w:val="000000"/>
+          <w:shd w:val="clear" w:color="auto" w:fill="FFFFFF"/>
+          <w:lang w:val="vi-VN"/>
+        </w:rPr>
+        <w:t>….</w:t>
+      </w:r>
+      <w:r>
+        <w:rPr>
+          <w:i/>
+          <w:iCs/>
+          <w:color w:val="000000"/>
+          <w:shd w:val="clear" w:color="auto" w:fill="FFFFFF"/>
+          <w:lang w:val="vi-VN"/>
+        </w:rPr>
+        <w:t xml:space="preserve"> Nghị định số 247/2026/NĐ-CP ngày 29 tháng 6 năm 2026 của Chính phủ quy định về công tác tài hoà nhập cộng đồng;</w:t>
+      </w:r>
+    </w:p>
+    <w:bookmarkEnd w:id="1"/>
+    <w:p>
+      <w:pPr>
+        <w:shd w:val="clear" w:color="auto" w:fill="FFFFFF"/>
+        <w:spacing w:beforeLines="60" w:before="144" w:line="234" w:lineRule="atLeast"/>
+        <w:ind w:firstLine="709"/>
+        <w:jc w:val="both"/>
+        <w:rPr>
+          <w:i/>
+          <w:iCs/>
+          <w:color w:val="000000"/>
+          <w:shd w:val="clear" w:color="auto" w:fill="FFFFFF"/>
+          <w:lang w:val="vi-VN"/>
+        </w:rPr>
+      </w:pPr>
+      <w:r>
+        <w:rPr>
+          <w:i/>
+          <w:iCs/>
+          <w:color w:val="000000"/>
+          <w:shd w:val="clear" w:color="auto" w:fill="FFFFFF"/>
+          <w:lang w:val="vi-VN"/>
         </w:rPr>
         <w:t xml:space="preserve">Theo đề nghị </w:t>
       </w:r>
       <w:r>
         <w:rPr>
-          <w:rFonts w:ascii="Times New Roman" w:hAnsi="Times New Roman"/>
-          <w:sz w:val="26"/>
-          <w:szCs w:val="26"/>
+          <w:i/>
+          <w:iCs/>
+          <w:color w:val="000000"/>
+          <w:shd w:val="clear" w:color="auto" w:fill="FFFFFF"/>
+          <w:lang w:val="vi-VN"/>
         </w:rPr>
         <w:t xml:space="preserve">của Trưởng </w:t>
       </w:r>
       <w:r>
         <w:rPr>
-          <w:rFonts w:ascii="Times New Roman" w:hAnsi="Times New Roman"/>
-          <w:sz w:val="26"/>
-          <w:szCs w:val="26"/>
+          <w:i/>
+          <w:iCs/>
+          <w:color w:val="000000"/>
+          <w:shd w:val="clear" w:color="auto" w:fill="FFFFFF"/>
+          <w:lang w:val="vi-VN"/>
         </w:rPr>
         <w:t>C</w:t>
       </w:r>
       <w:r>
         <w:rPr>
-          <w:rFonts w:ascii="Times New Roman" w:hAnsi="Times New Roman"/>
-          <w:sz w:val="26"/>
-          <w:szCs w:val="26"/>
+          <w:i/>
+          <w:iCs/>
+          <w:color w:val="000000"/>
+          <w:shd w:val="clear" w:color="auto" w:fill="FFFFFF"/>
+          <w:lang w:val="vi-VN"/>
         </w:rPr>
         <w:t xml:space="preserve">ông an </w:t>
       </w:r>
       <w:r>
         <w:rPr>
-          <w:rFonts w:ascii="Times New Roman" w:hAnsi="Times New Roman"/>
-          <w:sz w:val="20"/>
-        </w:rPr>
-        <w:t xml:space="preserve"/>
-      </w:r>
-      <w:r>
-        <w:rPr>
-          <w:rFonts w:ascii="Times New Roman" w:hAnsi="Times New Roman"/>
-          <w:sz w:val="20"/>
-        </w:rPr>
-        <w:t xml:space="preserve"/>
-      </w:r>
-      <w:r>
-        <w:rPr>
-          <w:rFonts w:ascii="Times New Roman" w:hAnsi="Times New Roman"/>
-          <w:sz w:val="20"/>
-        </w:rPr>
-        <w:t xml:space="preserve"/>
-      </w:r>
-      <w:r>
-        <w:rPr>
-          <w:rFonts w:ascii="Times New Roman" w:hAnsi="Times New Roman"/>
-          <w:sz w:val="20"/>
-        </w:rPr>
-        <w:t xml:space="preserve"/>
-      </w:r>
-      <w:r>
-        <w:rPr>
-          <w:rFonts w:ascii="Times New Roman" w:hAnsi="Times New Roman"/>
-          <w:sz w:val="20"/>
-        </w:rPr>
-        <w:t xml:space="preserve"/>
-      </w:r>
-      <w:r>
-        <w:rPr>
-          <w:rFonts w:ascii="Times New Roman" w:hAnsi="Times New Roman"/>
-          <w:sz w:val="26"/>
-          <w:szCs w:val="26"/>
-          <w:vertAlign w:val="superscript"/>
+          <w:i/>
+          <w:iCs/>
+          <w:color w:val="000000"/>
+          <w:shd w:val="clear" w:color="auto" w:fill="FFFFFF"/>
+          <w:lang w:val="vi-VN"/>
+        </w:rPr>
+        <w:t>(4)</w:t>
+      </w:r>
+      <w:r>
+        <w:rPr>
+          <w:i/>
+          <w:iCs/>
+          <w:color w:val="000000"/>
+          <w:shd w:val="clear" w:color="auto" w:fill="FFFFFF"/>
+          <w:lang w:val="vi-VN"/>
+        </w:rPr>
+        <w:t>,</w:t>
+      </w:r>
+      <w:r>
+        <w:rPr>
+          <w:i/>
+          <w:iCs/>
+          <w:color w:val="000000"/>
+          <w:shd w:val="clear" w:color="auto" w:fill="FFFFFF"/>
+          <w:lang w:val="vi-VN"/>
+        </w:rPr>
+        <w:t xml:space="preserve"> tại </w:t>
+      </w:r>
+      <w:r>
+        <w:rPr>
+          <w:i/>
+          <w:iCs/>
+          <w:color w:val="000000"/>
+          <w:shd w:val="clear" w:color="auto" w:fill="FFFFFF"/>
+          <w:lang w:val="vi-VN"/>
+        </w:rPr>
+        <w:t>Báo cáo</w:t>
+      </w:r>
+      <w:r>
+        <w:rPr>
+          <w:i/>
+          <w:iCs/>
+          <w:color w:val="000000"/>
+          <w:shd w:val="clear" w:color="auto" w:fill="FFFFFF"/>
+          <w:lang w:val="vi-VN"/>
+        </w:rPr>
+        <w:t xml:space="preserve"> đề xuất</w:t>
+      </w:r>
+      <w:r>
+        <w:rPr>
+          <w:i/>
+          <w:iCs/>
+          <w:color w:val="000000"/>
+          <w:shd w:val="clear" w:color="auto" w:fill="FFFFFF"/>
+          <w:lang w:val="vi-VN"/>
+        </w:rPr>
+        <w:t xml:space="preserve"> số............./BC</w:t>
+      </w:r>
+      <w:r>
+        <w:rPr>
+          <w:i/>
+          <w:iCs/>
+          <w:color w:val="000000"/>
+          <w:shd w:val="clear" w:color="auto" w:fill="FFFFFF"/>
+          <w:lang w:val="vi-VN"/>
+        </w:rPr>
+        <w:t>-</w:t>
+      </w:r>
+      <w:r>
+        <w:rPr>
+          <w:i/>
+          <w:iCs/>
+          <w:color w:val="000000"/>
+          <w:shd w:val="clear" w:color="auto" w:fill="FFFFFF"/>
+          <w:lang w:val="vi-VN"/>
+        </w:rPr>
+        <w:t xml:space="preserve">ĐX </w:t>
+      </w:r>
+      <w:r>
+        <w:rPr>
+          <w:i/>
+          <w:iCs/>
+          <w:color w:val="000000"/>
+          <w:shd w:val="clear" w:color="auto" w:fill="FFFFFF"/>
+          <w:lang w:val="vi-VN"/>
+        </w:rPr>
+        <w:t>ngày ......./….../..........</w:t>
+      </w:r>
+      <w:r>
+        <w:rPr>
+          <w:i/>
+          <w:iCs/>
+          <w:color w:val="000000"/>
+          <w:shd w:val="clear" w:color="auto" w:fill="FFFFFF"/>
+          <w:lang w:val="vi-VN"/>
         </w:rPr>
         <w:t>(</w:t>
       </w:r>
       <w:r>
         <w:rPr>
-          <w:rFonts w:ascii="Times New Roman" w:hAnsi="Times New Roman"/>
-          <w:sz w:val="26"/>
-          <w:szCs w:val="26"/>
-          <w:vertAlign w:val="superscript"/>
-        </w:rPr>
-        <w:t>4</w:t>
-      </w:r>
-      <w:r>
-        <w:rPr>
-          <w:rFonts w:ascii="Times New Roman" w:hAnsi="Times New Roman"/>
-          <w:sz w:val="26"/>
-          <w:szCs w:val="26"/>
-          <w:vertAlign w:val="superscript"/>
+          <w:i/>
+          <w:iCs/>
+          <w:color w:val="000000"/>
+          <w:shd w:val="clear" w:color="auto" w:fill="FFFFFF"/>
+          <w:lang w:val="vi-VN"/>
+        </w:rPr>
+        <w:t>5</w:t>
+      </w:r>
+      <w:r>
+        <w:rPr>
+          <w:i/>
+          <w:iCs/>
+          <w:color w:val="000000"/>
+          <w:shd w:val="clear" w:color="auto" w:fill="FFFFFF"/>
+          <w:lang w:val="vi-VN"/>
         </w:rPr>
         <w:t>)</w:t>
       </w:r>
       <w:r>
         <w:rPr>
-          <w:rFonts w:ascii="Times New Roman" w:hAnsi="Times New Roman"/>
-          <w:sz w:val="26"/>
-          <w:szCs w:val="26"/>
-        </w:rPr>
-        <w:t>,</w:t>
-      </w:r>
-      <w:r>
-        <w:rPr>
-          <w:rFonts w:ascii="Times New Roman" w:hAnsi="Times New Roman"/>
-          <w:sz w:val="26"/>
-          <w:szCs w:val="26"/>
-        </w:rPr>
-        <w:t xml:space="preserve"> </w:t>
-      </w:r>
-      <w:r>
-        <w:rPr>
-          <w:rFonts w:ascii="Times New Roman" w:hAnsi="Times New Roman"/>
-          <w:sz w:val="26"/>
-          <w:szCs w:val="26"/>
-        </w:rPr>
-        <w:t xml:space="preserve">tại </w:t>
-      </w:r>
-      <w:r>
-        <w:rPr>
-          <w:rFonts w:ascii="Times New Roman" w:hAnsi="Times New Roman"/>
-          <w:sz w:val="26"/>
-          <w:szCs w:val="26"/>
-        </w:rPr>
-        <w:t>Báo cáo</w:t>
-      </w:r>
-      <w:r>
-        <w:rPr>
-          <w:rFonts w:ascii="Times New Roman" w:hAnsi="Times New Roman"/>
-          <w:sz w:val="26"/>
-          <w:szCs w:val="26"/>
-        </w:rPr>
-        <w:t xml:space="preserve"> đề xuất</w:t>
-      </w:r>
-      <w:r>
-        <w:rPr>
-          <w:rFonts w:ascii="Times New Roman" w:hAnsi="Times New Roman"/>
-          <w:sz w:val="26"/>
-          <w:szCs w:val="26"/>
-        </w:rPr>
-        <w:t xml:space="preserve"> s</w:t>
-      </w:r>
-      <w:r>
-        <w:rPr>
-          <w:rFonts w:ascii="Times New Roman" w:hAnsi="Times New Roman"/>
-          <w:sz w:val="26"/>
-        </w:rPr>
-        <w:t>ố</w:t>
-      </w:r>
-      <w:r>
-        <w:rPr>
-          <w:rFonts w:ascii="Times New Roman" w:hAnsi="Times New Roman"/>
-          <w:sz w:val="20"/>
-        </w:rPr>
-        <w:t>.............</w:t>
-      </w:r>
-      <w:r>
-        <w:rPr>
-          <w:rFonts w:ascii="Times New Roman" w:hAnsi="Times New Roman"/>
-          <w:sz w:val="26"/>
-        </w:rPr>
-        <w:t>/BC</w:t>
-      </w:r>
-      <w:r>
-        <w:rPr>
-          <w:rFonts w:ascii="Times New Roman" w:hAnsi="Times New Roman"/>
-          <w:sz w:val="26"/>
-        </w:rPr>
-        <w:t>-</w:t>
-      </w:r>
-      <w:r>
-        <w:rPr>
-          <w:rFonts w:ascii="Times New Roman" w:hAnsi="Times New Roman"/>
-          <w:sz w:val="26"/>
-        </w:rPr>
-        <w:t>ĐX</w:t>
-      </w:r>
-      <w:r>
-        <w:rPr>
-          <w:rFonts w:ascii="Times New Roman" w:hAnsi="Times New Roman"/>
-          <w:sz w:val="20"/>
-        </w:rPr>
-        <w:t xml:space="preserve"> </w:t>
-      </w:r>
-      <w:r>
-        <w:rPr>
-          <w:rFonts w:ascii="Times New Roman" w:hAnsi="Times New Roman"/>
-          <w:sz w:val="26"/>
-          <w:szCs w:val="26"/>
-        </w:rPr>
-        <w:t xml:space="preserve">ngày </w:t>
-      </w:r>
-      <w:r>
-        <w:rPr>
-          <w:rFonts w:ascii="Times New Roman" w:hAnsi="Times New Roman"/>
-          <w:sz w:val="20"/>
-        </w:rPr>
-        <w:t>......./….../..........</w:t>
-      </w:r>
-      <w:r>
-        <w:rPr>
-          <w:rFonts w:ascii="Times New Roman" w:hAnsi="Times New Roman"/>
-          <w:sz w:val="26"/>
-          <w:szCs w:val="26"/>
-          <w:vertAlign w:val="superscript"/>
-        </w:rPr>
-        <w:t>(</w:t>
-      </w:r>
-      <w:r>
-        <w:rPr>
-          <w:rFonts w:ascii="Times New Roman" w:hAnsi="Times New Roman"/>
-          <w:sz w:val="26"/>
-          <w:szCs w:val="26"/>
-          <w:vertAlign w:val="superscript"/>
-        </w:rPr>
-        <w:t>5</w:t>
-      </w:r>
-      <w:r>
-        <w:rPr>
-          <w:rFonts w:ascii="Times New Roman" w:hAnsi="Times New Roman"/>
-          <w:sz w:val="26"/>
-          <w:szCs w:val="26"/>
-          <w:vertAlign w:val="superscript"/>
-        </w:rPr>
-        <w:t>)</w:t>
-      </w:r>
-      <w:r>
-        <w:rPr>
-          <w:rFonts w:ascii="Times New Roman" w:hAnsi="Times New Roman"/>
-          <w:sz w:val="26"/>
-          <w:szCs w:val="26"/>
+          <w:i/>
+          <w:iCs/>
+          <w:color w:val="000000"/>
+          <w:shd w:val="clear" w:color="auto" w:fill="FFFFFF"/>
+          <w:lang w:val="vi-VN"/>
         </w:rPr>
         <w:t xml:space="preserve">, </w:t>
       </w:r>
@@ -1067,13 +895,11 @@
         <w:jc w:val="center"/>
         <w:rPr>
           <w:b/>
-          <w:sz w:val="26"/>
         </w:rPr>
       </w:pPr>
       <w:r>
         <w:rPr>
           <w:b/>
-          <w:sz w:val="26"/>
         </w:rPr>
         <w:t>QUYẾT ĐỊNH:</w:t>
       </w:r>
@@ -1082,256 +908,110 @@
       <w:pPr>
         <w:spacing w:before="60" w:after="60" w:line="276" w:lineRule="auto"/>
         <w:jc w:val="both"/>
-        <w:rPr>
-          <w:sz w:val="26"/>
-          <w:szCs w:val="26"/>
-        </w:rPr>
       </w:pPr>
       <w:r>
-        <w:rPr>
-          <w:sz w:val="26"/>
-          <w:szCs w:val="26"/>
-        </w:rPr>
         <w:tab/>
       </w:r>
       <w:r>
         <w:rPr>
           <w:b/>
-          <w:sz w:val="26"/>
-          <w:szCs w:val="26"/>
         </w:rPr>
         <w:t>Điều 1</w:t>
       </w:r>
       <w:r>
         <w:rPr>
           <w:b/>
-          <w:sz w:val="26"/>
-          <w:szCs w:val="26"/>
         </w:rPr>
         <w:t xml:space="preserve">. </w:t>
       </w:r>
       <w:r>
-        <w:rPr>
-          <w:sz w:val="26"/>
-          <w:szCs w:val="26"/>
-        </w:rPr>
         <w:t xml:space="preserve"> Phân công</w:t>
       </w:r>
       <w:r>
-        <w:rPr>
-          <w:sz w:val="26"/>
-          <w:szCs w:val="26"/>
-        </w:rPr>
         <w:t xml:space="preserve"> </w:t>
       </w:r>
       <w:r>
-        <w:rPr>
-          <w:sz w:val="26"/>
-          <w:szCs w:val="26"/>
-        </w:rPr>
         <w:t>người có tên</w:t>
       </w:r>
       <w:r>
-        <w:rPr>
-          <w:sz w:val="26"/>
-          <w:szCs w:val="26"/>
-        </w:rPr>
         <w:t xml:space="preserve"> </w:t>
       </w:r>
       <w:r>
-        <w:rPr>
-          <w:sz w:val="26"/>
-          <w:szCs w:val="26"/>
-        </w:rPr>
         <w:t>sau</w:t>
       </w:r>
       <w:r>
-        <w:rPr>
-          <w:sz w:val="26"/>
-          <w:szCs w:val="26"/>
-        </w:rPr>
         <w:t>:</w:t>
       </w:r>
     </w:p>
     <w:p>
       <w:pPr>
         <w:spacing w:before="60" w:after="60" w:line="276" w:lineRule="auto"/>
+        <w:ind w:firstLine="709"/>
         <w:jc w:val="both"/>
         <w:rPr>
-          <w:sz w:val="26"/>
-          <w:szCs w:val="26"/>
           <w:lang w:val="pt-BR"/>
         </w:rPr>
       </w:pPr>
       <w:r>
         <w:rPr>
-          <w:sz w:val="26"/>
-          <w:szCs w:val="26"/>
           <w:lang w:val="pt-BR"/>
         </w:rPr>
         <w:t>Ô</w:t>
       </w:r>
       <w:r>
         <w:rPr>
-          <w:sz w:val="26"/>
-          <w:szCs w:val="26"/>
           <w:lang w:val="pt-BR"/>
         </w:rPr>
         <w:t>ng (Bà)</w:t>
       </w:r>
       <w:r>
         <w:rPr>
-          <w:sz w:val="20"/>
-          <w:szCs w:val="20"/>
           <w:lang w:val="pt-BR"/>
         </w:rPr>
         <w:t xml:space="preserve">: </w:t>
       </w:r>
       <w:r>
         <w:rPr>
-          <w:sz w:val="20"/>
-          <w:szCs w:val="20"/>
           <w:lang w:val="pt-BR"/>
         </w:rPr>
         <w:t>................................................</w:t>
       </w:r>
       <w:r>
         <w:rPr>
-          <w:sz w:val="20"/>
-          <w:szCs w:val="20"/>
           <w:lang w:val="pt-BR"/>
         </w:rPr>
         <w:t>................................</w:t>
       </w:r>
       <w:r>
         <w:rPr>
-          <w:sz w:val="20"/>
-          <w:szCs w:val="20"/>
           <w:lang w:val="pt-BR"/>
         </w:rPr>
         <w:t>.</w:t>
       </w:r>
       <w:r>
         <w:rPr>
-          <w:sz w:val="20"/>
-          <w:szCs w:val="20"/>
           <w:lang w:val="pt-BR"/>
         </w:rPr>
-        <w:t xml:space="preserve"> ; </w:t>
-      </w:r>
-      <w:r>
-        <w:rPr>
-          <w:sz w:val="26"/>
-          <w:szCs w:val="26"/>
+        <w:t xml:space="preserve"> ; Ngày sinh:</w:t>
+      </w:r>
+      <w:r>
+        <w:rPr>
           <w:lang w:val="pt-BR"/>
         </w:rPr>
-        <w:t>Ng</w:t>
-      </w:r>
-      <w:r>
-        <w:rPr>
-          <w:sz w:val="26"/>
-          <w:szCs w:val="26"/>
-          <w:lang w:val="pt-BR"/>
-        </w:rPr>
-        <w:t>ày</w:t>
-      </w:r>
-      <w:r>
-        <w:rPr>
-          <w:sz w:val="26"/>
-          <w:szCs w:val="26"/>
-          <w:lang w:val="pt-BR"/>
-        </w:rPr>
-        <w:t xml:space="preserve"> sinh:</w:t>
-      </w:r>
-      <w:r>
-        <w:rPr>
-          <w:sz w:val="26"/>
-          <w:szCs w:val="26"/>
-          <w:highlight w:val="yellow"/>
-          <w:lang w:val="pt-BR"/>
-        </w:rPr>
-        <w:t xml:space="preserve"> {NGAYSINH}/{THANGSINH}/{NAMSINH}</w:t>
-      </w:r>
-      <w:r>
-        <w:rPr>
-          <w:sz w:val="20"/>
-          <w:szCs w:val="20"/>
-          <w:lang w:val="pt-BR"/>
-        </w:rPr>
-        <w:t xml:space="preserve"/>
+        <w:t>..........</w:t>
       </w:r>
     </w:p>
     <w:p>
       <w:pPr>
         <w:spacing w:before="60" w:after="60" w:line="276" w:lineRule="auto"/>
+        <w:ind w:firstLine="709"/>
         <w:jc w:val="both"/>
-        <w:rPr>
-          <w:sz w:val="26"/>
-          <w:szCs w:val="26"/>
-        </w:rPr>
       </w:pPr>
       <w:r>
-        <w:rPr>
-          <w:sz w:val="26"/>
-          <w:szCs w:val="26"/>
-        </w:rPr>
-        <w:t xml:space="preserve">Nơi </w:t>
-      </w:r>
-      <w:r>
-        <w:rPr>
-          <w:sz w:val="26"/>
-          <w:szCs w:val="26"/>
-        </w:rPr>
-        <w:t>c</w:t>
-      </w:r>
-      <w:r>
-        <w:rPr>
-          <w:sz w:val="26"/>
-          <w:szCs w:val="26"/>
-        </w:rPr>
-        <w:t>ư</w:t>
-      </w:r>
-      <w:r>
-        <w:rPr>
-          <w:sz w:val="26"/>
-          <w:szCs w:val="26"/>
-        </w:rPr>
-        <w:t xml:space="preserve"> tr</w:t>
-      </w:r>
-      <w:r>
-        <w:rPr>
-          <w:sz w:val="26"/>
-          <w:szCs w:val="26"/>
-        </w:rPr>
-        <w:t>ú</w:t>
-      </w:r>
-      <w:r>
-        <w:rPr>
-          <w:sz w:val="26"/>
-          <w:szCs w:val="26"/>
-        </w:rPr>
-        <w:t xml:space="preserve"> </w:t>
-      </w:r>
-      <w:r>
-        <w:rPr>
-          <w:sz w:val="20"/>
-          <w:szCs w:val="20"/>
-        </w:rPr>
-        <w:t>...........................................................................................................................</w:t>
-      </w:r>
-      <w:r>
-        <w:rPr>
-          <w:sz w:val="20"/>
-          <w:szCs w:val="20"/>
-        </w:rPr>
-        <w:t>..................................</w:t>
-      </w:r>
-      <w:r>
-        <w:rPr>
-          <w:sz w:val="20"/>
-          <w:szCs w:val="20"/>
-        </w:rPr>
-        <w:t>.</w:t>
+        <w:t>Nơi cư trú</w:t>
+      </w:r>
+      <w:r>
+        <w:t>…………………......................................................……......................</w:t>
       </w:r>
     </w:p>
     <w:p>
@@ -1342,264 +1022,75 @@
           <w:tab w:val="clear" w:pos="8640"/>
         </w:tabs>
         <w:spacing w:before="60" w:after="60" w:line="276" w:lineRule="auto"/>
+        <w:ind w:firstLine="709"/>
         <w:jc w:val="both"/>
         <w:rPr>
           <w:rFonts w:ascii="Times New Roman" w:hAnsi="Times New Roman"/>
           <w:color w:val="auto"/>
-          <w:sz w:val="26"/>
-          <w:szCs w:val="26"/>
+          <w:szCs w:val="28"/>
         </w:rPr>
       </w:pPr>
       <w:r>
         <w:rPr>
           <w:rFonts w:ascii="Times New Roman" w:hAnsi="Times New Roman"/>
           <w:color w:val="auto"/>
-          <w:sz w:val="26"/>
-          <w:szCs w:val="26"/>
-        </w:rPr>
-        <w:t xml:space="preserve">Chức vụ, nghề nghiệp, nơi làm việc:</w:t>
-      </w:r>
+          <w:szCs w:val="28"/>
+        </w:rPr>
+        <w:t xml:space="preserve">Chức vụ, nghề nghiệp, nơi làm </w:t>
+      </w:r>
+      <w:proofErr w:type="gramStart"/>
       <w:r>
         <w:rPr>
           <w:rFonts w:ascii="Times New Roman" w:hAnsi="Times New Roman"/>
           <w:color w:val="auto"/>
-          <w:sz w:val="26"/>
-          <w:szCs w:val="26"/>
-          <w:highlight w:val="yellow"/>
-        </w:rPr>
-        <w:t xml:space="preserve"> {NOILAMVIEC}</w:t>
+          <w:szCs w:val="28"/>
+        </w:rPr>
+        <w:t>việc:</w:t>
       </w:r>
       <w:r>
         <w:rPr>
           <w:rFonts w:ascii="Times New Roman" w:hAnsi="Times New Roman"/>
           <w:color w:val="auto"/>
-          <w:sz w:val="20"/>
-        </w:rPr>
-        <w:t xml:space="preserve"/>
-      </w:r>
-      <w:r>
-        <w:rPr>
-          <w:rFonts w:ascii="Times New Roman" w:hAnsi="Times New Roman"/>
-          <w:color w:val="auto"/>
-          <w:sz w:val="20"/>
-        </w:rPr>
-        <w:t xml:space="preserve"/>
-      </w:r>
-      <w:r>
-        <w:rPr>
-          <w:rFonts w:ascii="Times New Roman" w:hAnsi="Times New Roman"/>
-          <w:color w:val="auto"/>
-          <w:sz w:val="20"/>
-        </w:rPr>
-        <w:t xml:space="preserve"/>
-      </w:r>
+          <w:szCs w:val="28"/>
+        </w:rPr>
+        <w:t>......................................................................</w:t>
+      </w:r>
+      <w:proofErr w:type="gramEnd"/>
     </w:p>
     <w:p>
       <w:pPr>
         <w:spacing w:before="60" w:after="60" w:line="276" w:lineRule="auto"/>
+        <w:ind w:firstLine="709"/>
         <w:jc w:val="both"/>
-        <w:rPr>
-          <w:sz w:val="20"/>
-          <w:szCs w:val="20"/>
-        </w:rPr>
       </w:pPr>
       <w:r>
-        <w:rPr>
-          <w:sz w:val="20"/>
-          <w:szCs w:val="20"/>
-        </w:rPr>
-        <w:t>………………</w:t>
-      </w:r>
-      <w:r>
-        <w:rPr>
-          <w:sz w:val="20"/>
-          <w:szCs w:val="20"/>
-        </w:rPr>
-        <w:t>..........................................................................................................................</w:t>
-      </w:r>
-      <w:r>
-        <w:rPr>
-          <w:sz w:val="20"/>
-          <w:szCs w:val="20"/>
-        </w:rPr>
-        <w:t>..................................</w:t>
-      </w:r>
-      <w:r>
-        <w:rPr>
-          <w:sz w:val="20"/>
-          <w:szCs w:val="20"/>
-        </w:rPr>
-        <w:t>.</w:t>
-      </w:r>
-    </w:p>
-    <w:p>
-      <w:pPr>
-        <w:spacing w:before="60" w:after="60" w:line="276" w:lineRule="auto"/>
-        <w:jc w:val="both"/>
-        <w:rPr>
-          <w:sz w:val="26"/>
-        </w:rPr>
-      </w:pPr>
-      <w:r>
-        <w:rPr>
-          <w:sz w:val="26"/>
-        </w:rPr>
-        <w:t>C</w:t>
-      </w:r>
-      <w:r>
-        <w:rPr>
-          <w:sz w:val="26"/>
-        </w:rPr>
-        <w:t>ó</w:t>
-      </w:r>
-      <w:r>
-        <w:rPr>
-          <w:sz w:val="26"/>
-        </w:rPr>
-        <w:t xml:space="preserve"> tr</w:t>
-      </w:r>
-      <w:r>
-        <w:rPr>
-          <w:sz w:val="26"/>
-        </w:rPr>
-        <w:t>ác</w:t>
-      </w:r>
-      <w:r>
-        <w:rPr>
-          <w:sz w:val="26"/>
-        </w:rPr>
-        <w:t>h nhi</w:t>
-      </w:r>
-      <w:r>
-        <w:rPr>
-          <w:sz w:val="26"/>
-        </w:rPr>
-        <w:t>ệm</w:t>
-      </w:r>
-      <w:r>
-        <w:rPr>
-          <w:sz w:val="26"/>
-        </w:rPr>
+        <w:t xml:space="preserve">Có trách nhiệm </w:t>
+      </w:r>
+      <w:r>
+        <w:t>thực hiện</w:t>
+      </w:r>
+      <w:r>
         <w:t xml:space="preserve"> </w:t>
       </w:r>
       <w:r>
-        <w:rPr>
-          <w:sz w:val="26"/>
-        </w:rPr>
-        <w:t>thực hiện</w:t>
-      </w:r>
-      <w:r>
-        <w:rPr>
-          <w:sz w:val="26"/>
-        </w:rPr>
+        <w:t>giúp đỡ</w:t>
+      </w:r>
+      <w:r>
+        <w:t xml:space="preserve"> người chấp hành xong </w:t>
+      </w:r>
+      <w:r>
+        <w:t xml:space="preserve">hình </w:t>
+      </w:r>
+      <w:r>
+        <w:t>phạt tù</w:t>
+      </w:r>
+      <w:r>
         <w:t xml:space="preserve"> </w:t>
       </w:r>
       <w:r>
-        <w:rPr>
-          <w:sz w:val="26"/>
-        </w:rPr>
-        <w:t>giúp đỡ</w:t>
-      </w:r>
-      <w:r>
-        <w:rPr>
-          <w:sz w:val="26"/>
-        </w:rPr>
-        <w:t xml:space="preserve"> ng</w:t>
-      </w:r>
-      <w:r>
-        <w:rPr>
-          <w:sz w:val="26"/>
-        </w:rPr>
-        <w:t>ười</w:t>
-      </w:r>
-      <w:r>
-        <w:rPr>
-          <w:sz w:val="26"/>
-        </w:rPr>
-        <w:t xml:space="preserve"> ch</w:t>
-      </w:r>
-      <w:r>
-        <w:rPr>
-          <w:sz w:val="26"/>
-        </w:rPr>
-        <w:t>ấp</w:t>
-      </w:r>
-      <w:r>
-        <w:rPr>
-          <w:sz w:val="26"/>
-        </w:rPr>
-        <w:t xml:space="preserve"> h</w:t>
-      </w:r>
-      <w:r>
-        <w:rPr>
-          <w:sz w:val="26"/>
-        </w:rPr>
-        <w:t>àn</w:t>
-      </w:r>
-      <w:r>
-        <w:rPr>
-          <w:sz w:val="26"/>
-        </w:rPr>
-        <w:t xml:space="preserve">h xong </w:t>
-      </w:r>
-      <w:r>
-        <w:rPr>
-          <w:sz w:val="26"/>
-        </w:rPr>
-        <w:t xml:space="preserve">hình </w:t>
-      </w:r>
-      <w:r>
-        <w:rPr>
-          <w:sz w:val="26"/>
-        </w:rPr>
-        <w:t>ph</w:t>
-      </w:r>
-      <w:r>
-        <w:rPr>
-          <w:sz w:val="26"/>
-        </w:rPr>
-        <w:t>ạt</w:t>
-      </w:r>
-      <w:r>
-        <w:rPr>
-          <w:sz w:val="26"/>
-        </w:rPr>
-        <w:t xml:space="preserve"> t</w:t>
-      </w:r>
-      <w:r>
-        <w:rPr>
-          <w:sz w:val="26"/>
-        </w:rPr>
-        <w:t>ù</w:t>
-      </w:r>
-      <w:r>
-        <w:rPr>
-          <w:sz w:val="26"/>
-        </w:rPr>
-        <w:t xml:space="preserve"> </w:t>
-      </w:r>
-      <w:r>
-        <w:rPr>
-          <w:sz w:val="26"/>
-        </w:rPr>
-        <w:t xml:space="preserve">sau </w:t>
-      </w:r>
-      <w:r>
-        <w:rPr>
-          <w:sz w:val="26"/>
-        </w:rPr>
-        <w:t>đâ</w:t>
-      </w:r>
-      <w:r>
-        <w:rPr>
-          <w:sz w:val="26"/>
-        </w:rPr>
-        <w:t>y</w:t>
-      </w:r>
-      <w:r>
-        <w:rPr>
-          <w:sz w:val="26"/>
-        </w:rPr>
+        <w:t>sau đây</w:t>
+      </w:r>
+      <w:r>
         <w:t>:</w:t>
       </w:r>
     </w:p>
@@ -1611,269 +1102,150 @@
           <w:tab w:val="clear" w:pos="8640"/>
         </w:tabs>
         <w:spacing w:before="60" w:after="60" w:line="276" w:lineRule="auto"/>
+        <w:ind w:firstLine="709"/>
         <w:jc w:val="both"/>
         <w:rPr>
           <w:rFonts w:ascii="Times New Roman" w:hAnsi="Times New Roman"/>
           <w:color w:val="auto"/>
-          <w:sz w:val="26"/>
-          <w:szCs w:val="26"/>
+          <w:szCs w:val="28"/>
         </w:rPr>
       </w:pPr>
       <w:r>
         <w:rPr>
           <w:rFonts w:ascii="Times New Roman" w:hAnsi="Times New Roman"/>
           <w:color w:val="auto"/>
-          <w:sz w:val="26"/>
-          <w:szCs w:val="26"/>
-        </w:rPr>
-        <w:t>H</w:t>
+          <w:szCs w:val="28"/>
+        </w:rPr>
+        <w:t>Họ tên:</w:t>
       </w:r>
       <w:r>
         <w:rPr>
           <w:rFonts w:ascii="Times New Roman" w:hAnsi="Times New Roman"/>
           <w:color w:val="auto"/>
-          <w:sz w:val="26"/>
-          <w:szCs w:val="26"/>
-        </w:rPr>
-        <w:t>ọ</w:t>
-      </w:r>
+          <w:szCs w:val="28"/>
+          <w:highlight w:val="yellow"/>
+        </w:rPr>
+        <w:t xml:space="preserve"> {HOTEN</w:t>
+      </w:r>
+      <w:proofErr w:type="gramStart"/>
       <w:r>
         <w:rPr>
           <w:rFonts w:ascii="Times New Roman" w:hAnsi="Times New Roman"/>
           <w:color w:val="auto"/>
-          <w:sz w:val="26"/>
-          <w:szCs w:val="26"/>
-        </w:rPr>
-        <w:t xml:space="preserve"> t</w:t>
+          <w:szCs w:val="28"/>
+          <w:highlight w:val="yellow"/>
+        </w:rPr>
+        <w:t>}</w:t>
       </w:r>
       <w:r>
         <w:rPr>
           <w:rFonts w:ascii="Times New Roman" w:hAnsi="Times New Roman"/>
           <w:color w:val="auto"/>
-          <w:sz w:val="26"/>
-          <w:szCs w:val="26"/>
-        </w:rPr>
-        <w:t>ê</w:t>
-      </w:r>
+          <w:szCs w:val="28"/>
+          <w:vertAlign w:val="superscript"/>
+        </w:rPr>
+        <w:t>(</w:t>
+      </w:r>
+      <w:proofErr w:type="gramEnd"/>
       <w:r>
         <w:rPr>
           <w:rFonts w:ascii="Times New Roman" w:hAnsi="Times New Roman"/>
           <w:color w:val="auto"/>
-          <w:sz w:val="26"/>
-          <w:szCs w:val="26"/>
-        </w:rPr>
-        <w:t>n</w:t>
+          <w:szCs w:val="28"/>
+          <w:vertAlign w:val="superscript"/>
+        </w:rPr>
+        <w:t>7</w:t>
       </w:r>
       <w:r>
         <w:rPr>
           <w:rFonts w:ascii="Times New Roman" w:hAnsi="Times New Roman"/>
           <w:color w:val="auto"/>
-          <w:sz w:val="26"/>
-          <w:szCs w:val="26"/>
-        </w:rPr>
-        <w:t>:</w:t>
+          <w:szCs w:val="28"/>
+          <w:vertAlign w:val="superscript"/>
+        </w:rPr>
+        <w:t>)</w:t>
       </w:r>
       <w:r>
         <w:rPr>
           <w:rFonts w:ascii="Times New Roman" w:hAnsi="Times New Roman"/>
           <w:color w:val="auto"/>
-          <w:sz w:val="26"/>
-          <w:szCs w:val="26"/>
-        </w:rPr>
-        <w:t xml:space="preserve"/>
+          <w:szCs w:val="28"/>
+        </w:rPr>
+        <w:t>; Giới tính:</w:t>
       </w:r>
       <w:r>
         <w:rPr>
           <w:rFonts w:ascii="Times New Roman" w:hAnsi="Times New Roman"/>
           <w:color w:val="auto"/>
-          <w:sz w:val="26"/>
-          <w:szCs w:val="26"/>
+          <w:szCs w:val="28"/>
           <w:highlight w:val="yellow"/>
         </w:rPr>
-        <w:t xml:space="preserve"> {HOTEN}</w:t>
-      </w:r>
+        <w:t xml:space="preserve"> {GIOITINH</w:t>
+      </w:r>
+      <w:proofErr w:type="gramStart"/>
       <w:r>
         <w:rPr>
           <w:rFonts w:ascii="Times New Roman" w:hAnsi="Times New Roman"/>
           <w:color w:val="auto"/>
-          <w:sz w:val="20"/>
-        </w:rPr>
-        <w:t xml:space="preserve"/>
+          <w:szCs w:val="28"/>
+          <w:highlight w:val="yellow"/>
+        </w:rPr>
+        <w:t>}</w:t>
       </w:r>
       <w:r>
         <w:rPr>
           <w:rFonts w:ascii="Times New Roman" w:hAnsi="Times New Roman"/>
           <w:color w:val="auto"/>
-          <w:sz w:val="20"/>
-        </w:rPr>
-        <w:t xml:space="preserve"/>
-      </w:r>
+          <w:szCs w:val="28"/>
+          <w:vertAlign w:val="superscript"/>
+        </w:rPr>
+        <w:t>(</w:t>
+      </w:r>
+      <w:proofErr w:type="gramEnd"/>
       <w:r>
         <w:rPr>
           <w:rFonts w:ascii="Times New Roman" w:hAnsi="Times New Roman"/>
           <w:color w:val="auto"/>
-          <w:sz w:val="20"/>
-        </w:rPr>
-        <w:t xml:space="preserve"/>
+          <w:szCs w:val="28"/>
+          <w:vertAlign w:val="superscript"/>
+        </w:rPr>
+        <w:t>8</w:t>
       </w:r>
       <w:r>
         <w:rPr>
           <w:rFonts w:ascii="Times New Roman" w:hAnsi="Times New Roman"/>
           <w:color w:val="auto"/>
-          <w:sz w:val="26"/>
-          <w:szCs w:val="26"/>
+          <w:szCs w:val="28"/>
           <w:vertAlign w:val="superscript"/>
         </w:rPr>
-        <w:t>(</w:t>
+        <w:t>)</w:t>
       </w:r>
       <w:r>
         <w:rPr>
           <w:rFonts w:ascii="Times New Roman" w:hAnsi="Times New Roman"/>
           <w:color w:val="auto"/>
-          <w:sz w:val="26"/>
-          <w:szCs w:val="26"/>
-          <w:vertAlign w:val="superscript"/>
-        </w:rPr>
-        <w:t>7</w:t>
+          <w:szCs w:val="28"/>
+        </w:rPr>
+        <w:t>; Ngày sinh:</w:t>
       </w:r>
       <w:r>
         <w:rPr>
           <w:rFonts w:ascii="Times New Roman" w:hAnsi="Times New Roman"/>
           <w:color w:val="auto"/>
-          <w:sz w:val="26"/>
-          <w:szCs w:val="26"/>
-          <w:vertAlign w:val="superscript"/>
-        </w:rPr>
-        <w:t>)</w:t>
-      </w:r>
+          <w:szCs w:val="28"/>
+          <w:highlight w:val="yellow"/>
+        </w:rPr>
+        <w:t xml:space="preserve"> {NGAYSINH}/{THANGSINH}/{NAMSINH</w:t>
+      </w:r>
+      <w:proofErr w:type="gramStart"/>
       <w:r>
         <w:rPr>
           <w:rFonts w:ascii="Times New Roman" w:hAnsi="Times New Roman"/>
           <w:color w:val="auto"/>
-          <w:sz w:val="26"/>
-          <w:szCs w:val="26"/>
-        </w:rPr>
-        <w:t xml:space="preserve">; Giới tính:</w:t>
-      </w:r>
-      <w:r>
-        <w:rPr>
-          <w:rFonts w:ascii="Times New Roman" w:hAnsi="Times New Roman"/>
-          <w:color w:val="auto"/>
-          <w:sz w:val="26"/>
-          <w:szCs w:val="26"/>
+          <w:szCs w:val="28"/>
           <w:highlight w:val="yellow"/>
         </w:rPr>
-        <w:t xml:space="preserve"> {GIOITINH}</w:t>
-      </w:r>
-      <w:r>
-        <w:rPr>
-          <w:rFonts w:ascii="Times New Roman" w:hAnsi="Times New Roman"/>
-          <w:color w:val="auto"/>
-          <w:sz w:val="20"/>
-        </w:rPr>
-        <w:t xml:space="preserve"/>
-      </w:r>
-      <w:r>
-        <w:rPr>
-          <w:rFonts w:ascii="Times New Roman" w:hAnsi="Times New Roman"/>
-          <w:color w:val="auto"/>
-          <w:sz w:val="20"/>
-        </w:rPr>
-        <w:t xml:space="preserve"/>
-      </w:r>
-      <w:r>
-        <w:rPr>
-          <w:rFonts w:ascii="Times New Roman" w:hAnsi="Times New Roman"/>
-          <w:color w:val="auto"/>
-          <w:sz w:val="26"/>
-          <w:szCs w:val="26"/>
-          <w:vertAlign w:val="superscript"/>
-        </w:rPr>
-        <w:t>(</w:t>
-      </w:r>
-      <w:r>
-        <w:rPr>
-          <w:rFonts w:ascii="Times New Roman" w:hAnsi="Times New Roman"/>
-          <w:color w:val="auto"/>
-          <w:sz w:val="26"/>
-          <w:szCs w:val="26"/>
-          <w:vertAlign w:val="superscript"/>
-        </w:rPr>
-        <w:t>8</w:t>
-      </w:r>
-      <w:r>
-        <w:rPr>
-          <w:rFonts w:ascii="Times New Roman" w:hAnsi="Times New Roman"/>
-          <w:color w:val="auto"/>
-          <w:sz w:val="26"/>
-          <w:szCs w:val="26"/>
-          <w:vertAlign w:val="superscript"/>
-        </w:rPr>
-        <w:t>)</w:t>
-      </w:r>
-      <w:r>
-        <w:rPr>
-          <w:rFonts w:ascii="Times New Roman" w:hAnsi="Times New Roman"/>
-          <w:color w:val="auto"/>
-          <w:sz w:val="26"/>
-          <w:szCs w:val="26"/>
-        </w:rPr>
-        <w:t xml:space="preserve">; </w:t>
-      </w:r>
-      <w:r>
-        <w:rPr>
-          <w:rFonts w:ascii="Times New Roman" w:hAnsi="Times New Roman"/>
-          <w:color w:val="auto"/>
-          <w:sz w:val="26"/>
-          <w:szCs w:val="26"/>
-        </w:rPr>
-        <w:t>Ng</w:t>
-      </w:r>
-      <w:r>
-        <w:rPr>
-          <w:rFonts w:ascii="Times New Roman" w:hAnsi="Times New Roman"/>
-          <w:color w:val="auto"/>
-          <w:sz w:val="26"/>
-          <w:szCs w:val="26"/>
-        </w:rPr>
-        <w:t>ày</w:t>
-      </w:r>
-      <w:r>
-        <w:rPr>
-          <w:rFonts w:ascii="Times New Roman" w:hAnsi="Times New Roman"/>
-          <w:color w:val="auto"/>
-          <w:sz w:val="26"/>
-          <w:szCs w:val="26"/>
-        </w:rPr>
-        <w:t xml:space="preserve"> sinh</w:t>
-      </w:r>
-      <w:r>
-        <w:rPr>
-          <w:rFonts w:ascii="Times New Roman" w:hAnsi="Times New Roman"/>
-          <w:color w:val="auto"/>
-          <w:sz w:val="26"/>
-          <w:szCs w:val="26"/>
-        </w:rPr>
-        <w:t>:</w:t>
-      </w:r>
-      <w:r>
-        <w:rPr>
-          <w:rFonts w:ascii="Times New Roman" w:hAnsi="Times New Roman"/>
-          <w:color w:val="auto"/>
-          <w:sz w:val="26"/>
-          <w:szCs w:val="26"/>
-        </w:rPr>
-        <w:t xml:space="preserve"/>
-      </w:r>
-      <w:r>
-        <w:rPr>
-          <w:rFonts w:ascii="Times New Roman" w:hAnsi="Times New Roman"/>
-          <w:color w:val="auto"/>
-          <w:sz w:val="26"/>
-          <w:szCs w:val="26"/>
-          <w:highlight w:val="yellow"/>
-        </w:rPr>
-        <w:t xml:space="preserve"> {NGAYSINH}/{THANGSINH}/{NAMSINH}</w:t>
+        <w:t>}</w:t>
       </w:r>
       <w:r>
         <w:rPr>
@@ -1881,19 +1253,22 @@
           <w:bCs/>
           <w:color w:val="000000"/>
           <w:spacing w:val="2"/>
-          <w:sz w:val="20"/>
-        </w:rPr>
-        <w:t xml:space="preserve"/>
-      </w:r>
+          <w:szCs w:val="28"/>
+          <w:vertAlign w:val="superscript"/>
+        </w:rPr>
+        <w:t>(</w:t>
+      </w:r>
+      <w:proofErr w:type="gramEnd"/>
       <w:r>
         <w:rPr>
           <w:rFonts w:ascii="Times New Roman" w:hAnsi="Times New Roman"/>
           <w:bCs/>
           <w:color w:val="000000"/>
           <w:spacing w:val="2"/>
-          <w:sz w:val="20"/>
-        </w:rPr>
-        <w:t xml:space="preserve"/>
+          <w:szCs w:val="28"/>
+          <w:vertAlign w:val="superscript"/>
+        </w:rPr>
+        <w:t>9</w:t>
       </w:r>
       <w:r>
         <w:rPr>
@@ -1901,42 +1276,7 @@
           <w:bCs/>
           <w:color w:val="000000"/>
           <w:spacing w:val="2"/>
-          <w:sz w:val="20"/>
-        </w:rPr>
-        <w:t xml:space="preserve"/>
-      </w:r>
-      <w:r>
-        <w:rPr>
-          <w:rFonts w:ascii="Times New Roman" w:hAnsi="Times New Roman"/>
-          <w:bCs/>
-          <w:color w:val="000000"/>
-          <w:spacing w:val="2"/>
-          <w:sz w:val="26"/>
-          <w:szCs w:val="26"/>
-          <w:vertAlign w:val="superscript"/>
-        </w:rPr>
-        <w:t>(</w:t>
-      </w:r>
-      <w:r>
-        <w:rPr>
-          <w:rFonts w:ascii="Times New Roman" w:hAnsi="Times New Roman"/>
-          <w:bCs/>
-          <w:color w:val="000000"/>
-          <w:spacing w:val="2"/>
-          <w:sz w:val="26"/>
-          <w:szCs w:val="26"/>
-          <w:vertAlign w:val="superscript"/>
-        </w:rPr>
-        <w:t>9</w:t>
-      </w:r>
-      <w:r>
-        <w:rPr>
-          <w:rFonts w:ascii="Times New Roman" w:hAnsi="Times New Roman"/>
-          <w:bCs/>
-          <w:color w:val="000000"/>
-          <w:spacing w:val="2"/>
-          <w:sz w:val="26"/>
-          <w:szCs w:val="26"/>
+          <w:szCs w:val="28"/>
           <w:vertAlign w:val="superscript"/>
         </w:rPr>
         <w:t>)</w:t>
@@ -1950,109 +1290,79 @@
           <w:tab w:val="clear" w:pos="8640"/>
         </w:tabs>
         <w:spacing w:before="60" w:after="60" w:line="276" w:lineRule="auto"/>
+        <w:ind w:firstLine="709"/>
         <w:jc w:val="both"/>
         <w:rPr>
           <w:rFonts w:ascii="Times New Roman" w:hAnsi="Times New Roman"/>
           <w:color w:val="auto"/>
-          <w:sz w:val="20"/>
+          <w:szCs w:val="28"/>
         </w:rPr>
       </w:pPr>
       <w:r>
         <w:rPr>
           <w:rFonts w:ascii="Times New Roman" w:hAnsi="Times New Roman"/>
           <w:color w:val="auto"/>
-          <w:sz w:val="26"/>
-          <w:szCs w:val="26"/>
-        </w:rPr>
-        <w:t xml:space="preserve">Nơi </w:t>
-      </w:r>
+          <w:szCs w:val="28"/>
+        </w:rPr>
+        <w:t xml:space="preserve">Nơi cư </w:t>
+      </w:r>
+      <w:proofErr w:type="gramStart"/>
       <w:r>
         <w:rPr>
           <w:rFonts w:ascii="Times New Roman" w:hAnsi="Times New Roman"/>
           <w:color w:val="auto"/>
-          <w:sz w:val="26"/>
-          <w:szCs w:val="26"/>
-        </w:rPr>
-        <w:t>c</w:t>
+          <w:szCs w:val="28"/>
+        </w:rPr>
+        <w:t>trú:</w:t>
       </w:r>
       <w:r>
         <w:rPr>
           <w:rFonts w:ascii="Times New Roman" w:hAnsi="Times New Roman"/>
           <w:color w:val="auto"/>
-          <w:sz w:val="26"/>
-          <w:szCs w:val="26"/>
-        </w:rPr>
-        <w:t>ư</w:t>
-      </w:r>
+          <w:szCs w:val="28"/>
+        </w:rPr>
+        <w:t>…</w:t>
+      </w:r>
+      <w:proofErr w:type="gramEnd"/>
       <w:r>
         <w:rPr>
           <w:rFonts w:ascii="Times New Roman" w:hAnsi="Times New Roman"/>
           <w:color w:val="auto"/>
-          <w:sz w:val="26"/>
-          <w:szCs w:val="26"/>
-        </w:rPr>
-        <w:t xml:space="preserve"> tr</w:t>
+          <w:szCs w:val="28"/>
+        </w:rPr>
+        <w:t>………………</w:t>
       </w:r>
       <w:r>
         <w:rPr>
           <w:rFonts w:ascii="Times New Roman" w:hAnsi="Times New Roman"/>
           <w:color w:val="auto"/>
-          <w:sz w:val="26"/>
-          <w:szCs w:val="26"/>
-        </w:rPr>
-        <w:t>ú</w:t>
+          <w:szCs w:val="28"/>
+        </w:rPr>
+        <w:t>.............................................................…….............................................…......</w:t>
       </w:r>
       <w:r>
         <w:rPr>
           <w:rFonts w:ascii="Times New Roman" w:hAnsi="Times New Roman"/>
           <w:color w:val="auto"/>
-          <w:sz w:val="26"/>
-          <w:szCs w:val="26"/>
-        </w:rPr>
-        <w:t>:</w:t>
+          <w:szCs w:val="28"/>
+          <w:vertAlign w:val="superscript"/>
+        </w:rPr>
+        <w:t>(1</w:t>
       </w:r>
       <w:r>
         <w:rPr>
           <w:rFonts w:ascii="Times New Roman" w:hAnsi="Times New Roman"/>
           <w:color w:val="auto"/>
-          <w:sz w:val="20"/>
-        </w:rPr>
-        <w:t>…………………</w:t>
+          <w:szCs w:val="28"/>
+          <w:vertAlign w:val="superscript"/>
+        </w:rPr>
+        <w:t>0</w:t>
       </w:r>
       <w:r>
         <w:rPr>
           <w:rFonts w:ascii="Times New Roman" w:hAnsi="Times New Roman"/>
           <w:color w:val="auto"/>
-          <w:sz w:val="20"/>
-        </w:rPr>
-        <w:t>.............................................................…….............................................…......</w:t>
-      </w:r>
-      <w:r>
-        <w:rPr>
-          <w:rFonts w:ascii="Times New Roman" w:hAnsi="Times New Roman"/>
-          <w:color w:val="auto"/>
-          <w:sz w:val="26"/>
-          <w:szCs w:val="26"/>
-          <w:vertAlign w:val="superscript"/>
-        </w:rPr>
-        <w:t>(1</w:t>
-      </w:r>
-      <w:r>
-        <w:rPr>
-          <w:rFonts w:ascii="Times New Roman" w:hAnsi="Times New Roman"/>
-          <w:color w:val="auto"/>
-          <w:sz w:val="26"/>
-          <w:szCs w:val="26"/>
-          <w:vertAlign w:val="superscript"/>
-        </w:rPr>
-        <w:t>0</w:t>
-      </w:r>
-      <w:r>
-        <w:rPr>
-          <w:rFonts w:ascii="Times New Roman" w:hAnsi="Times New Roman"/>
-          <w:color w:val="auto"/>
-          <w:sz w:val="26"/>
-          <w:szCs w:val="26"/>
+          <w:szCs w:val="28"/>
           <w:vertAlign w:val="superscript"/>
         </w:rPr>
         <w:t>)</w:t>
@@ -2066,72 +1376,84 @@
           <w:tab w:val="clear" w:pos="8640"/>
         </w:tabs>
         <w:spacing w:before="60" w:after="60" w:line="276" w:lineRule="auto"/>
+        <w:ind w:firstLine="709"/>
         <w:jc w:val="both"/>
         <w:rPr>
           <w:rFonts w:ascii="Times New Roman" w:hAnsi="Times New Roman"/>
           <w:color w:val="auto"/>
-          <w:sz w:val="20"/>
+          <w:szCs w:val="28"/>
         </w:rPr>
       </w:pPr>
       <w:r>
         <w:rPr>
           <w:rFonts w:ascii="Times New Roman" w:hAnsi="Times New Roman"/>
           <w:color w:val="auto"/>
-          <w:sz w:val="26"/>
-          <w:szCs w:val="26"/>
-        </w:rPr>
-        <w:t xml:space="preserve">Con ông:</w:t>
-      </w:r>
+          <w:szCs w:val="28"/>
+        </w:rPr>
+        <w:t xml:space="preserve">Con </w:t>
+      </w:r>
+      <w:proofErr w:type="gramStart"/>
       <w:r>
         <w:rPr>
           <w:rFonts w:ascii="Times New Roman" w:hAnsi="Times New Roman"/>
           <w:color w:val="auto"/>
-          <w:sz w:val="26"/>
-          <w:szCs w:val="26"/>
+          <w:szCs w:val="28"/>
+        </w:rPr>
+        <w:t>ông:</w:t>
+      </w:r>
+      <w:r>
+        <w:rPr>
+          <w:rFonts w:ascii="Times New Roman" w:hAnsi="Times New Roman"/>
+          <w:color w:val="auto"/>
+          <w:szCs w:val="28"/>
           <w:highlight w:val="yellow"/>
         </w:rPr>
-        <w:t xml:space="preserve"> {TENCHA}</w:t>
-      </w:r>
+        <w:t xml:space="preserve"> {</w:t>
+      </w:r>
+      <w:proofErr w:type="gramEnd"/>
       <w:r>
         <w:rPr>
           <w:rFonts w:ascii="Times New Roman" w:hAnsi="Times New Roman"/>
           <w:color w:val="auto"/>
-          <w:sz w:val="20"/>
-        </w:rPr>
-        <w:t xml:space="preserve"/>
-      </w:r>
+          <w:szCs w:val="28"/>
+          <w:highlight w:val="yellow"/>
+        </w:rPr>
+        <w:t>TENCHA</w:t>
+      </w:r>
+      <w:proofErr w:type="gramStart"/>
       <w:r>
         <w:rPr>
           <w:rFonts w:ascii="Times New Roman" w:hAnsi="Times New Roman"/>
           <w:color w:val="auto"/>
-          <w:sz w:val="20"/>
-        </w:rPr>
-        <w:t xml:space="preserve"/>
+          <w:szCs w:val="28"/>
+          <w:highlight w:val="yellow"/>
+        </w:rPr>
+        <w:t>}</w:t>
       </w:r>
       <w:r>
         <w:rPr>
           <w:rFonts w:ascii="Times New Roman" w:hAnsi="Times New Roman"/>
           <w:color w:val="auto"/>
-          <w:sz w:val="20"/>
-        </w:rPr>
-        <w:t xml:space="preserve"/>
-      </w:r>
+          <w:szCs w:val="28"/>
+          <w:vertAlign w:val="superscript"/>
+        </w:rPr>
+        <w:t>(</w:t>
+      </w:r>
+      <w:proofErr w:type="gramEnd"/>
       <w:r>
         <w:rPr>
           <w:rFonts w:ascii="Times New Roman" w:hAnsi="Times New Roman"/>
           <w:color w:val="auto"/>
-          <w:sz w:val="26"/>
-          <w:szCs w:val="26"/>
+          <w:szCs w:val="28"/>
           <w:vertAlign w:val="superscript"/>
         </w:rPr>
-        <w:t>(1</w:t>
+        <w:t>1</w:t>
       </w:r>
       <w:r>
         <w:rPr>
           <w:rFonts w:ascii="Times New Roman" w:hAnsi="Times New Roman"/>
           <w:color w:val="auto"/>
-          <w:sz w:val="26"/>
-          <w:szCs w:val="26"/>
+          <w:szCs w:val="28"/>
           <w:vertAlign w:val="superscript"/>
         </w:rPr>
         <w:t>1)</w:t>
@@ -2140,8 +1462,7 @@
         <w:rPr>
           <w:rFonts w:ascii="Times New Roman" w:hAnsi="Times New Roman"/>
           <w:color w:val="auto"/>
-          <w:sz w:val="26"/>
-          <w:szCs w:val="26"/>
+          <w:szCs w:val="28"/>
         </w:rPr>
         <w:t xml:space="preserve"> </w:t>
       </w:r>
@@ -2149,8 +1470,7 @@
         <w:rPr>
           <w:rFonts w:ascii="Times New Roman" w:hAnsi="Times New Roman"/>
           <w:color w:val="auto"/>
-          <w:sz w:val="26"/>
-          <w:szCs w:val="26"/>
+          <w:szCs w:val="28"/>
         </w:rPr>
         <w:t>và b</w:t>
       </w:r>
@@ -2158,8 +1478,7 @@
         <w:rPr>
           <w:rFonts w:ascii="Times New Roman" w:hAnsi="Times New Roman"/>
           <w:color w:val="auto"/>
-          <w:sz w:val="26"/>
-          <w:szCs w:val="26"/>
+          <w:szCs w:val="28"/>
         </w:rPr>
         <w:t>à:</w:t>
       </w:r>
@@ -2167,79 +1486,63 @@
         <w:rPr>
           <w:rFonts w:ascii="Times New Roman" w:hAnsi="Times New Roman"/>
           <w:color w:val="auto"/>
-          <w:sz w:val="20"/>
-        </w:rPr>
-        <w:t xml:space="preserve"/>
-      </w:r>
+          <w:szCs w:val="28"/>
+          <w:highlight w:val="yellow"/>
+        </w:rPr>
+        <w:t xml:space="preserve"> {TENME</w:t>
+      </w:r>
+      <w:proofErr w:type="gramStart"/>
       <w:r>
         <w:rPr>
           <w:rFonts w:ascii="Times New Roman" w:hAnsi="Times New Roman"/>
           <w:color w:val="auto"/>
-          <w:sz w:val="20"/>
+          <w:szCs w:val="28"/>
           <w:highlight w:val="yellow"/>
         </w:rPr>
-        <w:t xml:space="preserve"> {TENME}</w:t>
+        <w:t>}</w:t>
       </w:r>
       <w:r>
         <w:rPr>
           <w:rFonts w:ascii="Times New Roman" w:hAnsi="Times New Roman"/>
           <w:color w:val="auto"/>
-          <w:sz w:val="20"/>
-        </w:rPr>
-        <w:t xml:space="preserve"/>
-      </w:r>
+          <w:szCs w:val="28"/>
+          <w:vertAlign w:val="superscript"/>
+        </w:rPr>
+        <w:t>(</w:t>
+      </w:r>
+      <w:proofErr w:type="gramEnd"/>
       <w:r>
         <w:rPr>
           <w:rFonts w:ascii="Times New Roman" w:hAnsi="Times New Roman"/>
           <w:color w:val="auto"/>
-          <w:sz w:val="20"/>
-        </w:rPr>
-        <w:t xml:space="preserve"/>
+          <w:szCs w:val="28"/>
+          <w:vertAlign w:val="superscript"/>
+        </w:rPr>
+        <w:t>1</w:t>
       </w:r>
       <w:r>
         <w:rPr>
           <w:rFonts w:ascii="Times New Roman" w:hAnsi="Times New Roman"/>
           <w:color w:val="auto"/>
-          <w:sz w:val="20"/>
-        </w:rPr>
-        <w:t xml:space="preserve"/>
+          <w:szCs w:val="28"/>
+          <w:vertAlign w:val="superscript"/>
+        </w:rPr>
+        <w:t>2</w:t>
       </w:r>
       <w:r>
         <w:rPr>
           <w:rFonts w:ascii="Times New Roman" w:hAnsi="Times New Roman"/>
           <w:color w:val="auto"/>
-          <w:sz w:val="26"/>
-          <w:szCs w:val="26"/>
+          <w:szCs w:val="28"/>
           <w:vertAlign w:val="superscript"/>
         </w:rPr>
-        <w:t>(1</w:t>
+        <w:t>)</w:t>
       </w:r>
       <w:r>
         <w:rPr>
           <w:rFonts w:ascii="Times New Roman" w:hAnsi="Times New Roman"/>
           <w:color w:val="auto"/>
-          <w:sz w:val="26"/>
-          <w:szCs w:val="26"/>
-          <w:vertAlign w:val="superscript"/>
-        </w:rPr>
-        <w:t>2</w:t>
-      </w:r>
-      <w:r>
-        <w:rPr>
-          <w:rFonts w:ascii="Times New Roman" w:hAnsi="Times New Roman"/>
-          <w:color w:val="auto"/>
-          <w:sz w:val="26"/>
-          <w:szCs w:val="26"/>
-          <w:vertAlign w:val="superscript"/>
-        </w:rPr>
-        <w:t>)</w:t>
-      </w:r>
-      <w:r>
-        <w:rPr>
-          <w:rFonts w:ascii="Times New Roman" w:hAnsi="Times New Roman"/>
-          <w:color w:val="auto"/>
-          <w:sz w:val="26"/>
-          <w:szCs w:val="26"/>
+          <w:szCs w:val="28"/>
         </w:rPr>
         <w:t xml:space="preserve"> </w:t>
       </w:r>
@@ -2250,142 +1553,90 @@
           <w:tab w:val="right" w:leader="dot" w:pos="9072"/>
         </w:tabs>
         <w:spacing w:before="60" w:after="60" w:line="276" w:lineRule="auto"/>
+        <w:ind w:firstLine="709"/>
         <w:jc w:val="both"/>
-        <w:rPr>
-          <w:sz w:val="26"/>
-          <w:szCs w:val="26"/>
+      </w:pPr>
+      <w:r>
+        <w:t xml:space="preserve">Ngày chấp </w:t>
+      </w:r>
+      <w:r>
+        <w:t>hành xong án phạt tù</w:t>
+      </w:r>
+      <w:r>
+        <w:t>/được đặc xá</w:t>
+      </w:r>
+      <w:r>
+        <w:t>.</w:t>
+      </w:r>
+      <w:r>
+        <w:rPr>
+          <w:bCs/>
+          <w:color w:val="000000"/>
+          <w:highlight w:val="yellow"/>
+        </w:rPr>
+        <w:t xml:space="preserve"> </w:t>
+      </w:r>
+      <w:proofErr w:type="gramStart"/>
+      <w:r>
+        <w:rPr>
+          <w:bCs/>
+          <w:color w:val="000000"/>
+          <w:highlight w:val="yellow"/>
+        </w:rPr>
+        <w:t>{NGAYCHXAPT}/{THANGCHXAPT}/{NAMCHXAPT}</w:t>
+      </w:r>
+      <w:r>
+        <w:rPr>
+          <w:bCs/>
+          <w:color w:val="000000"/>
+        </w:rPr>
+        <w:t>,</w:t>
+      </w:r>
+      <w:proofErr w:type="gramEnd"/>
+      <w:r>
+        <w:rPr>
+          <w:bCs/>
+          <w:color w:val="000000"/>
+        </w:rPr>
+        <w:t xml:space="preserve"> </w:t>
+      </w:r>
+      <w:r>
+        <w:rPr>
+          <w:lang w:val="fr-FR"/>
+        </w:rPr>
+        <w:t xml:space="preserve">tại </w:t>
+      </w:r>
+      <w:r>
+        <w:rPr>
+          <w:bCs/>
+          <w:color w:val="000000"/>
+          <w:highlight w:val="yellow"/>
+        </w:rPr>
+        <w:t>{NOICAPGIAY}</w:t>
+      </w:r>
+      <w:r>
+        <w:rPr>
           <w:vertAlign w:val="superscript"/>
         </w:rPr>
-      </w:pPr>
-      <w:r>
-        <w:rPr>
-          <w:sz w:val="26"/>
-          <w:szCs w:val="26"/>
-        </w:rPr>
-        <w:t>Ng</w:t>
-      </w:r>
-      <w:r>
-        <w:rPr>
-          <w:sz w:val="26"/>
-          <w:szCs w:val="26"/>
-        </w:rPr>
-        <w:t>ày</w:t>
-      </w:r>
-      <w:r>
-        <w:rPr>
-          <w:sz w:val="26"/>
-          <w:szCs w:val="26"/>
-        </w:rPr>
-        <w:t xml:space="preserve"> ch</w:t>
-      </w:r>
-      <w:r>
-        <w:rPr>
-          <w:sz w:val="26"/>
-          <w:szCs w:val="26"/>
-        </w:rPr>
-        <w:t>ấp</w:t>
-      </w:r>
-      <w:r>
-        <w:rPr>
-          <w:sz w:val="26"/>
-          <w:szCs w:val="26"/>
-        </w:rPr>
         <w:t xml:space="preserve"> </w:t>
       </w:r>
       <w:r>
         <w:rPr>
-          <w:sz w:val="26"/>
-          <w:szCs w:val="26"/>
-        </w:rPr>
-        <w:t xml:space="preserve">hành </w:t>
-      </w:r>
-      <w:r>
-        <w:rPr>
-          <w:sz w:val="26"/>
-          <w:szCs w:val="26"/>
-        </w:rPr>
-        <w:t xml:space="preserve">xong </w:t>
-      </w:r>
-      <w:r>
-        <w:rPr>
-          <w:sz w:val="26"/>
-          <w:szCs w:val="26"/>
-        </w:rPr>
-        <w:t xml:space="preserve">án phạt </w:t>
-      </w:r>
-      <w:r>
-        <w:rPr>
-          <w:sz w:val="26"/>
-          <w:szCs w:val="26"/>
-        </w:rPr>
-        <w:t>t</w:t>
-      </w:r>
-      <w:r>
-        <w:rPr>
-          <w:sz w:val="26"/>
-          <w:szCs w:val="26"/>
-        </w:rPr>
-        <w:t>ù</w:t>
-      </w:r>
-      <w:r>
-        <w:rPr>
-          <w:sz w:val="26"/>
-          <w:szCs w:val="26"/>
-        </w:rPr>
-        <w:t>/</w:t>
-      </w:r>
-      <w:r>
-        <w:rPr>
-          <w:sz w:val="26"/>
-          <w:szCs w:val="26"/>
-        </w:rPr>
-        <w:t>được</w:t>
-      </w:r>
-      <w:r>
-        <w:rPr>
-          <w:sz w:val="26"/>
-          <w:szCs w:val="26"/>
-        </w:rPr>
-        <w:t xml:space="preserve"> </w:t>
-      </w:r>
-      <w:r>
-        <w:rPr>
-          <w:sz w:val="26"/>
-          <w:szCs w:val="26"/>
-        </w:rPr>
-        <w:t>đặc</w:t>
-      </w:r>
-      <w:r>
-        <w:rPr>
-          <w:sz w:val="26"/>
-          <w:szCs w:val="26"/>
-        </w:rPr>
-        <w:t xml:space="preserve"> x</w:t>
-      </w:r>
-      <w:r>
-        <w:rPr>
-          <w:sz w:val="26"/>
-          <w:szCs w:val="26"/>
-        </w:rPr>
-        <w:t>á</w:t>
-      </w:r>
-      <w:r>
-        <w:rPr>
-          <w:sz w:val="20"/>
-          <w:szCs w:val="20"/>
-        </w:rPr>
-        <w:t>........../........../............</w:t>
-      </w:r>
-      <w:r>
-        <w:t>,</w:t>
-      </w:r>
-      <w:r>
-        <w:rPr>
-          <w:sz w:val="26"/>
-          <w:szCs w:val="26"/>
           <w:vertAlign w:val="superscript"/>
         </w:rPr>
-        <w:t xml:space="preserve"> </w:t>
+        <w:t>(1</w:t>
+      </w:r>
+      <w:r>
+        <w:rPr>
+          <w:vertAlign w:val="superscript"/>
+        </w:rPr>
+        <w:t>3</w:t>
+      </w:r>
+      <w:r>
+        <w:rPr>
+          <w:vertAlign w:val="superscript"/>
+        </w:rPr>
+        <w:t>)</w:t>
       </w:r>
     </w:p>
     <w:p>
@@ -2394,181 +1645,92 @@
           <w:tab w:val="right" w:leader="dot" w:pos="9072"/>
         </w:tabs>
         <w:spacing w:before="60" w:after="60" w:line="276" w:lineRule="auto"/>
+        <w:ind w:firstLine="709"/>
         <w:jc w:val="both"/>
         <w:rPr>
-          <w:sz w:val="20"/>
-          <w:szCs w:val="20"/>
+          <w:bCs/>
+          <w:color w:val="000000"/>
         </w:rPr>
       </w:pPr>
       <w:r>
         <w:rPr>
-          <w:sz w:val="26"/>
-          <w:szCs w:val="26"/>
-          <w:lang w:val="fr-FR"/>
-        </w:rPr>
-        <w:t>tại</w:t>
-      </w:r>
-      <w:r>
-        <w:rPr>
-          <w:lang w:val="fr-FR"/>
+          <w:b/>
+        </w:rPr>
+        <w:lastRenderedPageBreak/>
+        <w:t xml:space="preserve">* </w:t>
+      </w:r>
+      <w:r>
+        <w:t xml:space="preserve">Thời gian thực hiện </w:t>
+      </w:r>
+      <w:r>
+        <w:t>giúp đỡ</w:t>
+      </w:r>
+      <w:r>
+        <w:t xml:space="preserve"> từ ngày </w:t>
+      </w:r>
+      <w:r>
+        <w:rPr>
+          <w:bCs/>
+          <w:color w:val="000000"/>
+        </w:rPr>
+        <w:t xml:space="preserve">......../......./............ </w:t>
+      </w:r>
+      <w:r>
+        <w:rPr>
+          <w:bCs/>
+          <w:color w:val="000000"/>
+          <w:vertAlign w:val="superscript"/>
+        </w:rPr>
+        <w:t>(1</w:t>
+      </w:r>
+      <w:r>
+        <w:rPr>
+          <w:bCs/>
+          <w:color w:val="000000"/>
+          <w:vertAlign w:val="superscript"/>
+        </w:rPr>
+        <w:t>4</w:t>
+      </w:r>
+      <w:r>
+        <w:rPr>
+          <w:bCs/>
+          <w:color w:val="000000"/>
+          <w:vertAlign w:val="superscript"/>
+        </w:rPr>
+        <w:t>)</w:t>
+      </w:r>
+      <w:r>
+        <w:rPr>
+          <w:bCs/>
+          <w:color w:val="000000"/>
         </w:rPr>
         <w:t xml:space="preserve"> </w:t>
       </w:r>
       <w:r>
         <w:rPr>
-          <w:sz w:val="20"/>
-          <w:szCs w:val="20"/>
-          <w:lang w:val="fr-FR"/>
-        </w:rPr>
-        <w:tab/>
-      </w:r>
-      <w:r>
-        <w:rPr>
-          <w:sz w:val="26"/>
-          <w:szCs w:val="26"/>
-          <w:vertAlign w:val="superscript"/>
-        </w:rPr>
-        <w:t xml:space="preserve"> </w:t>
-      </w:r>
-      <w:r>
-        <w:rPr>
-          <w:sz w:val="26"/>
-          <w:szCs w:val="26"/>
-          <w:vertAlign w:val="superscript"/>
-        </w:rPr>
-        <w:t>(1</w:t>
-      </w:r>
-      <w:r>
-        <w:rPr>
-          <w:sz w:val="26"/>
-          <w:szCs w:val="26"/>
-          <w:vertAlign w:val="superscript"/>
-        </w:rPr>
-        <w:t>3</w:t>
-      </w:r>
-      <w:r>
-        <w:rPr>
-          <w:sz w:val="26"/>
-          <w:szCs w:val="26"/>
-          <w:vertAlign w:val="superscript"/>
-        </w:rPr>
-        <w:t>)</w:t>
-      </w:r>
-    </w:p>
-    <w:p>
-      <w:pPr>
-        <w:tabs>
-          <w:tab w:val="right" w:leader="dot" w:pos="9072"/>
-        </w:tabs>
-        <w:spacing w:before="60" w:after="60" w:line="276" w:lineRule="auto"/>
-        <w:jc w:val="both"/>
-        <w:rPr>
           <w:bCs/>
           <w:color w:val="000000"/>
-          <w:sz w:val="26"/>
-          <w:szCs w:val="26"/>
-        </w:rPr>
-      </w:pPr>
-      <w:r>
-        <w:rPr>
-          <w:b/>
-          <w:sz w:val="26"/>
-        </w:rPr>
-        <w:t xml:space="preserve">* </w:t>
-      </w:r>
-      <w:r>
-        <w:rPr>
-          <w:sz w:val="26"/>
-          <w:szCs w:val="26"/>
-        </w:rPr>
-        <w:t xml:space="preserve">Thời gian thực hiện </w:t>
-      </w:r>
-      <w:r>
-        <w:rPr>
-          <w:sz w:val="26"/>
-          <w:szCs w:val="26"/>
+        </w:rPr>
+        <w:t>đến khi kết thúc</w:t>
+      </w:r>
+      <w:r>
+        <w:rPr>
+          <w:bCs/>
+          <w:color w:val="000000"/>
+        </w:rPr>
+        <w:t xml:space="preserve"> việc </w:t>
+      </w:r>
+      <w:r>
+        <w:rPr>
+          <w:bCs/>
+          <w:color w:val="000000"/>
         </w:rPr>
         <w:t>giúp đỡ</w:t>
       </w:r>
       <w:r>
         <w:rPr>
-          <w:sz w:val="26"/>
-          <w:szCs w:val="26"/>
-        </w:rPr>
-        <w:t xml:space="preserve"> từ ngày </w:t>
-      </w:r>
-      <w:r>
-        <w:rPr>
           <w:bCs/>
           <w:color w:val="000000"/>
-          <w:sz w:val="20"/>
-          <w:szCs w:val="26"/>
-        </w:rPr>
-        <w:t xml:space="preserve">......../......./............ </w:t>
-      </w:r>
-      <w:r>
-        <w:rPr>
-          <w:bCs/>
-          <w:color w:val="000000"/>
-          <w:sz w:val="26"/>
-          <w:szCs w:val="26"/>
-          <w:vertAlign w:val="superscript"/>
-        </w:rPr>
-        <w:t>(1</w:t>
-      </w:r>
-      <w:r>
-        <w:rPr>
-          <w:bCs/>
-          <w:color w:val="000000"/>
-          <w:sz w:val="26"/>
-          <w:szCs w:val="26"/>
-          <w:vertAlign w:val="superscript"/>
-        </w:rPr>
-        <w:t>4</w:t>
-      </w:r>
-      <w:r>
-        <w:rPr>
-          <w:bCs/>
-          <w:color w:val="000000"/>
-          <w:sz w:val="26"/>
-          <w:szCs w:val="26"/>
-          <w:vertAlign w:val="superscript"/>
-        </w:rPr>
-        <w:t>)</w:t>
-      </w:r>
-      <w:r>
-        <w:rPr>
-          <w:bCs/>
-          <w:color w:val="000000"/>
-          <w:sz w:val="20"/>
-          <w:szCs w:val="26"/>
-        </w:rPr>
-        <w:t xml:space="preserve"> </w:t>
-      </w:r>
-      <w:r>
-        <w:rPr>
-          <w:bCs/>
-          <w:color w:val="000000"/>
-          <w:sz w:val="26"/>
-          <w:szCs w:val="26"/>
-        </w:rPr>
-        <w:t xml:space="preserve">đến khi kết thúc việc </w:t>
-      </w:r>
-      <w:r>
-        <w:rPr>
-          <w:bCs/>
-          <w:color w:val="000000"/>
-          <w:sz w:val="26"/>
-          <w:szCs w:val="26"/>
-        </w:rPr>
-        <w:t>giúp đỡ</w:t>
-      </w:r>
-      <w:r>
-        <w:rPr>
-          <w:bCs/>
-          <w:color w:val="000000"/>
-          <w:sz w:val="26"/>
-          <w:szCs w:val="26"/>
         </w:rPr>
         <w:t xml:space="preserve"> hoặc có quyết định thay thế.</w:t>
       </w:r>
@@ -2578,422 +1740,133 @@
         <w:spacing w:after="120" w:line="276" w:lineRule="auto"/>
         <w:ind w:firstLine="720"/>
         <w:jc w:val="both"/>
-        <w:rPr>
-          <w:sz w:val="26"/>
-        </w:rPr>
       </w:pPr>
       <w:r>
         <w:rPr>
           <w:b/>
-          <w:sz w:val="26"/>
         </w:rPr>
         <w:t xml:space="preserve">Điều </w:t>
       </w:r>
       <w:r>
         <w:rPr>
           <w:b/>
-          <w:sz w:val="26"/>
         </w:rPr>
         <w:t>2</w:t>
       </w:r>
       <w:r>
-        <w:rPr>
-          <w:sz w:val="26"/>
-        </w:rPr>
         <w:t>.</w:t>
       </w:r>
       <w:r>
-        <w:rPr>
-          <w:sz w:val="26"/>
-        </w:rPr>
         <w:t xml:space="preserve"> </w:t>
       </w:r>
       <w:r>
-        <w:rPr>
-          <w:sz w:val="26"/>
-        </w:rPr>
         <w:t>C</w:t>
       </w:r>
       <w:r>
-        <w:rPr>
-          <w:sz w:val="26"/>
-        </w:rPr>
-        <w:t>á</w:t>
-      </w:r>
-      <w:r>
-        <w:rPr>
-          <w:sz w:val="26"/>
-        </w:rPr>
-        <w:t xml:space="preserve"> nh</w:t>
-      </w:r>
-      <w:r>
-        <w:rPr>
-          <w:sz w:val="26"/>
-        </w:rPr>
-        <w:t>â</w:t>
-      </w:r>
-      <w:r>
-        <w:rPr>
-          <w:sz w:val="26"/>
-        </w:rPr>
-        <w:t>n c</w:t>
-      </w:r>
-      <w:r>
-        <w:rPr>
-          <w:sz w:val="26"/>
-        </w:rPr>
-        <w:t>ó</w:t>
-      </w:r>
-      <w:r>
-        <w:rPr>
-          <w:sz w:val="26"/>
-        </w:rPr>
-        <w:t xml:space="preserve"> t</w:t>
-      </w:r>
-      <w:r>
-        <w:rPr>
-          <w:sz w:val="26"/>
-        </w:rPr>
-        <w:t>ê</w:t>
-      </w:r>
-      <w:r>
-        <w:rPr>
-          <w:sz w:val="26"/>
-        </w:rPr>
-        <w:t>n t</w:t>
-      </w:r>
-      <w:r>
-        <w:rPr>
-          <w:sz w:val="26"/>
-        </w:rPr>
-        <w:t>ại</w:t>
-      </w:r>
-      <w:r>
-        <w:rPr>
-          <w:sz w:val="26"/>
-        </w:rPr>
+        <w:t xml:space="preserve">á nhân có tên tại Điều 1 </w:t>
+      </w:r>
+      <w:r>
+        <w:t xml:space="preserve">có trách nhiệm </w:t>
+      </w:r>
+      <w:r>
+        <w:t>thực hiện các biện pháp để</w:t>
+      </w:r>
+      <w:r>
         <w:t xml:space="preserve"> </w:t>
       </w:r>
       <w:r>
-        <w:rPr>
-          <w:sz w:val="26"/>
-        </w:rPr>
-        <w:t>Đ</w:t>
-      </w:r>
-      <w:r>
-        <w:rPr>
-          <w:sz w:val="26"/>
-        </w:rPr>
-        <w:t>i</w:t>
-      </w:r>
-      <w:r>
-        <w:rPr>
-          <w:sz w:val="26"/>
-        </w:rPr>
-        <w:t>ều</w:t>
-      </w:r>
-      <w:r>
-        <w:rPr>
-          <w:sz w:val="26"/>
-        </w:rPr>
-        <w:t xml:space="preserve"> 1 </w:t>
-      </w:r>
-      <w:r>
-        <w:rPr>
-          <w:sz w:val="26"/>
-        </w:rPr>
-        <w:t>c</w:t>
-      </w:r>
-      <w:r>
-        <w:rPr>
-          <w:sz w:val="26"/>
-        </w:rPr>
-        <w:t>ó</w:t>
-      </w:r>
-      <w:r>
-        <w:rPr>
-          <w:sz w:val="26"/>
-        </w:rPr>
-        <w:t xml:space="preserve"> tr</w:t>
-      </w:r>
-      <w:r>
-        <w:rPr>
-          <w:sz w:val="26"/>
-        </w:rPr>
-        <w:t>ách</w:t>
-      </w:r>
-      <w:r>
-        <w:rPr>
-          <w:sz w:val="26"/>
-        </w:rPr>
-        <w:t xml:space="preserve"> nhi</w:t>
-      </w:r>
-      <w:r>
-        <w:rPr>
-          <w:sz w:val="26"/>
-        </w:rPr>
-        <w:t>ệm</w:t>
-      </w:r>
-      <w:r>
-        <w:rPr>
-          <w:sz w:val="26"/>
-        </w:rPr>
+        <w:t xml:space="preserve">động viên, giúp đỡ </w:t>
+      </w:r>
+      <w:r>
+        <w:t>……</w:t>
+      </w:r>
+      <w:r>
+        <w:t>……</w:t>
+      </w:r>
+      <w:proofErr w:type="gramStart"/>
+      <w:r>
+        <w:t>…..</w:t>
+      </w:r>
+      <w:proofErr w:type="gramEnd"/>
+      <w:r>
+        <w:t>………</w:t>
+      </w:r>
+      <w:r>
+        <w:t>……….</w:t>
+      </w:r>
+      <w:r>
+        <w:t>…</w:t>
+      </w:r>
+      <w:proofErr w:type="gramStart"/>
+      <w:r>
+        <w:t>…</w:t>
+      </w:r>
+      <w:r>
+        <w:rPr>
+          <w:vertAlign w:val="superscript"/>
+        </w:rPr>
+        <w:t>(</w:t>
+      </w:r>
+      <w:proofErr w:type="gramEnd"/>
+      <w:r>
+        <w:rPr>
+          <w:vertAlign w:val="superscript"/>
+        </w:rPr>
+        <w:t>7</w:t>
+      </w:r>
+      <w:proofErr w:type="gramStart"/>
+      <w:r>
+        <w:rPr>
+          <w:vertAlign w:val="superscript"/>
+        </w:rPr>
+        <w:t>)</w:t>
+      </w:r>
+      <w:r>
         <w:t xml:space="preserve"> </w:t>
       </w:r>
       <w:r>
-        <w:rPr>
-          <w:sz w:val="26"/>
-        </w:rPr>
-        <w:t>th</w:t>
-      </w:r>
-      <w:r>
-        <w:rPr>
-          <w:sz w:val="26"/>
-        </w:rPr>
-        <w:t>ự</w:t>
-      </w:r>
-      <w:r>
-        <w:rPr>
-          <w:sz w:val="26"/>
-        </w:rPr>
-        <w:t>c hi</w:t>
-      </w:r>
-      <w:r>
-        <w:rPr>
-          <w:sz w:val="26"/>
-        </w:rPr>
-        <w:t>ện</w:t>
-      </w:r>
-      <w:r>
-        <w:rPr>
-          <w:sz w:val="26"/>
-        </w:rPr>
-        <w:t xml:space="preserve"> c</w:t>
-      </w:r>
-      <w:r>
-        <w:rPr>
-          <w:sz w:val="26"/>
-        </w:rPr>
-        <w:t>ác</w:t>
-      </w:r>
-      <w:r>
-        <w:rPr>
-          <w:sz w:val="26"/>
-        </w:rPr>
-        <w:t xml:space="preserve"> bi</w:t>
-      </w:r>
-      <w:r>
-        <w:rPr>
-          <w:sz w:val="26"/>
-        </w:rPr>
-        <w:t>ện</w:t>
-      </w:r>
-      <w:r>
-        <w:rPr>
-          <w:sz w:val="26"/>
-        </w:rPr>
-        <w:t xml:space="preserve"> ph</w:t>
-      </w:r>
-      <w:r>
-        <w:rPr>
-          <w:sz w:val="26"/>
-        </w:rPr>
-        <w:t>áp</w:t>
-      </w:r>
-      <w:r>
-        <w:rPr>
-          <w:sz w:val="26"/>
-        </w:rPr>
+        <w:t xml:space="preserve"> tái</w:t>
+      </w:r>
+      <w:proofErr w:type="gramEnd"/>
+      <w:r>
         <w:t xml:space="preserve"> </w:t>
       </w:r>
       <w:r>
-        <w:rPr>
-          <w:sz w:val="26"/>
-        </w:rPr>
-        <w:t>để</w:t>
-      </w:r>
-      <w:r>
-        <w:rPr>
-          <w:sz w:val="26"/>
-        </w:rPr>
-        <w:t xml:space="preserve"> </w:t>
-      </w:r>
-      <w:r>
-        <w:rPr>
-          <w:sz w:val="26"/>
-        </w:rPr>
-        <w:t>động</w:t>
-      </w:r>
-      <w:r>
-        <w:rPr>
-          <w:sz w:val="26"/>
-        </w:rPr>
-        <w:t xml:space="preserve"> vi</w:t>
-      </w:r>
-      <w:r>
-        <w:rPr>
-          <w:sz w:val="26"/>
-        </w:rPr>
-        <w:t>ê</w:t>
-      </w:r>
-      <w:r>
-        <w:rPr>
-          <w:sz w:val="26"/>
-        </w:rPr>
-        <w:t>n, gi</w:t>
-      </w:r>
-      <w:r>
-        <w:rPr>
-          <w:sz w:val="26"/>
-        </w:rPr>
-        <w:t>úp</w:t>
-      </w:r>
-      <w:r>
-        <w:rPr>
-          <w:sz w:val="26"/>
-        </w:rPr>
-        <w:t xml:space="preserve"> </w:t>
-      </w:r>
-      <w:r>
-        <w:rPr>
-          <w:sz w:val="26"/>
-        </w:rPr>
-        <w:t>đỡ</w:t>
-      </w:r>
-      <w:r>
-        <w:rPr>
-          <w:sz w:val="26"/>
-        </w:rPr>
-        <w:t xml:space="preserve"> </w:t>
-      </w:r>
-      <w:r>
-        <w:rPr>
-          <w:sz w:val="20"/>
-        </w:rPr>
-        <w:t>……</w:t>
-      </w:r>
-      <w:r>
-        <w:rPr>
-          <w:sz w:val="20"/>
-        </w:rPr>
-        <w:t>………..</w:t>
-      </w:r>
-      <w:r>
-        <w:rPr>
-          <w:sz w:val="20"/>
-        </w:rPr>
-        <w:t>………</w:t>
-      </w:r>
-      <w:r>
-        <w:rPr>
-          <w:sz w:val="20"/>
-        </w:rPr>
-        <w:t>……….</w:t>
-      </w:r>
-      <w:r>
-        <w:rPr>
-          <w:sz w:val="20"/>
-        </w:rPr>
-        <w:t>…</w:t>
-      </w:r>
-      <w:r>
-        <w:rPr>
-          <w:sz w:val="20"/>
-        </w:rPr>
-        <w:t>…</w:t>
-      </w:r>
-      <w:r>
-        <w:rPr>
-          <w:sz w:val="26"/>
-          <w:szCs w:val="26"/>
-          <w:vertAlign w:val="superscript"/>
-        </w:rPr>
-        <w:t>(</w:t>
-      </w:r>
-      <w:r>
-        <w:rPr>
-          <w:sz w:val="26"/>
-          <w:szCs w:val="26"/>
-          <w:vertAlign w:val="superscript"/>
-        </w:rPr>
-        <w:t>7</w:t>
-      </w:r>
-      <w:r>
-        <w:rPr>
-          <w:sz w:val="26"/>
-          <w:szCs w:val="26"/>
-          <w:vertAlign w:val="superscript"/>
-        </w:rPr>
-        <w:t>)</w:t>
-      </w:r>
-      <w:r>
-        <w:rPr>
-          <w:sz w:val="26"/>
-          <w:szCs w:val="26"/>
-        </w:rPr>
-        <w:t xml:space="preserve"> </w:t>
-      </w:r>
-      <w:r>
-        <w:rPr>
-          <w:sz w:val="26"/>
-          <w:szCs w:val="26"/>
-        </w:rPr>
-        <w:t xml:space="preserve"> </w:t>
-      </w:r>
-      <w:r>
-        <w:rPr>
-          <w:sz w:val="26"/>
-          <w:szCs w:val="26"/>
-        </w:rPr>
-        <w:t>tái</w:t>
-      </w:r>
-      <w:r>
-        <w:rPr>
-          <w:sz w:val="20"/>
-        </w:rPr>
-        <w:t xml:space="preserve"> </w:t>
-      </w:r>
-      <w:r>
-        <w:rPr>
-          <w:sz w:val="26"/>
-        </w:rPr>
-        <w:t>ho</w:t>
-      </w:r>
-      <w:r>
-        <w:rPr>
-          <w:sz w:val="26"/>
-        </w:rPr>
-        <w:t>à</w:t>
-      </w:r>
-      <w:r>
-        <w:rPr>
-          <w:sz w:val="26"/>
-        </w:rPr>
-        <w:t xml:space="preserve"> nh</w:t>
-      </w:r>
-      <w:r>
-        <w:rPr>
-          <w:sz w:val="26"/>
-        </w:rPr>
-        <w:t>ập</w:t>
-      </w:r>
-      <w:r>
-        <w:rPr>
-          <w:sz w:val="26"/>
-        </w:rPr>
-        <w:t xml:space="preserve"> </w:t>
-      </w:r>
-      <w:r>
-        <w:rPr>
-          <w:sz w:val="26"/>
-        </w:rPr>
+        <w:t xml:space="preserve">hoà nhập </w:t>
+      </w:r>
+      <w:r>
         <w:t>cộng đồng</w:t>
       </w:r>
       <w:r>
-        <w:rPr>
-          <w:sz w:val="26"/>
-        </w:rPr>
         <w:t>.</w:t>
+      </w:r>
+    </w:p>
+    <w:p>
+      <w:pPr>
+        <w:tabs>
+          <w:tab w:val="right" w:leader="dot" w:pos="9356"/>
+        </w:tabs>
+        <w:spacing w:before="120" w:after="120"/>
+        <w:ind w:firstLine="720"/>
+        <w:jc w:val="both"/>
+        <w:rPr>
+          <w:bCs/>
+          <w:color w:val="000000"/>
+          <w:lang w:val="pt-BR"/>
+        </w:rPr>
+      </w:pPr>
+      <w:r>
+        <w:rPr>
+          <w:b/>
+          <w:lang w:val="pt-BR"/>
+        </w:rPr>
+        <w:t>Điều 3</w:t>
+      </w:r>
+      <w:r>
+        <w:rPr>
+          <w:lang w:val="pt-BR"/>
+        </w:rPr>
+        <w:t>. Quyết định này có hiệu lực kể từ ngày ký.</w:t>
       </w:r>
     </w:p>
     <w:p>
@@ -3003,14 +1876,12 @@
         <w:jc w:val="both"/>
         <w:rPr>
           <w:spacing w:val="-4"/>
-          <w:sz w:val="26"/>
         </w:rPr>
       </w:pPr>
       <w:r>
         <w:rPr>
           <w:b/>
           <w:spacing w:val="-4"/>
-          <w:sz w:val="26"/>
         </w:rPr>
         <w:t xml:space="preserve">Điều </w:t>
       </w:r>
@@ -3018,204 +1889,27 @@
         <w:rPr>
           <w:b/>
           <w:spacing w:val="-4"/>
-          <w:sz w:val="26"/>
-        </w:rPr>
-        <w:t>3</w:t>
+        </w:rPr>
+        <w:t>4</w:t>
       </w:r>
       <w:r>
         <w:rPr>
           <w:spacing w:val="-4"/>
-          <w:sz w:val="26"/>
-        </w:rPr>
-        <w:t>.</w:t>
+        </w:rPr>
+        <w:t xml:space="preserve">. </w:t>
       </w:r>
       <w:r>
         <w:rPr>
           <w:spacing w:val="-4"/>
-          <w:sz w:val="30"/>
-        </w:rPr>
-        <w:t xml:space="preserve"> </w:t>
+          <w:lang w:val="pt-BR"/>
+        </w:rPr>
+        <w:t>Chánh Văn phòng HĐND và UBND, Trưởng Công an phường Hàng Gòn,  tổ chức và những người có tên tại Điều 1 chịu trách nhiệm thi hành Quyết định này</w:t>
       </w:r>
       <w:r>
         <w:rPr>
           <w:spacing w:val="-4"/>
-          <w:sz w:val="26"/>
-          <w:szCs w:val="26"/>
-        </w:rPr>
-        <w:t>Quyết định này có hiệu lực kể từ ngày ký.</w:t>
-      </w:r>
-      <w:r>
-        <w:rPr>
-          <w:spacing w:val="-4"/>
-          <w:sz w:val="30"/>
-        </w:rPr>
-        <w:t xml:space="preserve"> </w:t>
-      </w:r>
-      <w:r>
-        <w:rPr>
-          <w:spacing w:val="-4"/>
-          <w:sz w:val="26"/>
-        </w:rPr>
-        <w:t>Cô</w:t>
-      </w:r>
-      <w:r>
-        <w:rPr>
-          <w:spacing w:val="-4"/>
-          <w:sz w:val="26"/>
-        </w:rPr>
-        <w:t>ng an</w:t>
-      </w:r>
-      <w:r>
-        <w:rPr>
-          <w:spacing w:val="-4"/>
-          <w:sz w:val="26"/>
-        </w:rPr>
-        <w:t xml:space="preserve"> phường Hàng Gòn</w:t>
-      </w:r>
-      <w:r>
-        <w:rPr>
-          <w:spacing w:val="-4"/>
-          <w:sz w:val="20"/>
-          <w:szCs w:val="20"/>
-        </w:rPr>
-        <w:t xml:space="preserve"/>
-      </w:r>
-      <w:r>
-        <w:rPr>
-          <w:spacing w:val="-4"/>
-          <w:sz w:val="26"/>
-          <w:szCs w:val="26"/>
-          <w:vertAlign w:val="superscript"/>
-        </w:rPr>
-        <w:t>(</w:t>
-      </w:r>
-      <w:r>
-        <w:rPr>
-          <w:spacing w:val="-4"/>
-          <w:sz w:val="26"/>
-          <w:szCs w:val="26"/>
-          <w:vertAlign w:val="superscript"/>
-        </w:rPr>
-        <w:t>4</w:t>
-      </w:r>
-      <w:r>
-        <w:rPr>
-          <w:spacing w:val="-4"/>
-          <w:sz w:val="26"/>
-          <w:szCs w:val="26"/>
-          <w:vertAlign w:val="superscript"/>
-        </w:rPr>
-        <w:t>)</w:t>
-      </w:r>
-      <w:r>
-        <w:rPr>
-          <w:spacing w:val="-4"/>
-          <w:sz w:val="26"/>
-          <w:szCs w:val="26"/>
-          <w:vertAlign w:val="superscript"/>
-        </w:rPr>
-        <w:t xml:space="preserve"> </w:t>
-      </w:r>
-      <w:r>
-        <w:rPr>
-          <w:spacing w:val="-4"/>
-          <w:sz w:val="26"/>
-          <w:szCs w:val="26"/>
-        </w:rPr>
-        <w:t>và</w:t>
-      </w:r>
-      <w:r>
-        <w:rPr>
-          <w:spacing w:val="-4"/>
-          <w:sz w:val="26"/>
-          <w:szCs w:val="26"/>
-        </w:rPr>
-        <w:t xml:space="preserve"> </w:t>
-      </w:r>
-      <w:r>
-        <w:rPr>
-          <w:spacing w:val="-4"/>
-          <w:sz w:val="26"/>
-          <w:szCs w:val="26"/>
-        </w:rPr>
-        <w:t xml:space="preserve"> </w:t>
-      </w:r>
-      <w:r>
-        <w:rPr>
-          <w:spacing w:val="-4"/>
-          <w:sz w:val="26"/>
-        </w:rPr>
-        <w:t xml:space="preserve">những </w:t>
-      </w:r>
-      <w:r>
-        <w:rPr>
-          <w:spacing w:val="-4"/>
-          <w:sz w:val="26"/>
-        </w:rPr>
-        <w:t>người</w:t>
-      </w:r>
-      <w:r>
-        <w:rPr>
-          <w:spacing w:val="-4"/>
-          <w:sz w:val="26"/>
-        </w:rPr>
-        <w:t xml:space="preserve"> có tên </w:t>
-      </w:r>
-      <w:r>
-        <w:rPr>
-          <w:spacing w:val="-4"/>
-          <w:sz w:val="26"/>
-        </w:rPr>
-        <w:t>tại</w:t>
-      </w:r>
-      <w:r>
-        <w:rPr>
-          <w:spacing w:val="-4"/>
-          <w:sz w:val="26"/>
-        </w:rPr>
-        <w:t xml:space="preserve"> </w:t>
-      </w:r>
-      <w:r>
-        <w:rPr>
-          <w:spacing w:val="-4"/>
-          <w:sz w:val="26"/>
-        </w:rPr>
-        <w:t>Đ</w:t>
-      </w:r>
-      <w:r>
-        <w:rPr>
-          <w:spacing w:val="-4"/>
-          <w:sz w:val="26"/>
-        </w:rPr>
-        <w:t>i</w:t>
-      </w:r>
-      <w:r>
-        <w:rPr>
-          <w:spacing w:val="-4"/>
-          <w:sz w:val="26"/>
-        </w:rPr>
-        <w:t>ề</w:t>
-      </w:r>
-      <w:r>
-        <w:rPr>
-          <w:spacing w:val="-4"/>
-          <w:sz w:val="26"/>
-        </w:rPr>
-        <w:t>u 1 chịu trách nhiệm thi hành Quyết định này</w:t>
-      </w:r>
-      <w:r>
-        <w:rPr>
-          <w:spacing w:val="-4"/>
-          <w:sz w:val="26"/>
-        </w:rPr>
-        <w:t>.</w:t>
-      </w:r>
-      <w:r>
-        <w:rPr>
-          <w:spacing w:val="-4"/>
-          <w:sz w:val="26"/>
-        </w:rPr>
-        <w:t>/.</w:t>
+        </w:rPr>
+        <w:t>./.</w:t>
       </w:r>
     </w:p>
     <w:p>
@@ -3290,7 +1984,19 @@
               <w:rPr>
                 <w:sz w:val="22"/>
               </w:rPr>
-              <w:t>- Như Điều 3;</w:t>
+              <w:t xml:space="preserve">- Như Điều </w:t>
+            </w:r>
+            <w:r>
+              <w:rPr>
+                <w:sz w:val="22"/>
+              </w:rPr>
+              <w:t>4</w:t>
+            </w:r>
+            <w:r>
+              <w:rPr>
+                <w:sz w:val="22"/>
+              </w:rPr>
+              <w:t>;</w:t>
             </w:r>
           </w:p>
           <w:p>
@@ -3349,13 +2055,11 @@
               <w:jc w:val="center"/>
               <w:rPr>
                 <w:b/>
-                <w:sz w:val="26"/>
               </w:rPr>
             </w:pPr>
             <w:r>
               <w:rPr>
                 <w:b/>
-                <w:sz w:val="26"/>
               </w:rPr>
               <w:t>CHỦ TỊCH</w:t>
             </w:r>
@@ -3466,7 +2170,6 @@
           <w:sz w:val="26"/>
           <w:lang w:eastAsia="vi-VN"/>
         </w:rPr>
-        <w:lastRenderedPageBreak/>
         <w:t xml:space="preserve">* </w:t>
       </w:r>
       <w:r>
@@ -3675,8 +2378,8 @@
           <w:sz w:val="24"/>
           <w:szCs w:val="24"/>
         </w:rPr>
-        <w:pict>
-          <v:line id="_x0000_s1050" style="position:absolute;left:0;text-align:left;z-index:251659776;mso-position-horizontal-relative:text;mso-position-vertical-relative:text" from="0,-17.75pt" to="448pt,-17.75pt"/>
+        <w:pict w14:anchorId="405F9393">
+          <v:line id="_x0000_s2074" style="position:absolute;left:0;text-align:left;z-index:4;mso-position-horizontal-relative:text;mso-position-vertical-relative:text" from="0,-17.75pt" to="448pt,-17.75pt"/>
         </w:pict>
       </w:r>
       <w:r>
@@ -3709,8 +2412,6 @@
         </w:rPr>
         <w:t>M170</w:t>
       </w:r>
-      <w:bookmarkStart w:id="1" w:name="_GoBack"/>
-      <w:bookmarkEnd w:id="1"/>
       <w:r>
         <w:rPr>
           <w:bCs/>
@@ -6134,6 +4835,7 @@
     </w:p>
     <w:sectPr>
       <w:headerReference w:type="default" r:id="rId7"/>
+      <w:footerReference w:type="first" r:id="rId8"/>
       <w:pgSz w:w="11907" w:h="16840" w:code="9"/>
       <w:pgMar w:top="1134" w:right="1134" w:bottom="567" w:left="1701" w:header="720" w:footer="720" w:gutter="0"/>
       <w:cols w:space="720"/>
@@ -6145,7 +4847,7 @@
 </file>
 
 <file path=word/endnotes.xml><?xml version="1.0" encoding="utf-8"?>
-<w:endnotes xmlns:wpc="http://schemas.microsoft.com/office/word/2010/wordprocessingCanvas" xmlns:cx="http://schemas.microsoft.com/office/drawing/2014/chartex" xmlns:mc="http://schemas.openxmlformats.org/markup-compatibility/2006" xmlns:o="urn:schemas-microsoft-com:office:office" xmlns:r="http://schemas.openxmlformats.org/officeDocument/2006/relationships" xmlns:m="http://schemas.openxmlformats.org/officeDocument/2006/math" xmlns:v="urn:schemas-microsoft-com:vml" xmlns:wp14="http://schemas.microsoft.com/office/word/2010/wordprocessingDrawing" xmlns:wp="http://schemas.openxmlformats.org/drawingml/2006/wordprocessingDrawing" xmlns:w10="urn:schemas-microsoft-com:office:word" xmlns:w="http://schemas.openxmlformats.org/wordprocessingml/2006/main" xmlns:w14="http://schemas.microsoft.com/office/word/2010/wordml" xmlns:w15="http://schemas.microsoft.com/office/word/2012/wordml" xmlns:w16se="http://schemas.microsoft.com/office/word/2015/wordml/symex" xmlns:wpg="http://schemas.microsoft.com/office/word/2010/wordprocessingGroup" xmlns:wpi="http://schemas.microsoft.com/office/word/2010/wordprocessingInk" xmlns:wne="http://schemas.microsoft.com/office/word/2006/wordml" xmlns:wps="http://schemas.microsoft.com/office/word/2010/wordprocessingShape" mc:Ignorable="w14 w15 w16se wp14">
+<w:endnotes xmlns:wpc="http://schemas.microsoft.com/office/word/2010/wordprocessingCanvas" xmlns:cx="http://schemas.microsoft.com/office/drawing/2014/chartex" xmlns:cx1="http://schemas.microsoft.com/office/drawing/2015/9/8/chartex" xmlns:cx2="http://schemas.microsoft.com/office/drawing/2015/10/21/chartex" xmlns:cx3="http://schemas.microsoft.com/office/drawing/2016/5/9/chartex" xmlns:cx4="http://schemas.microsoft.com/office/drawing/2016/5/10/chartex" xmlns:cx5="http://schemas.microsoft.com/office/drawing/2016/5/11/chartex" xmlns:cx6="http://schemas.microsoft.com/office/drawing/2016/5/12/chartex" xmlns:cx7="http://schemas.microsoft.com/office/drawing/2016/5/13/chartex" xmlns:cx8="http://schemas.microsoft.com/office/drawing/2016/5/14/chartex" xmlns:mc="http://schemas.openxmlformats.org/markup-compatibility/2006" xmlns:aink="http://schemas.microsoft.com/office/drawing/2016/ink" xmlns:am3d="http://schemas.microsoft.com/office/drawing/2017/model3d" xmlns:o="urn:schemas-microsoft-com:office:office" xmlns:oel="http://schemas.microsoft.com/office/2019/extlst" xmlns:r="http://schemas.openxmlformats.org/officeDocument/2006/relationships" xmlns:m="http://schemas.openxmlformats.org/officeDocument/2006/math" xmlns:v="urn:schemas-microsoft-com:vml" xmlns:wp14="http://schemas.microsoft.com/office/word/2010/wordprocessingDrawing" xmlns:wp="http://schemas.openxmlformats.org/drawingml/2006/wordprocessingDrawing" xmlns:w10="urn:schemas-microsoft-com:office:word" xmlns:w="http://schemas.openxmlformats.org/wordprocessingml/2006/main" xmlns:w14="http://schemas.microsoft.com/office/word/2010/wordml" xmlns:w15="http://schemas.microsoft.com/office/word/2012/wordml" xmlns:w16cex="http://schemas.microsoft.com/office/word/2018/wordml/cex" xmlns:w16cid="http://schemas.microsoft.com/office/word/2016/wordml/cid" xmlns:w16="http://schemas.microsoft.com/office/word/2018/wordml" xmlns:w16du="http://schemas.microsoft.com/office/word/2023/wordml/word16du" xmlns:w16sdtdh="http://schemas.microsoft.com/office/word/2020/wordml/sdtdatahash" xmlns:w16sdtfl="http://schemas.microsoft.com/office/word/2024/wordml/sdtformatlock" xmlns:w16se="http://schemas.microsoft.com/office/word/2015/wordml/symex" xmlns:wpg="http://schemas.microsoft.com/office/word/2010/wordprocessingGroup" xmlns:wpi="http://schemas.microsoft.com/office/word/2010/wordprocessingInk" xmlns:wne="http://schemas.microsoft.com/office/word/2006/wordml" xmlns:wps="http://schemas.microsoft.com/office/word/2010/wordprocessingShape" mc:Ignorable="w14 w15 w16se w16cid w16 w16cex w16sdtdh w16sdtfl w16du wp14">
   <w:endnote w:type="separator" w:id="-1">
     <w:p>
       <w:pPr>
@@ -6169,8 +4871,98 @@
 </w:endnotes>
 </file>
 
+<file path=word/footer1.xml><?xml version="1.0" encoding="utf-8"?>
+<w:ftr xmlns:wpc="http://schemas.microsoft.com/office/word/2010/wordprocessingCanvas" xmlns:cx="http://schemas.microsoft.com/office/drawing/2014/chartex" xmlns:cx1="http://schemas.microsoft.com/office/drawing/2015/9/8/chartex" xmlns:cx2="http://schemas.microsoft.com/office/drawing/2015/10/21/chartex" xmlns:cx3="http://schemas.microsoft.com/office/drawing/2016/5/9/chartex" xmlns:cx4="http://schemas.microsoft.com/office/drawing/2016/5/10/chartex" xmlns:cx5="http://schemas.microsoft.com/office/drawing/2016/5/11/chartex" xmlns:cx6="http://schemas.microsoft.com/office/drawing/2016/5/12/chartex" xmlns:cx7="http://schemas.microsoft.com/office/drawing/2016/5/13/chartex" xmlns:cx8="http://schemas.microsoft.com/office/drawing/2016/5/14/chartex" xmlns:mc="http://schemas.openxmlformats.org/markup-compatibility/2006" xmlns:aink="http://schemas.microsoft.com/office/drawing/2016/ink" xmlns:am3d="http://schemas.microsoft.com/office/drawing/2017/model3d" xmlns:o="urn:schemas-microsoft-com:office:office" xmlns:oel="http://schemas.microsoft.com/office/2019/extlst" xmlns:r="http://schemas.openxmlformats.org/officeDocument/2006/relationships" xmlns:m="http://schemas.openxmlformats.org/officeDocument/2006/math" xmlns:v="urn:schemas-microsoft-com:vml" xmlns:wp14="http://schemas.microsoft.com/office/word/2010/wordprocessingDrawing" xmlns:wp="http://schemas.openxmlformats.org/drawingml/2006/wordprocessingDrawing" xmlns:w10="urn:schemas-microsoft-com:office:word" xmlns:w="http://schemas.openxmlformats.org/wordprocessingml/2006/main" xmlns:w14="http://schemas.microsoft.com/office/word/2010/wordml" xmlns:w15="http://schemas.microsoft.com/office/word/2012/wordml" xmlns:w16cex="http://schemas.microsoft.com/office/word/2018/wordml/cex" xmlns:w16cid="http://schemas.microsoft.com/office/word/2016/wordml/cid" xmlns:w16="http://schemas.microsoft.com/office/word/2018/wordml" xmlns:w16du="http://schemas.microsoft.com/office/word/2023/wordml/word16du" xmlns:w16sdtdh="http://schemas.microsoft.com/office/word/2020/wordml/sdtdatahash" xmlns:w16sdtfl="http://schemas.microsoft.com/office/word/2024/wordml/sdtformatlock" xmlns:w16se="http://schemas.microsoft.com/office/word/2015/wordml/symex" xmlns:wpg="http://schemas.microsoft.com/office/word/2010/wordprocessingGroup" xmlns:wpi="http://schemas.microsoft.com/office/word/2010/wordprocessingInk" xmlns:wne="http://schemas.microsoft.com/office/word/2006/wordml" xmlns:wps="http://schemas.microsoft.com/office/word/2010/wordprocessingShape" mc:Ignorable="w14 w15 w16se w16cid w16 w16cex w16sdtdh w16sdtfl w16du wp14">
+  <w:p>
+    <w:pPr>
+      <w:pStyle w:val="Footer"/>
+      <w:spacing w:before="120"/>
+      <w:rPr>
+        <w:sz w:val="22"/>
+      </w:rPr>
+    </w:pPr>
+    <w:r>
+      <w:rPr>
+        <w:noProof/>
+      </w:rPr>
+      <w:pict w14:anchorId="3537361C">
+        <v:line id="Straight Connector 2" o:spid="_x0000_s1025" style="position:absolute;z-index:1;visibility:visible;mso-wrap-style:square;mso-width-percent:0;mso-wrap-distance-left:9pt;mso-wrap-distance-top:0;mso-wrap-distance-right:9pt;mso-wrap-distance-bottom:0;mso-position-horizontal:absolute;mso-position-horizontal-relative:text;mso-position-vertical:absolute;mso-position-vertical-relative:text;mso-width-percent:0;mso-width-relative:margin" from="-.45pt,1.65pt" to="466.95pt,1.65pt" o:gfxdata="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" strokeweight=".5pt">
+          <v:stroke joinstyle="miter"/>
+        </v:line>
+      </w:pict>
+    </w:r>
+    <w:r>
+      <w:rPr>
+        <w:sz w:val="22"/>
+      </w:rPr>
+      <w:t>Địa chỉ: Số 152, QL</w:t>
+    </w:r>
+    <w:r>
+      <w:rPr>
+        <w:sz w:val="22"/>
+      </w:rPr>
+      <w:t xml:space="preserve"> 56, </w:t>
+    </w:r>
+    <w:r>
+      <w:rPr>
+        <w:sz w:val="22"/>
+      </w:rPr>
+      <w:t>khu phố Hàng Gòn, phường</w:t>
+    </w:r>
+    <w:r>
+      <w:rPr>
+        <w:sz w:val="22"/>
+      </w:rPr>
+      <w:t xml:space="preserve"> Hàng Gòn</w:t>
+    </w:r>
+    <w:r>
+      <w:rPr>
+        <w:sz w:val="22"/>
+      </w:rPr>
+      <w:t>, tỉnh Đồng Nai.</w:t>
+    </w:r>
+    <w:r>
+      <w:rPr>
+        <w:sz w:val="22"/>
+      </w:rPr>
+      <w:t xml:space="preserve"> </w:t>
+    </w:r>
+    <w:r>
+      <w:rPr>
+        <w:sz w:val="22"/>
+      </w:rPr>
+      <w:t>S</w:t>
+    </w:r>
+    <w:r>
+      <w:rPr>
+        <w:sz w:val="22"/>
+      </w:rPr>
+      <w:t xml:space="preserve">ĐT: </w:t>
+    </w:r>
+    <w:r>
+      <w:rPr>
+        <w:sz w:val="22"/>
+      </w:rPr>
+      <w:t>0251</w:t>
+    </w:r>
+    <w:r>
+      <w:rPr>
+        <w:sz w:val="22"/>
+      </w:rPr>
+      <w:t>3</w:t>
+    </w:r>
+    <w:r>
+      <w:rPr>
+        <w:sz w:val="22"/>
+      </w:rPr>
+      <w:t xml:space="preserve">.596.177 </w:t>
+    </w:r>
+  </w:p>
+</w:ftr>
+</file>
+
 <file path=word/footnotes.xml><?xml version="1.0" encoding="utf-8"?>
-<w:footnotes xmlns:wpc="http://schemas.microsoft.com/office/word/2010/wordprocessingCanvas" xmlns:cx="http://schemas.microsoft.com/office/drawing/2014/chartex" xmlns:mc="http://schemas.openxmlformats.org/markup-compatibility/2006" xmlns:o="urn:schemas-microsoft-com:office:office" xmlns:r="http://schemas.openxmlformats.org/officeDocument/2006/relationships" xmlns:m="http://schemas.openxmlformats.org/officeDocument/2006/math" xmlns:v="urn:schemas-microsoft-com:vml" xmlns:wp14="http://schemas.microsoft.com/office/word/2010/wordprocessingDrawing" xmlns:wp="http://schemas.openxmlformats.org/drawingml/2006/wordprocessingDrawing" xmlns:w10="urn:schemas-microsoft-com:office:word" xmlns:w="http://schemas.openxmlformats.org/wordprocessingml/2006/main" xmlns:w14="http://schemas.microsoft.com/office/word/2010/wordml" xmlns:w15="http://schemas.microsoft.com/office/word/2012/wordml" xmlns:w16se="http://schemas.microsoft.com/office/word/2015/wordml/symex" xmlns:wpg="http://schemas.microsoft.com/office/word/2010/wordprocessingGroup" xmlns:wpi="http://schemas.microsoft.com/office/word/2010/wordprocessingInk" xmlns:wne="http://schemas.microsoft.com/office/word/2006/wordml" xmlns:wps="http://schemas.microsoft.com/office/word/2010/wordprocessingShape" mc:Ignorable="w14 w15 w16se wp14">
+<w:footnotes xmlns:wpc="http://schemas.microsoft.com/office/word/2010/wordprocessingCanvas" xmlns:cx="http://schemas.microsoft.com/office/drawing/2014/chartex" xmlns:cx1="http://schemas.microsoft.com/office/drawing/2015/9/8/chartex" xmlns:cx2="http://schemas.microsoft.com/office/drawing/2015/10/21/chartex" xmlns:cx3="http://schemas.microsoft.com/office/drawing/2016/5/9/chartex" xmlns:cx4="http://schemas.microsoft.com/office/drawing/2016/5/10/chartex" xmlns:cx5="http://schemas.microsoft.com/office/drawing/2016/5/11/chartex" xmlns:cx6="http://schemas.microsoft.com/office/drawing/2016/5/12/chartex" xmlns:cx7="http://schemas.microsoft.com/office/drawing/2016/5/13/chartex" xmlns:cx8="http://schemas.microsoft.com/office/drawing/2016/5/14/chartex" xmlns:mc="http://schemas.openxmlformats.org/markup-compatibility/2006" xmlns:aink="http://schemas.microsoft.com/office/drawing/2016/ink" xmlns:am3d="http://schemas.microsoft.com/office/drawing/2017/model3d" xmlns:o="urn:schemas-microsoft-com:office:office" xmlns:oel="http://schemas.microsoft.com/office/2019/extlst" xmlns:r="http://schemas.openxmlformats.org/officeDocument/2006/relationships" xmlns:m="http://schemas.openxmlformats.org/officeDocument/2006/math" xmlns:v="urn:schemas-microsoft-com:vml" xmlns:wp14="http://schemas.microsoft.com/office/word/2010/wordprocessingDrawing" xmlns:wp="http://schemas.openxmlformats.org/drawingml/2006/wordprocessingDrawing" xmlns:w10="urn:schemas-microsoft-com:office:word" xmlns:w="http://schemas.openxmlformats.org/wordprocessingml/2006/main" xmlns:w14="http://schemas.microsoft.com/office/word/2010/wordml" xmlns:w15="http://schemas.microsoft.com/office/word/2012/wordml" xmlns:w16cex="http://schemas.microsoft.com/office/word/2018/wordml/cex" xmlns:w16cid="http://schemas.microsoft.com/office/word/2016/wordml/cid" xmlns:w16="http://schemas.microsoft.com/office/word/2018/wordml" xmlns:w16du="http://schemas.microsoft.com/office/word/2023/wordml/word16du" xmlns:w16sdtdh="http://schemas.microsoft.com/office/word/2020/wordml/sdtdatahash" xmlns:w16sdtfl="http://schemas.microsoft.com/office/word/2024/wordml/sdtformatlock" xmlns:w16se="http://schemas.microsoft.com/office/word/2015/wordml/symex" xmlns:wpg="http://schemas.microsoft.com/office/word/2010/wordprocessingGroup" xmlns:wpi="http://schemas.microsoft.com/office/word/2010/wordprocessingInk" xmlns:wne="http://schemas.microsoft.com/office/word/2006/wordml" xmlns:wps="http://schemas.microsoft.com/office/word/2010/wordprocessingShape" mc:Ignorable="w14 w15 w16se w16cid w16 w16cex w16sdtdh w16sdtfl w16du wp14">
   <w:footnote w:type="separator" w:id="-1">
     <w:p>
       <w:pPr>
@@ -6195,7 +4987,7 @@
 </file>
 
 <file path=word/header1.xml><?xml version="1.0" encoding="utf-8"?>
-<w:hdr xmlns:wpc="http://schemas.microsoft.com/office/word/2010/wordprocessingCanvas" xmlns:cx="http://schemas.microsoft.com/office/drawing/2014/chartex" xmlns:mc="http://schemas.openxmlformats.org/markup-compatibility/2006" xmlns:o="urn:schemas-microsoft-com:office:office" xmlns:r="http://schemas.openxmlformats.org/officeDocument/2006/relationships" xmlns:m="http://schemas.openxmlformats.org/officeDocument/2006/math" xmlns:v="urn:schemas-microsoft-com:vml" xmlns:wp14="http://schemas.microsoft.com/office/word/2010/wordprocessingDrawing" xmlns:wp="http://schemas.openxmlformats.org/drawingml/2006/wordprocessingDrawing" xmlns:w10="urn:schemas-microsoft-com:office:word" xmlns:w="http://schemas.openxmlformats.org/wordprocessingml/2006/main" xmlns:w14="http://schemas.microsoft.com/office/word/2010/wordml" xmlns:w15="http://schemas.microsoft.com/office/word/2012/wordml" xmlns:w16se="http://schemas.microsoft.com/office/word/2015/wordml/symex" xmlns:wpg="http://schemas.microsoft.com/office/word/2010/wordprocessingGroup" xmlns:wpi="http://schemas.microsoft.com/office/word/2010/wordprocessingInk" xmlns:wne="http://schemas.microsoft.com/office/word/2006/wordml" xmlns:wps="http://schemas.microsoft.com/office/word/2010/wordprocessingShape" mc:Ignorable="w14 w15 w16se wp14">
+<w:hdr xmlns:wpc="http://schemas.microsoft.com/office/word/2010/wordprocessingCanvas" xmlns:cx="http://schemas.microsoft.com/office/drawing/2014/chartex" xmlns:cx1="http://schemas.microsoft.com/office/drawing/2015/9/8/chartex" xmlns:cx2="http://schemas.microsoft.com/office/drawing/2015/10/21/chartex" xmlns:cx3="http://schemas.microsoft.com/office/drawing/2016/5/9/chartex" xmlns:cx4="http://schemas.microsoft.com/office/drawing/2016/5/10/chartex" xmlns:cx5="http://schemas.microsoft.com/office/drawing/2016/5/11/chartex" xmlns:cx6="http://schemas.microsoft.com/office/drawing/2016/5/12/chartex" xmlns:cx7="http://schemas.microsoft.com/office/drawing/2016/5/13/chartex" xmlns:cx8="http://schemas.microsoft.com/office/drawing/2016/5/14/chartex" xmlns:mc="http://schemas.openxmlformats.org/markup-compatibility/2006" xmlns:aink="http://schemas.microsoft.com/office/drawing/2016/ink" xmlns:am3d="http://schemas.microsoft.com/office/drawing/2017/model3d" xmlns:o="urn:schemas-microsoft-com:office:office" xmlns:oel="http://schemas.microsoft.com/office/2019/extlst" xmlns:r="http://schemas.openxmlformats.org/officeDocument/2006/relationships" xmlns:m="http://schemas.openxmlformats.org/officeDocument/2006/math" xmlns:v="urn:schemas-microsoft-com:vml" xmlns:wp14="http://schemas.microsoft.com/office/word/2010/wordprocessingDrawing" xmlns:wp="http://schemas.openxmlformats.org/drawingml/2006/wordprocessingDrawing" xmlns:w10="urn:schemas-microsoft-com:office:word" xmlns:w="http://schemas.openxmlformats.org/wordprocessingml/2006/main" xmlns:w14="http://schemas.microsoft.com/office/word/2010/wordml" xmlns:w15="http://schemas.microsoft.com/office/word/2012/wordml" xmlns:w16cex="http://schemas.microsoft.com/office/word/2018/wordml/cex" xmlns:w16cid="http://schemas.microsoft.com/office/word/2016/wordml/cid" xmlns:w16="http://schemas.microsoft.com/office/word/2018/wordml" xmlns:w16du="http://schemas.microsoft.com/office/word/2023/wordml/word16du" xmlns:w16sdtdh="http://schemas.microsoft.com/office/word/2020/wordml/sdtdatahash" xmlns:w16sdtfl="http://schemas.microsoft.com/office/word/2024/wordml/sdtformatlock" xmlns:w16se="http://schemas.microsoft.com/office/word/2015/wordml/symex" xmlns:wpg="http://schemas.microsoft.com/office/word/2010/wordprocessingGroup" xmlns:wpi="http://schemas.microsoft.com/office/word/2010/wordprocessingInk" xmlns:wne="http://schemas.microsoft.com/office/word/2006/wordml" xmlns:wps="http://schemas.microsoft.com/office/word/2010/wordprocessingShape" mc:Ignorable="w14 w15 w16se w16cid w16 w16cex w16sdtdh w16sdtfl w16du wp14">
   <w:p>
     <w:pPr>
       <w:pStyle w:val="Header"/>
@@ -6264,7 +5056,7 @@
 </file>
 
 <file path=word/styles.xml><?xml version="1.0" encoding="utf-8"?>
-<w:styles xmlns:mc="http://schemas.openxmlformats.org/markup-compatibility/2006" xmlns:r="http://schemas.openxmlformats.org/officeDocument/2006/relationships" xmlns:w="http://schemas.openxmlformats.org/wordprocessingml/2006/main" xmlns:w14="http://schemas.microsoft.com/office/word/2010/wordml" xmlns:w15="http://schemas.microsoft.com/office/word/2012/wordml" xmlns:w16se="http://schemas.microsoft.com/office/word/2015/wordml/symex" mc:Ignorable="w14 w15 w16se">
+<w:styles xmlns:mc="http://schemas.openxmlformats.org/markup-compatibility/2006" xmlns:r="http://schemas.openxmlformats.org/officeDocument/2006/relationships" xmlns:w="http://schemas.openxmlformats.org/wordprocessingml/2006/main" xmlns:w14="http://schemas.microsoft.com/office/word/2010/wordml" xmlns:w15="http://schemas.microsoft.com/office/word/2012/wordml" xmlns:w16cex="http://schemas.microsoft.com/office/word/2018/wordml/cex" xmlns:w16cid="http://schemas.microsoft.com/office/word/2016/wordml/cid" xmlns:w16="http://schemas.microsoft.com/office/word/2018/wordml" xmlns:w16du="http://schemas.microsoft.com/office/word/2023/wordml/word16du" xmlns:w16sdtdh="http://schemas.microsoft.com/office/word/2020/wordml/sdtdatahash" xmlns:w16sdtfl="http://schemas.microsoft.com/office/word/2024/wordml/sdtformatlock" xmlns:w16se="http://schemas.microsoft.com/office/word/2015/wordml/symex" mc:Ignorable="w14 w15 w16se w16cid w16 w16cex w16sdtdh w16sdtfl w16du">
   <w:docDefaults>
     <w:rPrDefault>
       <w:rPr>
@@ -6274,7 +5066,7 @@
     </w:rPrDefault>
     <w:pPrDefault/>
   </w:docDefaults>
-  <w:latentStyles w:defLockedState="0" w:defUIPriority="0" w:defSemiHidden="0" w:defUnhideWhenUsed="0" w:defQFormat="0" w:count="371">
+  <w:latentStyles w:defLockedState="0" w:defUIPriority="0" w:defSemiHidden="0" w:defUnhideWhenUsed="0" w:defQFormat="0" w:count="376">
     <w:lsdException w:name="Normal" w:qFormat="1"/>
     <w:lsdException w:name="heading 1" w:qFormat="1"/>
     <w:lsdException w:name="heading 2" w:semiHidden="1" w:unhideWhenUsed="1" w:qFormat="1"/>
@@ -6551,6 +5343,11 @@
     <w:lsdException w:name="List Table 5 Dark Accent 6" w:uiPriority="50"/>
     <w:lsdException w:name="List Table 6 Colorful Accent 6" w:uiPriority="51"/>
     <w:lsdException w:name="List Table 7 Colorful Accent 6" w:uiPriority="52"/>
+    <w:lsdException w:name="Mention" w:semiHidden="1" w:uiPriority="99" w:unhideWhenUsed="1"/>
+    <w:lsdException w:name="Smart Hyperlink" w:semiHidden="1" w:uiPriority="99" w:unhideWhenUsed="1"/>
+    <w:lsdException w:name="Hashtag" w:semiHidden="1" w:uiPriority="99" w:unhideWhenUsed="1"/>
+    <w:lsdException w:name="Unresolved Mention" w:semiHidden="1" w:uiPriority="99" w:unhideWhenUsed="1"/>
+    <w:lsdException w:name="Smart Link" w:semiHidden="1" w:uiPriority="99" w:unhideWhenUsed="1"/>
   </w:latentStyles>
   <w:style w:type="paragraph" w:default="1" w:styleId="Normal">
     <w:name w:val="Normal"/>

--- a/public/templates/ket-qua-thncd/M170. Quyet dinh phan cong ca nhan giup do nguoi chap hanh xong hinh phat tu.docx
+++ b/public/templates/ket-qua-thncd/M170. Quyet dinh phan cong ca nhan giup do nguoi chap hanh xong hinh phat tu.docx
@@ -131,24 +131,13 @@
               </w:rPr>
             </w:pPr>
             <w:r>
-              <w:t>Số: ..........</w:t>
-            </w:r>
-            <w:proofErr w:type="gramStart"/>
-            <w:r>
-              <w:t>…</w:t>
+              <w:t>Số: ..........…</w:t>
             </w:r>
             <w:r>
               <w:rPr>
                 <w:vertAlign w:val="superscript"/>
               </w:rPr>
-              <w:t>(</w:t>
-            </w:r>
-            <w:proofErr w:type="gramEnd"/>
-            <w:r>
-              <w:rPr>
-                <w:vertAlign w:val="superscript"/>
-              </w:rPr>
-              <w:t>2)</w:t>
+              <w:t>(2)</w:t>
             </w:r>
             <w:r>
               <w:t xml:space="preserve">/QĐ-UBND      </w:t>
@@ -192,18 +181,7 @@
                 <w:sz w:val="28"/>
                 <w:szCs w:val="28"/>
               </w:rPr>
-              <w:t xml:space="preserve">Hàng </w:t>
-            </w:r>
-            <w:proofErr w:type="gramStart"/>
-            <w:r>
-              <w:rPr>
-                <w:rFonts w:ascii="Times New Roman" w:hAnsi="Times New Roman"/>
-                <w:b w:val="0"/>
-                <w:i/>
-                <w:sz w:val="28"/>
-                <w:szCs w:val="28"/>
-              </w:rPr>
-              <w:t>Gòn</w:t>
+              <w:t>Hàng Gòn</w:t>
             </w:r>
             <w:r>
               <w:rPr>
@@ -223,18 +201,7 @@
                 <w:sz w:val="28"/>
                 <w:szCs w:val="28"/>
               </w:rPr>
-              <w:t xml:space="preserve">  ngày</w:t>
-            </w:r>
-            <w:proofErr w:type="gramEnd"/>
-            <w:r>
-              <w:rPr>
-                <w:rFonts w:ascii="Times New Roman" w:hAnsi="Times New Roman"/>
-                <w:b w:val="0"/>
-                <w:i/>
-                <w:sz w:val="28"/>
-                <w:szCs w:val="28"/>
-              </w:rPr>
-              <w:t xml:space="preserve"> ........tháng ........ năm 20.......</w:t>
+              <w:t xml:space="preserve">  ngày ........tháng ........ năm 20.......</w:t>
             </w:r>
             <w:r>
               <w:rPr>
@@ -688,9 +655,8 @@
           <w:iCs/>
           <w:color w:val="000000"/>
           <w:shd w:val="clear" w:color="auto" w:fill="FFFFFF"/>
-          <w:lang w:val="vi-VN"/>
-        </w:rPr>
-        <w:t>….</w:t>
+        </w:rPr>
+        <w:t>13</w:t>
       </w:r>
       <w:r>
         <w:rPr>
@@ -764,9 +730,8 @@
           <w:iCs/>
           <w:color w:val="000000"/>
           <w:shd w:val="clear" w:color="auto" w:fill="FFFFFF"/>
-          <w:lang w:val="vi-VN"/>
-        </w:rPr>
-        <w:t>(4)</w:t>
+        </w:rPr>
+        <w:t xml:space="preserve">về việc </w:t>
       </w:r>
       <w:r>
         <w:rPr>
@@ -774,7 +739,15 @@
           <w:iCs/>
           <w:color w:val="000000"/>
           <w:shd w:val="clear" w:color="auto" w:fill="FFFFFF"/>
-          <w:lang w:val="vi-VN"/>
+        </w:rPr>
+        <w:t>phân công thực hiện giúp đỡ người chấp hành xong hình phạt tù</w:t>
+      </w:r>
+      <w:r>
+        <w:rPr>
+          <w:i/>
+          <w:iCs/>
+          <w:color w:val="000000"/>
+          <w:shd w:val="clear" w:color="auto" w:fill="FFFFFF"/>
         </w:rPr>
         <w:t>,</w:t>
       </w:r>
@@ -1036,26 +1009,16 @@
           <w:color w:val="auto"/>
           <w:szCs w:val="28"/>
         </w:rPr>
-        <w:t xml:space="preserve">Chức vụ, nghề nghiệp, nơi làm </w:t>
-      </w:r>
-      <w:proofErr w:type="gramStart"/>
+        <w:t>Chức vụ, nghề nghiệp, nơi làm việc:</w:t>
+      </w:r>
       <w:r>
         <w:rPr>
           <w:rFonts w:ascii="Times New Roman" w:hAnsi="Times New Roman"/>
           <w:color w:val="auto"/>
           <w:szCs w:val="28"/>
         </w:rPr>
-        <w:t>việc:</w:t>
-      </w:r>
-      <w:r>
-        <w:rPr>
-          <w:rFonts w:ascii="Times New Roman" w:hAnsi="Times New Roman"/>
-          <w:color w:val="auto"/>
-          <w:szCs w:val="28"/>
-        </w:rPr>
         <w:t>......................................................................</w:t>
       </w:r>
-      <w:proofErr w:type="gramEnd"/>
     </w:p>
     <w:p>
       <w:pPr>
@@ -1125,9 +1088,43 @@
           <w:szCs w:val="28"/>
           <w:highlight w:val="yellow"/>
         </w:rPr>
-        <w:t xml:space="preserve"> {HOTEN</w:t>
-      </w:r>
-      <w:proofErr w:type="gramStart"/>
+        <w:t xml:space="preserve"> {HOTEN}</w:t>
+      </w:r>
+      <w:r>
+        <w:rPr>
+          <w:rFonts w:ascii="Times New Roman" w:hAnsi="Times New Roman"/>
+          <w:color w:val="auto"/>
+          <w:szCs w:val="28"/>
+          <w:vertAlign w:val="superscript"/>
+        </w:rPr>
+        <w:t>(</w:t>
+      </w:r>
+      <w:r>
+        <w:rPr>
+          <w:rFonts w:ascii="Times New Roman" w:hAnsi="Times New Roman"/>
+          <w:color w:val="auto"/>
+          <w:szCs w:val="28"/>
+          <w:vertAlign w:val="superscript"/>
+        </w:rPr>
+        <w:t>7</w:t>
+      </w:r>
+      <w:r>
+        <w:rPr>
+          <w:rFonts w:ascii="Times New Roman" w:hAnsi="Times New Roman"/>
+          <w:color w:val="auto"/>
+          <w:szCs w:val="28"/>
+          <w:vertAlign w:val="superscript"/>
+        </w:rPr>
+        <w:t>)</w:t>
+      </w:r>
+      <w:r>
+        <w:rPr>
+          <w:rFonts w:ascii="Times New Roman" w:hAnsi="Times New Roman"/>
+          <w:color w:val="auto"/>
+          <w:szCs w:val="28"/>
+        </w:rPr>
+        <w:t>; Giới tính:</w:t>
+      </w:r>
       <w:r>
         <w:rPr>
           <w:rFonts w:ascii="Times New Roman" w:hAnsi="Times New Roman"/>
@@ -1135,7 +1132,7 @@
           <w:szCs w:val="28"/>
           <w:highlight w:val="yellow"/>
         </w:rPr>
-        <w:t>}</w:t>
+        <w:t xml:space="preserve"> {GIOITINH}</w:t>
       </w:r>
       <w:r>
         <w:rPr>
@@ -1146,7 +1143,6 @@
         </w:rPr>
         <w:t>(</w:t>
       </w:r>
-      <w:proofErr w:type="gramEnd"/>
       <w:r>
         <w:rPr>
           <w:rFonts w:ascii="Times New Roman" w:hAnsi="Times New Roman"/>
@@ -1154,7 +1150,7 @@
           <w:szCs w:val="28"/>
           <w:vertAlign w:val="superscript"/>
         </w:rPr>
-        <w:t>7</w:t>
+        <w:t>8</w:t>
       </w:r>
       <w:r>
         <w:rPr>
@@ -1171,7 +1167,7 @@
           <w:color w:val="auto"/>
           <w:szCs w:val="28"/>
         </w:rPr>
-        <w:t>; Giới tính:</w:t>
+        <w:t>; Ngày sinh:</w:t>
       </w:r>
       <w:r>
         <w:rPr>
@@ -1180,72 +1176,7 @@
           <w:szCs w:val="28"/>
           <w:highlight w:val="yellow"/>
         </w:rPr>
-        <w:t xml:space="preserve"> {GIOITINH</w:t>
-      </w:r>
-      <w:proofErr w:type="gramStart"/>
-      <w:r>
-        <w:rPr>
-          <w:rFonts w:ascii="Times New Roman" w:hAnsi="Times New Roman"/>
-          <w:color w:val="auto"/>
-          <w:szCs w:val="28"/>
-          <w:highlight w:val="yellow"/>
-        </w:rPr>
-        <w:t>}</w:t>
-      </w:r>
-      <w:r>
-        <w:rPr>
-          <w:rFonts w:ascii="Times New Roman" w:hAnsi="Times New Roman"/>
-          <w:color w:val="auto"/>
-          <w:szCs w:val="28"/>
-          <w:vertAlign w:val="superscript"/>
-        </w:rPr>
-        <w:t>(</w:t>
-      </w:r>
-      <w:proofErr w:type="gramEnd"/>
-      <w:r>
-        <w:rPr>
-          <w:rFonts w:ascii="Times New Roman" w:hAnsi="Times New Roman"/>
-          <w:color w:val="auto"/>
-          <w:szCs w:val="28"/>
-          <w:vertAlign w:val="superscript"/>
-        </w:rPr>
-        <w:t>8</w:t>
-      </w:r>
-      <w:r>
-        <w:rPr>
-          <w:rFonts w:ascii="Times New Roman" w:hAnsi="Times New Roman"/>
-          <w:color w:val="auto"/>
-          <w:szCs w:val="28"/>
-          <w:vertAlign w:val="superscript"/>
-        </w:rPr>
-        <w:t>)</w:t>
-      </w:r>
-      <w:r>
-        <w:rPr>
-          <w:rFonts w:ascii="Times New Roman" w:hAnsi="Times New Roman"/>
-          <w:color w:val="auto"/>
-          <w:szCs w:val="28"/>
-        </w:rPr>
-        <w:t>; Ngày sinh:</w:t>
-      </w:r>
-      <w:r>
-        <w:rPr>
-          <w:rFonts w:ascii="Times New Roman" w:hAnsi="Times New Roman"/>
-          <w:color w:val="auto"/>
-          <w:szCs w:val="28"/>
-          <w:highlight w:val="yellow"/>
-        </w:rPr>
-        <w:t xml:space="preserve"> {NGAYSINH}/{THANGSINH}/{NAMSINH</w:t>
-      </w:r>
-      <w:proofErr w:type="gramStart"/>
-      <w:r>
-        <w:rPr>
-          <w:rFonts w:ascii="Times New Roman" w:hAnsi="Times New Roman"/>
-          <w:color w:val="auto"/>
-          <w:szCs w:val="28"/>
-          <w:highlight w:val="yellow"/>
-        </w:rPr>
-        <w:t>}</w:t>
+        <w:t xml:space="preserve"> {NGAYSINH}/{THANGSINH}/{NAMSINH}</w:t>
       </w:r>
       <w:r>
         <w:rPr>
@@ -1258,7 +1189,6 @@
         </w:rPr>
         <w:t>(</w:t>
       </w:r>
-      <w:proofErr w:type="gramEnd"/>
       <w:r>
         <w:rPr>
           <w:rFonts w:ascii="Times New Roman" w:hAnsi="Times New Roman"/>
@@ -1304,33 +1234,15 @@
           <w:color w:val="auto"/>
           <w:szCs w:val="28"/>
         </w:rPr>
-        <w:t xml:space="preserve">Nơi cư </w:t>
-      </w:r>
-      <w:proofErr w:type="gramStart"/>
+        <w:t>Nơi cư trú:</w:t>
+      </w:r>
       <w:r>
         <w:rPr>
           <w:rFonts w:ascii="Times New Roman" w:hAnsi="Times New Roman"/>
           <w:color w:val="auto"/>
           <w:szCs w:val="28"/>
         </w:rPr>
-        <w:t>trú:</w:t>
-      </w:r>
-      <w:r>
-        <w:rPr>
-          <w:rFonts w:ascii="Times New Roman" w:hAnsi="Times New Roman"/>
-          <w:color w:val="auto"/>
-          <w:szCs w:val="28"/>
-        </w:rPr>
-        <w:t>…</w:t>
-      </w:r>
-      <w:proofErr w:type="gramEnd"/>
-      <w:r>
-        <w:rPr>
-          <w:rFonts w:ascii="Times New Roman" w:hAnsi="Times New Roman"/>
-          <w:color w:val="auto"/>
-          <w:szCs w:val="28"/>
-        </w:rPr>
-        <w:t>………………</w:t>
+        <w:t>…………………</w:t>
       </w:r>
       <w:r>
         <w:rPr>
@@ -1390,16 +1302,7 @@
           <w:color w:val="auto"/>
           <w:szCs w:val="28"/>
         </w:rPr>
-        <w:t xml:space="preserve">Con </w:t>
-      </w:r>
-      <w:proofErr w:type="gramStart"/>
-      <w:r>
-        <w:rPr>
-          <w:rFonts w:ascii="Times New Roman" w:hAnsi="Times New Roman"/>
-          <w:color w:val="auto"/>
-          <w:szCs w:val="28"/>
-        </w:rPr>
-        <w:t>ông:</w:t>
+        <w:t>Con ông:</w:t>
       </w:r>
       <w:r>
         <w:rPr>
@@ -1408,9 +1311,50 @@
           <w:szCs w:val="28"/>
           <w:highlight w:val="yellow"/>
         </w:rPr>
-        <w:t xml:space="preserve"> {</w:t>
-      </w:r>
-      <w:proofErr w:type="gramEnd"/>
+        <w:t xml:space="preserve"> {TENCHA}</w:t>
+      </w:r>
+      <w:r>
+        <w:rPr>
+          <w:rFonts w:ascii="Times New Roman" w:hAnsi="Times New Roman"/>
+          <w:color w:val="auto"/>
+          <w:szCs w:val="28"/>
+          <w:vertAlign w:val="superscript"/>
+        </w:rPr>
+        <w:t>(1</w:t>
+      </w:r>
+      <w:r>
+        <w:rPr>
+          <w:rFonts w:ascii="Times New Roman" w:hAnsi="Times New Roman"/>
+          <w:color w:val="auto"/>
+          <w:szCs w:val="28"/>
+          <w:vertAlign w:val="superscript"/>
+        </w:rPr>
+        <w:t>1)</w:t>
+      </w:r>
+      <w:r>
+        <w:rPr>
+          <w:rFonts w:ascii="Times New Roman" w:hAnsi="Times New Roman"/>
+          <w:color w:val="auto"/>
+          <w:szCs w:val="28"/>
+        </w:rPr>
+        <w:t xml:space="preserve"> </w:t>
+      </w:r>
+      <w:r>
+        <w:rPr>
+          <w:rFonts w:ascii="Times New Roman" w:hAnsi="Times New Roman"/>
+          <w:color w:val="auto"/>
+          <w:szCs w:val="28"/>
+        </w:rPr>
+        <w:t>và b</w:t>
+      </w:r>
+      <w:r>
+        <w:rPr>
+          <w:rFonts w:ascii="Times New Roman" w:hAnsi="Times New Roman"/>
+          <w:color w:val="auto"/>
+          <w:szCs w:val="28"/>
+        </w:rPr>
+        <w:t>à:</w:t>
+      </w:r>
       <w:r>
         <w:rPr>
           <w:rFonts w:ascii="Times New Roman" w:hAnsi="Times New Roman"/>
@@ -1418,17 +1362,7 @@
           <w:szCs w:val="28"/>
           <w:highlight w:val="yellow"/>
         </w:rPr>
-        <w:t>TENCHA</w:t>
-      </w:r>
-      <w:proofErr w:type="gramStart"/>
-      <w:r>
-        <w:rPr>
-          <w:rFonts w:ascii="Times New Roman" w:hAnsi="Times New Roman"/>
-          <w:color w:val="auto"/>
-          <w:szCs w:val="28"/>
-          <w:highlight w:val="yellow"/>
-        </w:rPr>
-        <w:t>}</w:t>
+        <w:t xml:space="preserve"> {TENME}</w:t>
       </w:r>
       <w:r>
         <w:rPr>
@@ -1437,88 +1371,7 @@
           <w:szCs w:val="28"/>
           <w:vertAlign w:val="superscript"/>
         </w:rPr>
-        <w:t>(</w:t>
-      </w:r>
-      <w:proofErr w:type="gramEnd"/>
-      <w:r>
-        <w:rPr>
-          <w:rFonts w:ascii="Times New Roman" w:hAnsi="Times New Roman"/>
-          <w:color w:val="auto"/>
-          <w:szCs w:val="28"/>
-          <w:vertAlign w:val="superscript"/>
-        </w:rPr>
-        <w:t>1</w:t>
-      </w:r>
-      <w:r>
-        <w:rPr>
-          <w:rFonts w:ascii="Times New Roman" w:hAnsi="Times New Roman"/>
-          <w:color w:val="auto"/>
-          <w:szCs w:val="28"/>
-          <w:vertAlign w:val="superscript"/>
-        </w:rPr>
-        <w:t>1)</w:t>
-      </w:r>
-      <w:r>
-        <w:rPr>
-          <w:rFonts w:ascii="Times New Roman" w:hAnsi="Times New Roman"/>
-          <w:color w:val="auto"/>
-          <w:szCs w:val="28"/>
-        </w:rPr>
-        <w:t xml:space="preserve"> </w:t>
-      </w:r>
-      <w:r>
-        <w:rPr>
-          <w:rFonts w:ascii="Times New Roman" w:hAnsi="Times New Roman"/>
-          <w:color w:val="auto"/>
-          <w:szCs w:val="28"/>
-        </w:rPr>
-        <w:t>và b</w:t>
-      </w:r>
-      <w:r>
-        <w:rPr>
-          <w:rFonts w:ascii="Times New Roman" w:hAnsi="Times New Roman"/>
-          <w:color w:val="auto"/>
-          <w:szCs w:val="28"/>
-        </w:rPr>
-        <w:t>à:</w:t>
-      </w:r>
-      <w:r>
-        <w:rPr>
-          <w:rFonts w:ascii="Times New Roman" w:hAnsi="Times New Roman"/>
-          <w:color w:val="auto"/>
-          <w:szCs w:val="28"/>
-          <w:highlight w:val="yellow"/>
-        </w:rPr>
-        <w:t xml:space="preserve"> {TENME</w:t>
-      </w:r>
-      <w:proofErr w:type="gramStart"/>
-      <w:r>
-        <w:rPr>
-          <w:rFonts w:ascii="Times New Roman" w:hAnsi="Times New Roman"/>
-          <w:color w:val="auto"/>
-          <w:szCs w:val="28"/>
-          <w:highlight w:val="yellow"/>
-        </w:rPr>
-        <w:t>}</w:t>
-      </w:r>
-      <w:r>
-        <w:rPr>
-          <w:rFonts w:ascii="Times New Roman" w:hAnsi="Times New Roman"/>
-          <w:color w:val="auto"/>
-          <w:szCs w:val="28"/>
-          <w:vertAlign w:val="superscript"/>
-        </w:rPr>
-        <w:t>(</w:t>
-      </w:r>
-      <w:proofErr w:type="gramEnd"/>
-      <w:r>
-        <w:rPr>
-          <w:rFonts w:ascii="Times New Roman" w:hAnsi="Times New Roman"/>
-          <w:color w:val="auto"/>
-          <w:szCs w:val="28"/>
-          <w:vertAlign w:val="superscript"/>
-        </w:rPr>
-        <w:t>1</w:t>
+        <w:t>(1</w:t>
       </w:r>
       <w:r>
         <w:rPr>
@@ -1574,31 +1427,14 @@
           <w:color w:val="000000"/>
           <w:highlight w:val="yellow"/>
         </w:rPr>
-        <w:t xml:space="preserve"> </w:t>
-      </w:r>
-      <w:proofErr w:type="gramStart"/>
+        <w:t xml:space="preserve"> {NGAYCHXAPT}/{THANGCHXAPT}/{NAMCHXAPT}</w:t>
+      </w:r>
       <w:r>
         <w:rPr>
           <w:bCs/>
           <w:color w:val="000000"/>
-          <w:highlight w:val="yellow"/>
-        </w:rPr>
-        <w:t>{NGAYCHXAPT}/{THANGCHXAPT}/{NAMCHXAPT}</w:t>
-      </w:r>
-      <w:r>
-        <w:rPr>
-          <w:bCs/>
-          <w:color w:val="000000"/>
-        </w:rPr>
-        <w:t>,</w:t>
-      </w:r>
-      <w:proofErr w:type="gramEnd"/>
-      <w:r>
-        <w:rPr>
-          <w:bCs/>
-          <w:color w:val="000000"/>
-        </w:rPr>
-        <w:t xml:space="preserve"> </w:t>
+        </w:rPr>
+        <w:t xml:space="preserve">, </w:t>
       </w:r>
       <w:r>
         <w:rPr>
@@ -1781,13 +1617,8 @@
         <w:t>……</w:t>
       </w:r>
       <w:r>
-        <w:t>……</w:t>
-      </w:r>
-      <w:proofErr w:type="gramStart"/>
-      <w:r>
-        <w:t>…..</w:t>
-      </w:r>
-      <w:proofErr w:type="gramEnd"/>
+        <w:t>………..</w:t>
+      </w:r>
       <w:r>
         <w:t>………</w:t>
       </w:r>
@@ -1797,7 +1628,6 @@
       <w:r>
         <w:t>…</w:t>
       </w:r>
-      <w:proofErr w:type="gramStart"/>
       <w:r>
         <w:t>…</w:t>
       </w:r>
@@ -1807,14 +1637,12 @@
         </w:rPr>
         <w:t>(</w:t>
       </w:r>
-      <w:proofErr w:type="gramEnd"/>
       <w:r>
         <w:rPr>
           <w:vertAlign w:val="superscript"/>
         </w:rPr>
         <w:t>7</w:t>
       </w:r>
-      <w:proofErr w:type="gramStart"/>
       <w:r>
         <w:rPr>
           <w:vertAlign w:val="superscript"/>
@@ -1825,11 +1653,7 @@
         <w:t xml:space="preserve"> </w:t>
       </w:r>
       <w:r>
-        <w:t xml:space="preserve"> tái</w:t>
-      </w:r>
-      <w:proofErr w:type="gramEnd"/>
-      <w:r>
-        <w:t xml:space="preserve"> </w:t>
+        <w:t xml:space="preserve"> tái </w:t>
       </w:r>
       <w:r>
         <w:t xml:space="preserve">hoà nhập </w:t>
@@ -4834,8 +4658,12 @@
       </w:pPr>
     </w:p>
     <w:sectPr>
-      <w:headerReference w:type="default" r:id="rId7"/>
-      <w:footerReference w:type="first" r:id="rId8"/>
+      <w:headerReference w:type="even" r:id="rId7"/>
+      <w:headerReference w:type="default" r:id="rId8"/>
+      <w:footerReference w:type="even" r:id="rId9"/>
+      <w:footerReference w:type="default" r:id="rId10"/>
+      <w:headerReference w:type="first" r:id="rId11"/>
+      <w:footerReference w:type="first" r:id="rId12"/>
       <w:pgSz w:w="11907" w:h="16840" w:code="9"/>
       <w:pgMar w:top="1134" w:right="1134" w:bottom="567" w:left="1701" w:header="720" w:footer="720" w:gutter="0"/>
       <w:cols w:space="720"/>
@@ -4872,6 +4700,26 @@
 </file>
 
 <file path=word/footer1.xml><?xml version="1.0" encoding="utf-8"?>
+<w:ftr xmlns:wpc="http://schemas.microsoft.com/office/word/2010/wordprocessingCanvas" xmlns:cx="http://schemas.microsoft.com/office/drawing/2014/chartex" xmlns:cx1="http://schemas.microsoft.com/office/drawing/2015/9/8/chartex" xmlns:cx2="http://schemas.microsoft.com/office/drawing/2015/10/21/chartex" xmlns:cx3="http://schemas.microsoft.com/office/drawing/2016/5/9/chartex" xmlns:cx4="http://schemas.microsoft.com/office/drawing/2016/5/10/chartex" xmlns:cx5="http://schemas.microsoft.com/office/drawing/2016/5/11/chartex" xmlns:cx6="http://schemas.microsoft.com/office/drawing/2016/5/12/chartex" xmlns:cx7="http://schemas.microsoft.com/office/drawing/2016/5/13/chartex" xmlns:cx8="http://schemas.microsoft.com/office/drawing/2016/5/14/chartex" xmlns:mc="http://schemas.openxmlformats.org/markup-compatibility/2006" xmlns:aink="http://schemas.microsoft.com/office/drawing/2016/ink" xmlns:am3d="http://schemas.microsoft.com/office/drawing/2017/model3d" xmlns:o="urn:schemas-microsoft-com:office:office" xmlns:oel="http://schemas.microsoft.com/office/2019/extlst" xmlns:r="http://schemas.openxmlformats.org/officeDocument/2006/relationships" xmlns:m="http://schemas.openxmlformats.org/officeDocument/2006/math" xmlns:v="urn:schemas-microsoft-com:vml" xmlns:wp14="http://schemas.microsoft.com/office/word/2010/wordprocessingDrawing" xmlns:wp="http://schemas.openxmlformats.org/drawingml/2006/wordprocessingDrawing" xmlns:w10="urn:schemas-microsoft-com:office:word" xmlns:w="http://schemas.openxmlformats.org/wordprocessingml/2006/main" xmlns:w14="http://schemas.microsoft.com/office/word/2010/wordml" xmlns:w15="http://schemas.microsoft.com/office/word/2012/wordml" xmlns:w16cex="http://schemas.microsoft.com/office/word/2018/wordml/cex" xmlns:w16cid="http://schemas.microsoft.com/office/word/2016/wordml/cid" xmlns:w16="http://schemas.microsoft.com/office/word/2018/wordml" xmlns:w16du="http://schemas.microsoft.com/office/word/2023/wordml/word16du" xmlns:w16sdtdh="http://schemas.microsoft.com/office/word/2020/wordml/sdtdatahash" xmlns:w16sdtfl="http://schemas.microsoft.com/office/word/2024/wordml/sdtformatlock" xmlns:w16se="http://schemas.microsoft.com/office/word/2015/wordml/symex" xmlns:wpg="http://schemas.microsoft.com/office/word/2010/wordprocessingGroup" xmlns:wpi="http://schemas.microsoft.com/office/word/2010/wordprocessingInk" xmlns:wne="http://schemas.microsoft.com/office/word/2006/wordml" xmlns:wps="http://schemas.microsoft.com/office/word/2010/wordprocessingShape" mc:Ignorable="w14 w15 w16se w16cid w16 w16cex w16sdtdh w16sdtfl w16du wp14">
+  <w:p>
+    <w:pPr>
+      <w:pStyle w:val="Footer"/>
+    </w:pPr>
+  </w:p>
+</w:ftr>
+</file>
+
+<file path=word/footer2.xml><?xml version="1.0" encoding="utf-8"?>
+<w:ftr xmlns:wpc="http://schemas.microsoft.com/office/word/2010/wordprocessingCanvas" xmlns:cx="http://schemas.microsoft.com/office/drawing/2014/chartex" xmlns:cx1="http://schemas.microsoft.com/office/drawing/2015/9/8/chartex" xmlns:cx2="http://schemas.microsoft.com/office/drawing/2015/10/21/chartex" xmlns:cx3="http://schemas.microsoft.com/office/drawing/2016/5/9/chartex" xmlns:cx4="http://schemas.microsoft.com/office/drawing/2016/5/10/chartex" xmlns:cx5="http://schemas.microsoft.com/office/drawing/2016/5/11/chartex" xmlns:cx6="http://schemas.microsoft.com/office/drawing/2016/5/12/chartex" xmlns:cx7="http://schemas.microsoft.com/office/drawing/2016/5/13/chartex" xmlns:cx8="http://schemas.microsoft.com/office/drawing/2016/5/14/chartex" xmlns:mc="http://schemas.openxmlformats.org/markup-compatibility/2006" xmlns:aink="http://schemas.microsoft.com/office/drawing/2016/ink" xmlns:am3d="http://schemas.microsoft.com/office/drawing/2017/model3d" xmlns:o="urn:schemas-microsoft-com:office:office" xmlns:oel="http://schemas.microsoft.com/office/2019/extlst" xmlns:r="http://schemas.openxmlformats.org/officeDocument/2006/relationships" xmlns:m="http://schemas.openxmlformats.org/officeDocument/2006/math" xmlns:v="urn:schemas-microsoft-com:vml" xmlns:wp14="http://schemas.microsoft.com/office/word/2010/wordprocessingDrawing" xmlns:wp="http://schemas.openxmlformats.org/drawingml/2006/wordprocessingDrawing" xmlns:w10="urn:schemas-microsoft-com:office:word" xmlns:w="http://schemas.openxmlformats.org/wordprocessingml/2006/main" xmlns:w14="http://schemas.microsoft.com/office/word/2010/wordml" xmlns:w15="http://schemas.microsoft.com/office/word/2012/wordml" xmlns:w16cex="http://schemas.microsoft.com/office/word/2018/wordml/cex" xmlns:w16cid="http://schemas.microsoft.com/office/word/2016/wordml/cid" xmlns:w16="http://schemas.microsoft.com/office/word/2018/wordml" xmlns:w16du="http://schemas.microsoft.com/office/word/2023/wordml/word16du" xmlns:w16sdtdh="http://schemas.microsoft.com/office/word/2020/wordml/sdtdatahash" xmlns:w16sdtfl="http://schemas.microsoft.com/office/word/2024/wordml/sdtformatlock" xmlns:w16se="http://schemas.microsoft.com/office/word/2015/wordml/symex" xmlns:wpg="http://schemas.microsoft.com/office/word/2010/wordprocessingGroup" xmlns:wpi="http://schemas.microsoft.com/office/word/2010/wordprocessingInk" xmlns:wne="http://schemas.microsoft.com/office/word/2006/wordml" xmlns:wps="http://schemas.microsoft.com/office/word/2010/wordprocessingShape" mc:Ignorable="w14 w15 w16se w16cid w16 w16cex w16sdtdh w16sdtfl w16du wp14">
+  <w:p>
+    <w:pPr>
+      <w:pStyle w:val="Footer"/>
+    </w:pPr>
+  </w:p>
+</w:ftr>
+</file>
+
+<file path=word/footer3.xml><?xml version="1.0" encoding="utf-8"?>
 <w:ftr xmlns:wpc="http://schemas.microsoft.com/office/word/2010/wordprocessingCanvas" xmlns:cx="http://schemas.microsoft.com/office/drawing/2014/chartex" xmlns:cx1="http://schemas.microsoft.com/office/drawing/2015/9/8/chartex" xmlns:cx2="http://schemas.microsoft.com/office/drawing/2015/10/21/chartex" xmlns:cx3="http://schemas.microsoft.com/office/drawing/2016/5/9/chartex" xmlns:cx4="http://schemas.microsoft.com/office/drawing/2016/5/10/chartex" xmlns:cx5="http://schemas.microsoft.com/office/drawing/2016/5/11/chartex" xmlns:cx6="http://schemas.microsoft.com/office/drawing/2016/5/12/chartex" xmlns:cx7="http://schemas.microsoft.com/office/drawing/2016/5/13/chartex" xmlns:cx8="http://schemas.microsoft.com/office/drawing/2016/5/14/chartex" xmlns:mc="http://schemas.openxmlformats.org/markup-compatibility/2006" xmlns:aink="http://schemas.microsoft.com/office/drawing/2016/ink" xmlns:am3d="http://schemas.microsoft.com/office/drawing/2017/model3d" xmlns:o="urn:schemas-microsoft-com:office:office" xmlns:oel="http://schemas.microsoft.com/office/2019/extlst" xmlns:r="http://schemas.openxmlformats.org/officeDocument/2006/relationships" xmlns:m="http://schemas.openxmlformats.org/officeDocument/2006/math" xmlns:v="urn:schemas-microsoft-com:vml" xmlns:wp14="http://schemas.microsoft.com/office/word/2010/wordprocessingDrawing" xmlns:wp="http://schemas.openxmlformats.org/drawingml/2006/wordprocessingDrawing" xmlns:w10="urn:schemas-microsoft-com:office:word" xmlns:w="http://schemas.openxmlformats.org/wordprocessingml/2006/main" xmlns:w14="http://schemas.microsoft.com/office/word/2010/wordml" xmlns:w15="http://schemas.microsoft.com/office/word/2012/wordml" xmlns:w16cex="http://schemas.microsoft.com/office/word/2018/wordml/cex" xmlns:w16cid="http://schemas.microsoft.com/office/word/2016/wordml/cid" xmlns:w16="http://schemas.microsoft.com/office/word/2018/wordml" xmlns:w16du="http://schemas.microsoft.com/office/word/2023/wordml/word16du" xmlns:w16sdtdh="http://schemas.microsoft.com/office/word/2020/wordml/sdtdatahash" xmlns:w16sdtfl="http://schemas.microsoft.com/office/word/2024/wordml/sdtformatlock" xmlns:w16se="http://schemas.microsoft.com/office/word/2015/wordml/symex" xmlns:wpg="http://schemas.microsoft.com/office/word/2010/wordprocessingGroup" xmlns:wpi="http://schemas.microsoft.com/office/word/2010/wordprocessingInk" xmlns:wne="http://schemas.microsoft.com/office/word/2006/wordml" xmlns:wps="http://schemas.microsoft.com/office/word/2010/wordprocessingShape" mc:Ignorable="w14 w15 w16se w16cid w16 w16cex w16sdtdh w16sdtfl w16du wp14">
   <w:p>
     <w:pPr>
@@ -4919,7 +4767,19 @@
       <w:rPr>
         <w:sz w:val="22"/>
       </w:rPr>
-      <w:t>, tỉnh Đồng Nai.</w:t>
+      <w:t xml:space="preserve">, </w:t>
+    </w:r>
+    <w:r>
+      <w:rPr>
+        <w:sz w:val="22"/>
+      </w:rPr>
+      <w:t>TP.</w:t>
+    </w:r>
+    <w:r>
+      <w:rPr>
+        <w:sz w:val="22"/>
+      </w:rPr>
+      <w:t xml:space="preserve"> Đồng Nai.</w:t>
     </w:r>
     <w:r>
       <w:rPr>
@@ -4987,6 +4847,16 @@
 </file>
 
 <file path=word/header1.xml><?xml version="1.0" encoding="utf-8"?>
+<w:hdr xmlns:wpc="http://schemas.microsoft.com/office/word/2010/wordprocessingCanvas" xmlns:cx="http://schemas.microsoft.com/office/drawing/2014/chartex" xmlns:cx1="http://schemas.microsoft.com/office/drawing/2015/9/8/chartex" xmlns:cx2="http://schemas.microsoft.com/office/drawing/2015/10/21/chartex" xmlns:cx3="http://schemas.microsoft.com/office/drawing/2016/5/9/chartex" xmlns:cx4="http://schemas.microsoft.com/office/drawing/2016/5/10/chartex" xmlns:cx5="http://schemas.microsoft.com/office/drawing/2016/5/11/chartex" xmlns:cx6="http://schemas.microsoft.com/office/drawing/2016/5/12/chartex" xmlns:cx7="http://schemas.microsoft.com/office/drawing/2016/5/13/chartex" xmlns:cx8="http://schemas.microsoft.com/office/drawing/2016/5/14/chartex" xmlns:mc="http://schemas.openxmlformats.org/markup-compatibility/2006" xmlns:aink="http://schemas.microsoft.com/office/drawing/2016/ink" xmlns:am3d="http://schemas.microsoft.com/office/drawing/2017/model3d" xmlns:o="urn:schemas-microsoft-com:office:office" xmlns:oel="http://schemas.microsoft.com/office/2019/extlst" xmlns:r="http://schemas.openxmlformats.org/officeDocument/2006/relationships" xmlns:m="http://schemas.openxmlformats.org/officeDocument/2006/math" xmlns:v="urn:schemas-microsoft-com:vml" xmlns:wp14="http://schemas.microsoft.com/office/word/2010/wordprocessingDrawing" xmlns:wp="http://schemas.openxmlformats.org/drawingml/2006/wordprocessingDrawing" xmlns:w10="urn:schemas-microsoft-com:office:word" xmlns:w="http://schemas.openxmlformats.org/wordprocessingml/2006/main" xmlns:w14="http://schemas.microsoft.com/office/word/2010/wordml" xmlns:w15="http://schemas.microsoft.com/office/word/2012/wordml" xmlns:w16cex="http://schemas.microsoft.com/office/word/2018/wordml/cex" xmlns:w16cid="http://schemas.microsoft.com/office/word/2016/wordml/cid" xmlns:w16="http://schemas.microsoft.com/office/word/2018/wordml" xmlns:w16du="http://schemas.microsoft.com/office/word/2023/wordml/word16du" xmlns:w16sdtdh="http://schemas.microsoft.com/office/word/2020/wordml/sdtdatahash" xmlns:w16sdtfl="http://schemas.microsoft.com/office/word/2024/wordml/sdtformatlock" xmlns:w16se="http://schemas.microsoft.com/office/word/2015/wordml/symex" xmlns:wpg="http://schemas.microsoft.com/office/word/2010/wordprocessingGroup" xmlns:wpi="http://schemas.microsoft.com/office/word/2010/wordprocessingInk" xmlns:wne="http://schemas.microsoft.com/office/word/2006/wordml" xmlns:wps="http://schemas.microsoft.com/office/word/2010/wordprocessingShape" mc:Ignorable="w14 w15 w16se w16cid w16 w16cex w16sdtdh w16sdtfl w16du wp14">
+  <w:p>
+    <w:pPr>
+      <w:pStyle w:val="Header"/>
+    </w:pPr>
+  </w:p>
+</w:hdr>
+</file>
+
+<file path=word/header2.xml><?xml version="1.0" encoding="utf-8"?>
 <w:hdr xmlns:wpc="http://schemas.microsoft.com/office/word/2010/wordprocessingCanvas" xmlns:cx="http://schemas.microsoft.com/office/drawing/2014/chartex" xmlns:cx1="http://schemas.microsoft.com/office/drawing/2015/9/8/chartex" xmlns:cx2="http://schemas.microsoft.com/office/drawing/2015/10/21/chartex" xmlns:cx3="http://schemas.microsoft.com/office/drawing/2016/5/9/chartex" xmlns:cx4="http://schemas.microsoft.com/office/drawing/2016/5/10/chartex" xmlns:cx5="http://schemas.microsoft.com/office/drawing/2016/5/11/chartex" xmlns:cx6="http://schemas.microsoft.com/office/drawing/2016/5/12/chartex" xmlns:cx7="http://schemas.microsoft.com/office/drawing/2016/5/13/chartex" xmlns:cx8="http://schemas.microsoft.com/office/drawing/2016/5/14/chartex" xmlns:mc="http://schemas.openxmlformats.org/markup-compatibility/2006" xmlns:aink="http://schemas.microsoft.com/office/drawing/2016/ink" xmlns:am3d="http://schemas.microsoft.com/office/drawing/2017/model3d" xmlns:o="urn:schemas-microsoft-com:office:office" xmlns:oel="http://schemas.microsoft.com/office/2019/extlst" xmlns:r="http://schemas.openxmlformats.org/officeDocument/2006/relationships" xmlns:m="http://schemas.openxmlformats.org/officeDocument/2006/math" xmlns:v="urn:schemas-microsoft-com:vml" xmlns:wp14="http://schemas.microsoft.com/office/word/2010/wordprocessingDrawing" xmlns:wp="http://schemas.openxmlformats.org/drawingml/2006/wordprocessingDrawing" xmlns:w10="urn:schemas-microsoft-com:office:word" xmlns:w="http://schemas.openxmlformats.org/wordprocessingml/2006/main" xmlns:w14="http://schemas.microsoft.com/office/word/2010/wordml" xmlns:w15="http://schemas.microsoft.com/office/word/2012/wordml" xmlns:w16cex="http://schemas.microsoft.com/office/word/2018/wordml/cex" xmlns:w16cid="http://schemas.microsoft.com/office/word/2016/wordml/cid" xmlns:w16="http://schemas.microsoft.com/office/word/2018/wordml" xmlns:w16du="http://schemas.microsoft.com/office/word/2023/wordml/word16du" xmlns:w16sdtdh="http://schemas.microsoft.com/office/word/2020/wordml/sdtdatahash" xmlns:w16sdtfl="http://schemas.microsoft.com/office/word/2024/wordml/sdtformatlock" xmlns:w16se="http://schemas.microsoft.com/office/word/2015/wordml/symex" xmlns:wpg="http://schemas.microsoft.com/office/word/2010/wordprocessingGroup" xmlns:wpi="http://schemas.microsoft.com/office/word/2010/wordprocessingInk" xmlns:wne="http://schemas.microsoft.com/office/word/2006/wordml" xmlns:wps="http://schemas.microsoft.com/office/word/2010/wordprocessingShape" mc:Ignorable="w14 w15 w16se w16cid w16 w16cex w16sdtdh w16sdtfl w16du wp14">
   <w:p>
     <w:pPr>
@@ -5047,6 +4917,16 @@
       <w:fldChar w:fldCharType="end"/>
     </w:r>
   </w:p>
+  <w:p>
+    <w:pPr>
+      <w:pStyle w:val="Header"/>
+    </w:pPr>
+  </w:p>
+</w:hdr>
+</file>
+
+<file path=word/header3.xml><?xml version="1.0" encoding="utf-8"?>
+<w:hdr xmlns:wpc="http://schemas.microsoft.com/office/word/2010/wordprocessingCanvas" xmlns:cx="http://schemas.microsoft.com/office/drawing/2014/chartex" xmlns:cx1="http://schemas.microsoft.com/office/drawing/2015/9/8/chartex" xmlns:cx2="http://schemas.microsoft.com/office/drawing/2015/10/21/chartex" xmlns:cx3="http://schemas.microsoft.com/office/drawing/2016/5/9/chartex" xmlns:cx4="http://schemas.microsoft.com/office/drawing/2016/5/10/chartex" xmlns:cx5="http://schemas.microsoft.com/office/drawing/2016/5/11/chartex" xmlns:cx6="http://schemas.microsoft.com/office/drawing/2016/5/12/chartex" xmlns:cx7="http://schemas.microsoft.com/office/drawing/2016/5/13/chartex" xmlns:cx8="http://schemas.microsoft.com/office/drawing/2016/5/14/chartex" xmlns:mc="http://schemas.openxmlformats.org/markup-compatibility/2006" xmlns:aink="http://schemas.microsoft.com/office/drawing/2016/ink" xmlns:am3d="http://schemas.microsoft.com/office/drawing/2017/model3d" xmlns:o="urn:schemas-microsoft-com:office:office" xmlns:oel="http://schemas.microsoft.com/office/2019/extlst" xmlns:r="http://schemas.openxmlformats.org/officeDocument/2006/relationships" xmlns:m="http://schemas.openxmlformats.org/officeDocument/2006/math" xmlns:v="urn:schemas-microsoft-com:vml" xmlns:wp14="http://schemas.microsoft.com/office/word/2010/wordprocessingDrawing" xmlns:wp="http://schemas.openxmlformats.org/drawingml/2006/wordprocessingDrawing" xmlns:w10="urn:schemas-microsoft-com:office:word" xmlns:w="http://schemas.openxmlformats.org/wordprocessingml/2006/main" xmlns:w14="http://schemas.microsoft.com/office/word/2010/wordml" xmlns:w15="http://schemas.microsoft.com/office/word/2012/wordml" xmlns:w16cex="http://schemas.microsoft.com/office/word/2018/wordml/cex" xmlns:w16cid="http://schemas.microsoft.com/office/word/2016/wordml/cid" xmlns:w16="http://schemas.microsoft.com/office/word/2018/wordml" xmlns:w16du="http://schemas.microsoft.com/office/word/2023/wordml/word16du" xmlns:w16sdtdh="http://schemas.microsoft.com/office/word/2020/wordml/sdtdatahash" xmlns:w16sdtfl="http://schemas.microsoft.com/office/word/2024/wordml/sdtformatlock" xmlns:w16se="http://schemas.microsoft.com/office/word/2015/wordml/symex" xmlns:wpg="http://schemas.microsoft.com/office/word/2010/wordprocessingGroup" xmlns:wpi="http://schemas.microsoft.com/office/word/2010/wordprocessingInk" xmlns:wne="http://schemas.microsoft.com/office/word/2006/wordml" xmlns:wps="http://schemas.microsoft.com/office/word/2010/wordprocessingShape" mc:Ignorable="w14 w15 w16se w16cid w16 w16cex w16sdtdh w16sdtfl w16du wp14">
   <w:p>
     <w:pPr>
       <w:pStyle w:val="Header"/>
